--- a/docs/DBS6_Audit_Corrections_20260929.docx
+++ b/docs/DBS6_Audit_Corrections_20260929.docx
@@ -220,6 +220,46 @@
       </w:r>
       <w:r>
         <w:t xml:space="preserve">This includes the 12 dose jumps, the 17 new campaigns mid-deal, two structural folds mid-deal and the brand negatives on the Decolure brand broad (Section 14).</w:t>
+      </w:r>
+    </w:p>
+    <w:p>
+      <w:pPr>
+        <w:pStyle w:val="ListParagraph"/>
+        <w:numPr>
+          <w:ilvl w:val="0"/>
+          <w:numId w:val="2"/>
+        </w:numPr>
+        <w:spacing w:after="60"/>
+      </w:pPr>
+      <w:r>
+        <w:rPr>
+          <w:b/>
+          <w:bCs/>
+        </w:rPr>
+        <w:t xml:space="preserve">Check the push against the competition. </w:t>
+      </w:r>
+      <w:r>
+        <w:t xml:space="preserve">The 18 push, waiting and at-target terms are the right ones: rivals out-advertise us on the core bamboo terms that carry 88% of core traffic. On nine of them only Bedsure or Pure Bamboo sit above the target, so progress is judged on rivals passed. Cooling wording, our own brand term and competitor product pages are the gaps (Section 15). No price changes because of competitors.</w:t>
+      </w:r>
+    </w:p>
+    <w:p>
+      <w:pPr>
+        <w:pStyle w:val="ListParagraph"/>
+        <w:numPr>
+          <w:ilvl w:val="0"/>
+          <w:numId w:val="2"/>
+        </w:numPr>
+        <w:spacing w:after="60"/>
+      </w:pPr>
+      <w:r>
+        <w:rPr>
+          <w:b/>
+          <w:bCs/>
+        </w:rPr>
+        <w:t xml:space="preserve">Test Sponsored Brands and video from 1 October. </w:t>
+      </w:r>
+      <w:r>
+        <w:t xml:space="preserve">Six hand-built campaigns at break-even bids on four core terms, our brand terms and our own product pages: $85 a day for 14 days, a separate budget line (Section 16).</w:t>
       </w:r>
     </w:p>
     <w:p>
@@ -10972,7 +11012,7 @@
         <w:t xml:space="preserve">17 new campaigns: </w:t>
       </w:r>
       <w:r>
-        <w:t xml:space="preserve">8 Sponsored Brands and video probes (the engine’s one failed check is a video probe beside a headline probe on the same term), one Sponsored Display defence, one competitor-targeting test and 7 exact tails. Campaigns launched in the deal’s last days would learn on deal traffic. Decide each on 1 October: one Sponsored Brands format per push term, not both; build the tails at break-even; don’t build “bamboo cooling sheets queen size” (restart its keyword).</w:t>
+        <w:t xml:space="preserve">8 Sponsored Brands and video probes (the engine’s one failed check is a video probe beside a headline probe on the same term), one Sponsored Display defence, one competitor-targeting test and 7 exact tails. None launches in the deal’s last days: it would learn on deal traffic. On 1 October the Sponsored Brands test (Section 16) builds three of the video probes and the own-page defence and drops the other five probes; the competitor-targeting test is limited to the pages we win on (Section 15.2); the tails are built at break-even; “bamboo cooling sheets queen size” isn’t built (restart its keyword).</w:t>
       </w:r>
     </w:p>
     <w:p>
@@ -11060,7 +11100,5865 @@
         <w:pStyle w:val="Heading1"/>
       </w:pPr>
       <w:r>
-        <w:t xml:space="preserve">15. Next steps</w:t>
+        <w:t xml:space="preserve">15. The competitive landscape: where the push can win</w:t>
+      </w:r>
+    </w:p>
+    <w:p>
+      <w:pPr>
+        <w:spacing w:after="100"/>
+      </w:pPr>
+      <w:r>
+        <w:t xml:space="preserve">Every decision here was checked against the 13 competitors ASINsight measures — all 2,225 keywords we could act on, exported 28–29 September — and three Data Dive niches with price, estimated sales and reviews for about 60 listings. The workbook has the detail per rival, per keyword and per ASIN.</w:t>
+      </w:r>
+    </w:p>
+    <w:tbl>
+      <w:tblPr>
+        <w:tblW w:type="dxa" w:w="9972"/>
+        <w:tblBorders>
+          <w:top w:val="single" w:color="auto" w:sz="4"/>
+          <w:left w:val="single" w:color="auto" w:sz="4"/>
+          <w:bottom w:val="single" w:color="auto" w:sz="4"/>
+          <w:right w:val="single" w:color="auto" w:sz="4"/>
+          <w:insideH w:val="single" w:color="auto" w:sz="4"/>
+          <w:insideV w:val="single" w:color="auto" w:sz="4"/>
+        </w:tblBorders>
+      </w:tblPr>
+      <w:tblGrid>
+        <w:gridCol w:w="3000"/>
+        <w:gridCol w:w="3486"/>
+        <w:gridCol w:w="3486"/>
+      </w:tblGrid>
+      <w:tr>
+        <w:trPr>
+          <w:tblHeader/>
+        </w:trPr>
+        <w:tc>
+          <w:tcPr>
+            <w:tcW w:type="dxa" w:w="3000"/>
+            <w:shd w:fill="1F3A5F" w:color="auto" w:val="clear"/>
+            <w:tcMar>
+              <w:top w:type="dxa" w:w="40"/>
+              <w:left w:type="dxa" w:w="70"/>
+              <w:bottom w:type="dxa" w:w="40"/>
+              <w:right w:type="dxa" w:w="70"/>
+            </w:tcMar>
+          </w:tcPr>
+          <w:p>
+            <w:pPr>
+              <w:spacing w:after="0"/>
+            </w:pPr>
+            <w:r>
+              <w:rPr>
+                <w:b/>
+                <w:bCs/>
+                <w:color w:val="FFFFFF"/>
+                <w:sz w:val="17"/>
+                <w:szCs w:val="17"/>
+              </w:rPr>
+              <w:t xml:space="preserve">Measure</w:t>
+            </w:r>
+          </w:p>
+        </w:tc>
+        <w:tc>
+          <w:tcPr>
+            <w:tcW w:type="dxa" w:w="3486"/>
+            <w:shd w:fill="1F3A5F" w:color="auto" w:val="clear"/>
+            <w:tcMar>
+              <w:top w:type="dxa" w:w="40"/>
+              <w:left w:type="dxa" w:w="70"/>
+              <w:bottom w:type="dxa" w:w="40"/>
+              <w:right w:type="dxa" w:w="70"/>
+            </w:tcMar>
+          </w:tcPr>
+          <w:p>
+            <w:pPr>
+              <w:spacing w:after="0"/>
+            </w:pPr>
+            <w:r>
+              <w:rPr>
+                <w:b/>
+                <w:bCs/>
+                <w:color w:val="FFFFFF"/>
+                <w:sz w:val="17"/>
+                <w:szCs w:val="17"/>
+              </w:rPr>
+              <w:t xml:space="preserve">B6</w:t>
+            </w:r>
+          </w:p>
+        </w:tc>
+        <w:tc>
+          <w:tcPr>
+            <w:tcW w:type="dxa" w:w="3486"/>
+            <w:shd w:fill="1F3A5F" w:color="auto" w:val="clear"/>
+            <w:tcMar>
+              <w:top w:type="dxa" w:w="40"/>
+              <w:left w:type="dxa" w:w="70"/>
+              <w:bottom w:type="dxa" w:w="40"/>
+              <w:right w:type="dxa" w:w="70"/>
+            </w:tcMar>
+          </w:tcPr>
+          <w:p>
+            <w:pPr>
+              <w:spacing w:after="0"/>
+            </w:pPr>
+            <w:r>
+              <w:rPr>
+                <w:b/>
+                <w:bCs/>
+                <w:color w:val="FFFFFF"/>
+                <w:sz w:val="17"/>
+                <w:szCs w:val="17"/>
+              </w:rPr>
+              <w:t xml:space="preserve">The market</w:t>
+            </w:r>
+          </w:p>
+        </w:tc>
+      </w:tr>
+      <w:tr>
+        <w:tc>
+          <w:tcPr>
+            <w:tcW w:type="dxa" w:w="3000"/>
+            <w:shd w:fill="FFFFFF" w:color="auto" w:val="clear"/>
+            <w:tcMar>
+              <w:top w:type="dxa" w:w="40"/>
+              <w:left w:type="dxa" w:w="70"/>
+              <w:bottom w:type="dxa" w:w="40"/>
+              <w:right w:type="dxa" w:w="70"/>
+            </w:tcMar>
+          </w:tcPr>
+          <w:p>
+            <w:pPr>
+              <w:spacing w:after="0"/>
+            </w:pPr>
+            <w:r>
+              <w:rPr>
+                <w:sz w:val="17"/>
+                <w:szCs w:val="17"/>
+              </w:rPr>
+              <w:t xml:space="preserve">Share of tracked 7-day traffic</w:t>
+            </w:r>
+          </w:p>
+        </w:tc>
+        <w:tc>
+          <w:tcPr>
+            <w:tcW w:type="dxa" w:w="3486"/>
+            <w:shd w:fill="FFFFFF" w:color="auto" w:val="clear"/>
+            <w:tcMar>
+              <w:top w:type="dxa" w:w="40"/>
+              <w:left w:type="dxa" w:w="70"/>
+              <w:bottom w:type="dxa" w:w="40"/>
+              <w:right w:type="dxa" w:w="70"/>
+            </w:tcMar>
+          </w:tcPr>
+          <w:p>
+            <w:pPr>
+              <w:spacing w:after="0"/>
+            </w:pPr>
+            <w:r>
+              <w:rPr>
+                <w:sz w:val="17"/>
+                <w:szCs w:val="17"/>
+              </w:rPr>
+              <w:t xml:space="preserve">170,565 (2.1%)</w:t>
+            </w:r>
+          </w:p>
+        </w:tc>
+        <w:tc>
+          <w:tcPr>
+            <w:tcW w:type="dxa" w:w="3486"/>
+            <w:shd w:fill="FFFFFF" w:color="auto" w:val="clear"/>
+            <w:tcMar>
+              <w:top w:type="dxa" w:w="40"/>
+              <w:left w:type="dxa" w:w="70"/>
+              <w:bottom w:type="dxa" w:w="40"/>
+              <w:right w:type="dxa" w:w="70"/>
+            </w:tcMar>
+          </w:tcPr>
+          <w:p>
+            <w:pPr>
+              <w:spacing w:after="0"/>
+            </w:pPr>
+            <w:r>
+              <w:rPr>
+                <w:sz w:val="17"/>
+                <w:szCs w:val="17"/>
+              </w:rPr>
+              <w:t xml:space="preserve">8,086,848; Pure Bamboo 15× ours, Bedsure 13×</w:t>
+            </w:r>
+          </w:p>
+        </w:tc>
+      </w:tr>
+      <w:tr>
+        <w:tc>
+          <w:tcPr>
+            <w:tcW w:type="dxa" w:w="3000"/>
+            <w:shd w:fill="F2F5F9" w:color="auto" w:val="clear"/>
+            <w:tcMar>
+              <w:top w:type="dxa" w:w="40"/>
+              <w:left w:type="dxa" w:w="70"/>
+              <w:bottom w:type="dxa" w:w="40"/>
+              <w:right w:type="dxa" w:w="70"/>
+            </w:tcMar>
+          </w:tcPr>
+          <w:p>
+            <w:pPr>
+              <w:spacing w:after="0"/>
+            </w:pPr>
+            <w:r>
+              <w:rPr>
+                <w:sz w:val="17"/>
+                <w:szCs w:val="17"/>
+              </w:rPr>
+              <w:t xml:space="preserve">Traffic trend</w:t>
+            </w:r>
+          </w:p>
+        </w:tc>
+        <w:tc>
+          <w:tcPr>
+            <w:tcW w:type="dxa" w:w="3486"/>
+            <w:shd w:fill="F2F5F9" w:color="auto" w:val="clear"/>
+            <w:tcMar>
+              <w:top w:type="dxa" w:w="40"/>
+              <w:left w:type="dxa" w:w="70"/>
+              <w:bottom w:type="dxa" w:w="40"/>
+              <w:right w:type="dxa" w:w="70"/>
+            </w:tcMar>
+          </w:tcPr>
+          <w:p>
+            <w:pPr>
+              <w:spacing w:after="0"/>
+            </w:pPr>
+            <w:r>
+              <w:rPr>
+                <w:sz w:val="17"/>
+                <w:szCs w:val="17"/>
+              </w:rPr>
+              <w:t xml:space="preserve">37% down since 6 Aug; up 8% since 17 Sep</w:t>
+            </w:r>
+          </w:p>
+        </w:tc>
+        <w:tc>
+          <w:tcPr>
+            <w:tcW w:type="dxa" w:w="3486"/>
+            <w:shd w:fill="F2F5F9" w:color="auto" w:val="clear"/>
+            <w:tcMar>
+              <w:top w:type="dxa" w:w="40"/>
+              <w:left w:type="dxa" w:w="70"/>
+              <w:bottom w:type="dxa" w:w="40"/>
+              <w:right w:type="dxa" w:w="70"/>
+            </w:tcMar>
+          </w:tcPr>
+          <w:p>
+            <w:pPr>
+              <w:spacing w:after="0"/>
+            </w:pPr>
+            <w:r>
+              <w:rPr>
+                <w:sz w:val="17"/>
+                <w:szCs w:val="17"/>
+              </w:rPr>
+              <w:t xml:space="preserve">Rivals down 7–24% since mid-September (season), except KRIMANO, up 123%</w:t>
+            </w:r>
+          </w:p>
+        </w:tc>
+      </w:tr>
+      <w:tr>
+        <w:tc>
+          <w:tcPr>
+            <w:tcW w:type="dxa" w:w="3000"/>
+            <w:shd w:fill="FFFFFF" w:color="auto" w:val="clear"/>
+            <w:tcMar>
+              <w:top w:type="dxa" w:w="40"/>
+              <w:left w:type="dxa" w:w="70"/>
+              <w:bottom w:type="dxa" w:w="40"/>
+              <w:right w:type="dxa" w:w="70"/>
+            </w:tcMar>
+          </w:tcPr>
+          <w:p>
+            <w:pPr>
+              <w:spacing w:after="0"/>
+            </w:pPr>
+            <w:r>
+              <w:rPr>
+                <w:sz w:val="17"/>
+                <w:szCs w:val="17"/>
+              </w:rPr>
+              <w:t xml:space="preserve">Core bamboo terms</w:t>
+            </w:r>
+          </w:p>
+        </w:tc>
+        <w:tc>
+          <w:tcPr>
+            <w:tcW w:type="dxa" w:w="3486"/>
+            <w:shd w:fill="FFFFFF" w:color="auto" w:val="clear"/>
+            <w:tcMar>
+              <w:top w:type="dxa" w:w="40"/>
+              <w:left w:type="dxa" w:w="70"/>
+              <w:bottom w:type="dxa" w:w="40"/>
+              <w:right w:type="dxa" w:w="70"/>
+            </w:tcMar>
+          </w:tcPr>
+          <w:p>
+            <w:pPr>
+              <w:spacing w:after="0"/>
+            </w:pPr>
+            <w:r>
+              <w:rPr>
+                <w:sz w:val="17"/>
+                <w:szCs w:val="17"/>
+              </w:rPr>
+              <w:t xml:space="preserve">197 terms, 3.1% of their traffic; we advertise on almost all</w:t>
+            </w:r>
+          </w:p>
+        </w:tc>
+        <w:tc>
+          <w:tcPr>
+            <w:tcW w:type="dxa" w:w="3486"/>
+            <w:shd w:fill="FFFFFF" w:color="auto" w:val="clear"/>
+            <w:tcMar>
+              <w:top w:type="dxa" w:w="40"/>
+              <w:left w:type="dxa" w:w="70"/>
+              <w:bottom w:type="dxa" w:w="40"/>
+              <w:right w:type="dxa" w:w="70"/>
+            </w:tcMar>
+          </w:tcPr>
+          <w:p>
+            <w:pPr>
+              <w:spacing w:after="0"/>
+            </w:pPr>
+            <w:r>
+              <w:rPr>
+                <w:sz w:val="17"/>
+                <w:szCs w:val="17"/>
+              </w:rPr>
+              <w:t xml:space="preserve">Rivals out-advertise us on 79, carrying 88% of core traffic</w:t>
+            </w:r>
+          </w:p>
+        </w:tc>
+      </w:tr>
+      <w:tr>
+        <w:tc>
+          <w:tcPr>
+            <w:tcW w:type="dxa" w:w="3000"/>
+            <w:shd w:fill="F2F5F9" w:color="auto" w:val="clear"/>
+            <w:tcMar>
+              <w:top w:type="dxa" w:w="40"/>
+              <w:left w:type="dxa" w:w="70"/>
+              <w:bottom w:type="dxa" w:w="40"/>
+              <w:right w:type="dxa" w:w="70"/>
+            </w:tcMar>
+          </w:tcPr>
+          <w:p>
+            <w:pPr>
+              <w:spacing w:after="0"/>
+            </w:pPr>
+            <w:r>
+              <w:rPr>
+                <w:sz w:val="17"/>
+                <w:szCs w:val="17"/>
+              </w:rPr>
+              <w:t xml:space="preserve">Cooling wording</w:t>
+            </w:r>
+          </w:p>
+        </w:tc>
+        <w:tc>
+          <w:tcPr>
+            <w:tcW w:type="dxa" w:w="3486"/>
+            <w:shd w:fill="F2F5F9" w:color="auto" w:val="clear"/>
+            <w:tcMar>
+              <w:top w:type="dxa" w:w="40"/>
+              <w:left w:type="dxa" w:w="70"/>
+              <w:bottom w:type="dxa" w:w="40"/>
+              <w:right w:type="dxa" w:w="70"/>
+            </w:tcMar>
+          </w:tcPr>
+          <w:p>
+            <w:pPr>
+              <w:spacing w:after="0"/>
+            </w:pPr>
+            <w:r>
+              <w:rPr>
+                <w:sz w:val="17"/>
+                <w:szCs w:val="17"/>
+              </w:rPr>
+              <w:t xml:space="preserve">1.1% of 673,458 traffic</w:t>
+            </w:r>
+          </w:p>
+        </w:tc>
+        <w:tc>
+          <w:tcPr>
+            <w:tcW w:type="dxa" w:w="3486"/>
+            <w:shd w:fill="F2F5F9" w:color="auto" w:val="clear"/>
+            <w:tcMar>
+              <w:top w:type="dxa" w:w="40"/>
+              <w:left w:type="dxa" w:w="70"/>
+              <w:bottom w:type="dxa" w:w="40"/>
+              <w:right w:type="dxa" w:w="70"/>
+            </w:tcMar>
+          </w:tcPr>
+          <w:p>
+            <w:pPr>
+              <w:spacing w:after="0"/>
+            </w:pPr>
+            <w:r>
+              <w:rPr>
+                <w:sz w:val="17"/>
+                <w:szCs w:val="17"/>
+              </w:rPr>
+              <w:t xml:space="preserve">Rivals advertise on 110 of these terms where we run nothing</w:t>
+            </w:r>
+          </w:p>
+        </w:tc>
+      </w:tr>
+      <w:tr>
+        <w:tc>
+          <w:tcPr>
+            <w:tcW w:type="dxa" w:w="3000"/>
+            <w:shd w:fill="FFFFFF" w:color="auto" w:val="clear"/>
+            <w:tcMar>
+              <w:top w:type="dxa" w:w="40"/>
+              <w:left w:type="dxa" w:w="70"/>
+              <w:bottom w:type="dxa" w:w="40"/>
+              <w:right w:type="dxa" w:w="70"/>
+            </w:tcMar>
+          </w:tcPr>
+          <w:p>
+            <w:pPr>
+              <w:spacing w:after="0"/>
+            </w:pPr>
+            <w:r>
+              <w:rPr>
+                <w:sz w:val="17"/>
+                <w:szCs w:val="17"/>
+              </w:rPr>
+              <w:t xml:space="preserve">Sponsored Brands banners</w:t>
+            </w:r>
+          </w:p>
+        </w:tc>
+        <w:tc>
+          <w:tcPr>
+            <w:tcW w:type="dxa" w:w="3486"/>
+            <w:shd w:fill="FFFFFF" w:color="auto" w:val="clear"/>
+            <w:tcMar>
+              <w:top w:type="dxa" w:w="40"/>
+              <w:left w:type="dxa" w:w="70"/>
+              <w:bottom w:type="dxa" w:w="40"/>
+              <w:right w:type="dxa" w:w="70"/>
+            </w:tcMar>
+          </w:tcPr>
+          <w:p>
+            <w:pPr>
+              <w:spacing w:after="0"/>
+            </w:pPr>
+            <w:r>
+              <w:rPr>
+                <w:sz w:val="17"/>
+                <w:szCs w:val="17"/>
+              </w:rPr>
+              <w:t xml:space="preserve">4 keywords, no video</w:t>
+            </w:r>
+          </w:p>
+        </w:tc>
+        <w:tc>
+          <w:tcPr>
+            <w:tcW w:type="dxa" w:w="3486"/>
+            <w:shd w:fill="FFFFFF" w:color="auto" w:val="clear"/>
+            <w:tcMar>
+              <w:top w:type="dxa" w:w="40"/>
+              <w:left w:type="dxa" w:w="70"/>
+              <w:bottom w:type="dxa" w:w="40"/>
+              <w:right w:type="dxa" w:w="70"/>
+            </w:tcMar>
+          </w:tcPr>
+          <w:p>
+            <w:pPr>
+              <w:spacing w:after="0"/>
+            </w:pPr>
+            <w:r>
+              <w:rPr>
+                <w:sz w:val="17"/>
+                <w:szCs w:val="17"/>
+              </w:rPr>
+              <w:t xml:space="preserve">Pure Bamboo 3,791 (video 2,524), Bedsure 2,921 (1,646), Bella 1,390 (523)</w:t>
+            </w:r>
+          </w:p>
+        </w:tc>
+      </w:tr>
+      <w:tr>
+        <w:tc>
+          <w:tcPr>
+            <w:tcW w:type="dxa" w:w="3000"/>
+            <w:shd w:fill="F2F5F9" w:color="auto" w:val="clear"/>
+            <w:tcMar>
+              <w:top w:type="dxa" w:w="40"/>
+              <w:left w:type="dxa" w:w="70"/>
+              <w:bottom w:type="dxa" w:w="40"/>
+              <w:right w:type="dxa" w:w="70"/>
+            </w:tcMar>
+          </w:tcPr>
+          <w:p>
+            <w:pPr>
+              <w:spacing w:after="0"/>
+            </w:pPr>
+            <w:r>
+              <w:rPr>
+                <w:sz w:val="17"/>
+                <w:szCs w:val="17"/>
+              </w:rPr>
+              <w:t xml:space="preserve">Offer</w:t>
+            </w:r>
+          </w:p>
+        </w:tc>
+        <w:tc>
+          <w:tcPr>
+            <w:tcW w:type="dxa" w:w="3486"/>
+            <w:shd w:fill="F2F5F9" w:color="auto" w:val="clear"/>
+            <w:tcMar>
+              <w:top w:type="dxa" w:w="40"/>
+              <w:left w:type="dxa" w:w="70"/>
+              <w:bottom w:type="dxa" w:w="40"/>
+              <w:right w:type="dxa" w:w="70"/>
+            </w:tcMar>
+          </w:tcPr>
+          <w:p>
+            <w:pPr>
+              <w:spacing w:after="0"/>
+            </w:pPr>
+            <w:r>
+              <w:rPr>
+                <w:sz w:val="17"/>
+                <w:szCs w:val="17"/>
+              </w:rPr>
+              <w:t xml:space="preserve">6 pieces: King $72.24, Queen $67.99</w:t>
+            </w:r>
+          </w:p>
+        </w:tc>
+        <w:tc>
+          <w:tcPr>
+            <w:tcW w:type="dxa" w:w="3486"/>
+            <w:shd w:fill="F2F5F9" w:color="auto" w:val="clear"/>
+            <w:tcMar>
+              <w:top w:type="dxa" w:w="40"/>
+              <w:left w:type="dxa" w:w="70"/>
+              <w:bottom w:type="dxa" w:w="40"/>
+              <w:right w:type="dxa" w:w="70"/>
+            </w:tcMar>
+          </w:tcPr>
+          <w:p>
+            <w:pPr>
+              <w:spacing w:after="0"/>
+            </w:pPr>
+            <w:r>
+              <w:rPr>
+                <w:sz w:val="17"/>
+                <w:szCs w:val="17"/>
+              </w:rPr>
+              <w:t xml:space="preserve">4 pieces at $80–135 (Pure Bamboo, Bella, Bambaw, BAMPURE, GOKOTTA, Cariloha); cheaper: Bedsure $60–70 with 65k reviews, DOZ $55–65 (3 pieces), Love’s cabin $40–43</w:t>
+            </w:r>
+          </w:p>
+        </w:tc>
+      </w:tr>
+      <w:tr>
+        <w:tc>
+          <w:tcPr>
+            <w:tcW w:type="dxa" w:w="3000"/>
+            <w:shd w:fill="FFFFFF" w:color="auto" w:val="clear"/>
+            <w:tcMar>
+              <w:top w:type="dxa" w:w="40"/>
+              <w:left w:type="dxa" w:w="70"/>
+              <w:bottom w:type="dxa" w:w="40"/>
+              <w:right w:type="dxa" w:w="70"/>
+            </w:tcMar>
+          </w:tcPr>
+          <w:p>
+            <w:pPr>
+              <w:spacing w:after="0"/>
+            </w:pPr>
+            <w:r>
+              <w:rPr>
+                <w:sz w:val="17"/>
+                <w:szCs w:val="17"/>
+              </w:rPr>
+              <w:t xml:space="preserve">Reviews</w:t>
+            </w:r>
+          </w:p>
+        </w:tc>
+        <w:tc>
+          <w:tcPr>
+            <w:tcW w:type="dxa" w:w="3486"/>
+            <w:shd w:fill="FFFFFF" w:color="auto" w:val="clear"/>
+            <w:tcMar>
+              <w:top w:type="dxa" w:w="40"/>
+              <w:left w:type="dxa" w:w="70"/>
+              <w:bottom w:type="dxa" w:w="40"/>
+              <w:right w:type="dxa" w:w="70"/>
+            </w:tcMar>
+          </w:tcPr>
+          <w:p>
+            <w:pPr>
+              <w:spacing w:after="0"/>
+            </w:pPr>
+            <w:r>
+              <w:rPr>
+                <w:sz w:val="17"/>
+                <w:szCs w:val="17"/>
+              </w:rPr>
+              <w:t xml:space="preserve">3,128 at 4.4★</w:t>
+            </w:r>
+          </w:p>
+        </w:tc>
+        <w:tc>
+          <w:tcPr>
+            <w:tcW w:type="dxa" w:w="3486"/>
+            <w:shd w:fill="FFFFFF" w:color="auto" w:val="clear"/>
+            <w:tcMar>
+              <w:top w:type="dxa" w:w="40"/>
+              <w:left w:type="dxa" w:w="70"/>
+              <w:bottom w:type="dxa" w:w="40"/>
+              <w:right w:type="dxa" w:w="70"/>
+            </w:tcMar>
+          </w:tcPr>
+          <w:p>
+            <w:pPr>
+              <w:spacing w:after="0"/>
+            </w:pPr>
+            <w:r>
+              <w:rPr>
+                <w:sz w:val="17"/>
+                <w:szCs w:val="17"/>
+              </w:rPr>
+              <w:t xml:space="preserve">Bamboo-niche median 2,630 at 4.4★; Aspirational rivals 20–65k</w:t>
+            </w:r>
+          </w:p>
+        </w:tc>
+      </w:tr>
+    </w:tbl>
+    <w:p>
+      <w:pPr>
+        <w:spacing w:after="40"/>
+      </w:pPr>
+    </w:p>
+    <w:p>
+      <w:pPr>
+        <w:pStyle w:val="Heading2"/>
+      </w:pPr>
+      <w:r>
+        <w:t xml:space="preserve">15.1 What it confirms</w:t>
+      </w:r>
+    </w:p>
+    <w:p>
+      <w:pPr>
+        <w:spacing w:after="100"/>
+      </w:pPr>
+      <w:r>
+        <w:t xml:space="preserve">The push is on the right terms. All 18 push, waiting and at-target terms are core bamboo terms that 12 or 13 of the 13 rivals rank on, and on most of them rivals buy more of the ads than we do. What differs is who stands between us and the target:</w:t>
+      </w:r>
+    </w:p>
+    <w:tbl>
+      <w:tblPr>
+        <w:tblW w:type="dxa" w:w="9972"/>
+        <w:tblBorders>
+          <w:top w:val="single" w:color="auto" w:sz="4"/>
+          <w:left w:val="single" w:color="auto" w:sz="4"/>
+          <w:bottom w:val="single" w:color="auto" w:sz="4"/>
+          <w:right w:val="single" w:color="auto" w:sz="4"/>
+          <w:insideH w:val="single" w:color="auto" w:sz="4"/>
+          <w:insideV w:val="single" w:color="auto" w:sz="4"/>
+        </w:tblBorders>
+      </w:tblPr>
+      <w:tblGrid>
+        <w:gridCol w:w="2100"/>
+        <w:gridCol w:w="800"/>
+        <w:gridCol w:w="700"/>
+        <w:gridCol w:w="650"/>
+        <w:gridCol w:w="2622"/>
+        <w:gridCol w:w="1400"/>
+        <w:gridCol w:w="1700"/>
+      </w:tblGrid>
+      <w:tr>
+        <w:trPr>
+          <w:tblHeader/>
+        </w:trPr>
+        <w:tc>
+          <w:tcPr>
+            <w:tcW w:type="dxa" w:w="2100"/>
+            <w:shd w:fill="1F3A5F" w:color="auto" w:val="clear"/>
+            <w:tcMar>
+              <w:top w:type="dxa" w:w="40"/>
+              <w:left w:type="dxa" w:w="70"/>
+              <w:bottom w:type="dxa" w:w="40"/>
+              <w:right w:type="dxa" w:w="70"/>
+            </w:tcMar>
+          </w:tcPr>
+          <w:p>
+            <w:pPr>
+              <w:spacing w:after="0"/>
+            </w:pPr>
+            <w:r>
+              <w:rPr>
+                <w:b/>
+                <w:bCs/>
+                <w:color w:val="FFFFFF"/>
+                <w:sz w:val="17"/>
+                <w:szCs w:val="17"/>
+              </w:rPr>
+              <w:t xml:space="preserve">Term</w:t>
+            </w:r>
+          </w:p>
+        </w:tc>
+        <w:tc>
+          <w:tcPr>
+            <w:tcW w:type="dxa" w:w="800"/>
+            <w:shd w:fill="1F3A5F" w:color="auto" w:val="clear"/>
+            <w:tcMar>
+              <w:top w:type="dxa" w:w="40"/>
+              <w:left w:type="dxa" w:w="70"/>
+              <w:bottom w:type="dxa" w:w="40"/>
+              <w:right w:type="dxa" w:w="70"/>
+            </w:tcMar>
+          </w:tcPr>
+          <w:p>
+            <w:pPr>
+              <w:spacing w:after="0"/>
+            </w:pPr>
+            <w:r>
+              <w:rPr>
+                <w:b/>
+                <w:bCs/>
+                <w:color w:val="FFFFFF"/>
+                <w:sz w:val="17"/>
+                <w:szCs w:val="17"/>
+              </w:rPr>
+              <w:t xml:space="preserve">Decision</w:t>
+            </w:r>
+          </w:p>
+        </w:tc>
+        <w:tc>
+          <w:tcPr>
+            <w:tcW w:type="dxa" w:w="700"/>
+            <w:shd w:fill="1F3A5F" w:color="auto" w:val="clear"/>
+            <w:tcMar>
+              <w:top w:type="dxa" w:w="40"/>
+              <w:left w:type="dxa" w:w="70"/>
+              <w:bottom w:type="dxa" w:w="40"/>
+              <w:right w:type="dxa" w:w="70"/>
+            </w:tcMar>
+          </w:tcPr>
+          <w:p>
+            <w:pPr>
+              <w:spacing w:after="0"/>
+            </w:pPr>
+            <w:r>
+              <w:rPr>
+                <w:b/>
+                <w:bCs/>
+                <w:color w:val="FFFFFF"/>
+                <w:sz w:val="17"/>
+                <w:szCs w:val="17"/>
+              </w:rPr>
+              <w:t xml:space="preserve">Our organic</w:t>
+            </w:r>
+          </w:p>
+        </w:tc>
+        <w:tc>
+          <w:tcPr>
+            <w:tcW w:type="dxa" w:w="650"/>
+            <w:shd w:fill="1F3A5F" w:color="auto" w:val="clear"/>
+            <w:tcMar>
+              <w:top w:type="dxa" w:w="40"/>
+              <w:left w:type="dxa" w:w="70"/>
+              <w:bottom w:type="dxa" w:w="40"/>
+              <w:right w:type="dxa" w:w="70"/>
+            </w:tcMar>
+          </w:tcPr>
+          <w:p>
+            <w:pPr>
+              <w:spacing w:after="0"/>
+            </w:pPr>
+            <w:r>
+              <w:rPr>
+                <w:b/>
+                <w:bCs/>
+                <w:color w:val="FFFFFF"/>
+                <w:sz w:val="17"/>
+                <w:szCs w:val="17"/>
+              </w:rPr>
+              <w:t xml:space="preserve">Target</w:t>
+            </w:r>
+          </w:p>
+        </w:tc>
+        <w:tc>
+          <w:tcPr>
+            <w:tcW w:type="dxa" w:w="2622"/>
+            <w:shd w:fill="1F3A5F" w:color="auto" w:val="clear"/>
+            <w:tcMar>
+              <w:top w:type="dxa" w:w="40"/>
+              <w:left w:type="dxa" w:w="70"/>
+              <w:bottom w:type="dxa" w:w="40"/>
+              <w:right w:type="dxa" w:w="70"/>
+            </w:tcMar>
+          </w:tcPr>
+          <w:p>
+            <w:pPr>
+              <w:spacing w:after="0"/>
+            </w:pPr>
+            <w:r>
+              <w:rPr>
+                <w:b/>
+                <w:bCs/>
+                <w:color w:val="FFFFFF"/>
+                <w:sz w:val="17"/>
+                <w:szCs w:val="17"/>
+              </w:rPr>
+              <w:t xml:space="preserve">Top tracked rivals</w:t>
+            </w:r>
+          </w:p>
+        </w:tc>
+        <w:tc>
+          <w:tcPr>
+            <w:tcW w:type="dxa" w:w="1400"/>
+            <w:shd w:fill="1F3A5F" w:color="auto" w:val="clear"/>
+            <w:tcMar>
+              <w:top w:type="dxa" w:w="40"/>
+              <w:left w:type="dxa" w:w="70"/>
+              <w:bottom w:type="dxa" w:w="40"/>
+              <w:right w:type="dxa" w:w="70"/>
+            </w:tcMar>
+          </w:tcPr>
+          <w:p>
+            <w:pPr>
+              <w:spacing w:after="0"/>
+            </w:pPr>
+            <w:r>
+              <w:rPr>
+                <w:b/>
+                <w:bCs/>
+                <w:color w:val="FFFFFF"/>
+                <w:sz w:val="17"/>
+                <w:szCs w:val="17"/>
+              </w:rPr>
+              <w:t xml:space="preserve">Next rival to pass</w:t>
+            </w:r>
+          </w:p>
+        </w:tc>
+        <w:tc>
+          <w:tcPr>
+            <w:tcW w:type="dxa" w:w="1700"/>
+            <w:shd w:fill="1F3A5F" w:color="auto" w:val="clear"/>
+            <w:tcMar>
+              <w:top w:type="dxa" w:w="40"/>
+              <w:left w:type="dxa" w:w="70"/>
+              <w:bottom w:type="dxa" w:w="40"/>
+              <w:right w:type="dxa" w:w="70"/>
+            </w:tcMar>
+          </w:tcPr>
+          <w:p>
+            <w:pPr>
+              <w:spacing w:after="0"/>
+            </w:pPr>
+            <w:r>
+              <w:rPr>
+                <w:b/>
+                <w:bCs/>
+                <w:color w:val="FFFFFF"/>
+                <w:sz w:val="17"/>
+                <w:szCs w:val="17"/>
+              </w:rPr>
+              <w:t xml:space="preserve">Read</w:t>
+            </w:r>
+          </w:p>
+        </w:tc>
+      </w:tr>
+      <w:tr>
+        <w:tc>
+          <w:tcPr>
+            <w:tcW w:type="dxa" w:w="2100"/>
+            <w:shd w:fill="FFFFFF" w:color="auto" w:val="clear"/>
+            <w:tcMar>
+              <w:top w:type="dxa" w:w="40"/>
+              <w:left w:type="dxa" w:w="70"/>
+              <w:bottom w:type="dxa" w:w="40"/>
+              <w:right w:type="dxa" w:w="70"/>
+            </w:tcMar>
+          </w:tcPr>
+          <w:p>
+            <w:pPr>
+              <w:spacing w:after="0"/>
+            </w:pPr>
+            <w:r>
+              <w:rPr>
+                <w:sz w:val="17"/>
+                <w:szCs w:val="17"/>
+              </w:rPr>
+              <w:t xml:space="preserve">bamboo sheets</w:t>
+            </w:r>
+          </w:p>
+        </w:tc>
+        <w:tc>
+          <w:tcPr>
+            <w:tcW w:type="dxa" w:w="800"/>
+            <w:shd w:fill="FFFFFF" w:color="auto" w:val="clear"/>
+            <w:tcMar>
+              <w:top w:type="dxa" w:w="40"/>
+              <w:left w:type="dxa" w:w="70"/>
+              <w:bottom w:type="dxa" w:w="40"/>
+              <w:right w:type="dxa" w:w="70"/>
+            </w:tcMar>
+          </w:tcPr>
+          <w:p>
+            <w:pPr>
+              <w:spacing w:after="0"/>
+            </w:pPr>
+            <w:r>
+              <w:rPr>
+                <w:sz w:val="17"/>
+                <w:szCs w:val="17"/>
+              </w:rPr>
+              <w:t xml:space="preserve">Push</w:t>
+            </w:r>
+          </w:p>
+        </w:tc>
+        <w:tc>
+          <w:tcPr>
+            <w:tcW w:type="dxa" w:w="700"/>
+            <w:shd w:fill="FFFFFF" w:color="auto" w:val="clear"/>
+            <w:tcMar>
+              <w:top w:type="dxa" w:w="40"/>
+              <w:left w:type="dxa" w:w="70"/>
+              <w:bottom w:type="dxa" w:w="40"/>
+              <w:right w:type="dxa" w:w="70"/>
+            </w:tcMar>
+          </w:tcPr>
+          <w:p>
+            <w:pPr>
+              <w:spacing w:after="0"/>
+            </w:pPr>
+            <w:r>
+              <w:rPr>
+                <w:sz w:val="17"/>
+                <w:szCs w:val="17"/>
+              </w:rPr>
+              <w:t xml:space="preserve">30</w:t>
+            </w:r>
+          </w:p>
+        </w:tc>
+        <w:tc>
+          <w:tcPr>
+            <w:tcW w:type="dxa" w:w="650"/>
+            <w:shd w:fill="FFFFFF" w:color="auto" w:val="clear"/>
+            <w:tcMar>
+              <w:top w:type="dxa" w:w="40"/>
+              <w:left w:type="dxa" w:w="70"/>
+              <w:bottom w:type="dxa" w:w="40"/>
+              <w:right w:type="dxa" w:w="70"/>
+            </w:tcMar>
+          </w:tcPr>
+          <w:p>
+            <w:pPr>
+              <w:spacing w:after="0"/>
+            </w:pPr>
+            <w:r>
+              <w:rPr>
+                <w:sz w:val="17"/>
+                <w:szCs w:val="17"/>
+              </w:rPr>
+              <w:t xml:space="preserve">9</w:t>
+            </w:r>
+          </w:p>
+        </w:tc>
+        <w:tc>
+          <w:tcPr>
+            <w:tcW w:type="dxa" w:w="2622"/>
+            <w:shd w:fill="FFFFFF" w:color="auto" w:val="clear"/>
+            <w:tcMar>
+              <w:top w:type="dxa" w:w="40"/>
+              <w:left w:type="dxa" w:w="70"/>
+              <w:bottom w:type="dxa" w:w="40"/>
+              <w:right w:type="dxa" w:w="70"/>
+            </w:tcMar>
+          </w:tcPr>
+          <w:p>
+            <w:pPr>
+              <w:spacing w:after="0"/>
+            </w:pPr>
+            <w:r>
+              <w:rPr>
+                <w:sz w:val="17"/>
+                <w:szCs w:val="17"/>
+              </w:rPr>
+              <w:t xml:space="preserve">Bedsure (cooling) #3, Pure Bamboo #9, KRIMANO #17</w:t>
+            </w:r>
+          </w:p>
+        </w:tc>
+        <w:tc>
+          <w:tcPr>
+            <w:tcW w:type="dxa" w:w="1400"/>
+            <w:shd w:fill="FFFFFF" w:color="auto" w:val="clear"/>
+            <w:tcMar>
+              <w:top w:type="dxa" w:w="40"/>
+              <w:left w:type="dxa" w:w="70"/>
+              <w:bottom w:type="dxa" w:w="40"/>
+              <w:right w:type="dxa" w:w="70"/>
+            </w:tcMar>
+          </w:tcPr>
+          <w:p>
+            <w:pPr>
+              <w:spacing w:after="0"/>
+            </w:pPr>
+            <w:r>
+              <w:rPr>
+                <w:sz w:val="17"/>
+                <w:szCs w:val="17"/>
+              </w:rPr>
+              <w:t xml:space="preserve">BC Bella Coterie #20</w:t>
+            </w:r>
+          </w:p>
+        </w:tc>
+        <w:tc>
+          <w:tcPr>
+            <w:tcW w:type="dxa" w:w="1700"/>
+            <w:shd w:fill="FFFFFF" w:color="auto" w:val="clear"/>
+            <w:tcMar>
+              <w:top w:type="dxa" w:w="40"/>
+              <w:left w:type="dxa" w:w="70"/>
+              <w:bottom w:type="dxa" w:w="40"/>
+              <w:right w:type="dxa" w:w="70"/>
+            </w:tcMar>
+          </w:tcPr>
+          <w:p>
+            <w:pPr>
+              <w:spacing w:after="0"/>
+            </w:pPr>
+            <w:r>
+              <w:rPr>
+                <w:sz w:val="17"/>
+                <w:szCs w:val="17"/>
+              </w:rPr>
+              <w:t xml:space="preserve">Stretch: only Bedsure / Pure Bamboo at or above the target</w:t>
+            </w:r>
+          </w:p>
+        </w:tc>
+      </w:tr>
+      <w:tr>
+        <w:tc>
+          <w:tcPr>
+            <w:tcW w:type="dxa" w:w="2100"/>
+            <w:shd w:fill="F2F5F9" w:color="auto" w:val="clear"/>
+            <w:tcMar>
+              <w:top w:type="dxa" w:w="40"/>
+              <w:left w:type="dxa" w:w="70"/>
+              <w:bottom w:type="dxa" w:w="40"/>
+              <w:right w:type="dxa" w:w="70"/>
+            </w:tcMar>
+          </w:tcPr>
+          <w:p>
+            <w:pPr>
+              <w:spacing w:after="0"/>
+            </w:pPr>
+            <w:r>
+              <w:rPr>
+                <w:sz w:val="17"/>
+                <w:szCs w:val="17"/>
+              </w:rPr>
+              <w:t xml:space="preserve">bamboo sheets queen size</w:t>
+            </w:r>
+          </w:p>
+        </w:tc>
+        <w:tc>
+          <w:tcPr>
+            <w:tcW w:type="dxa" w:w="800"/>
+            <w:shd w:fill="F2F5F9" w:color="auto" w:val="clear"/>
+            <w:tcMar>
+              <w:top w:type="dxa" w:w="40"/>
+              <w:left w:type="dxa" w:w="70"/>
+              <w:bottom w:type="dxa" w:w="40"/>
+              <w:right w:type="dxa" w:w="70"/>
+            </w:tcMar>
+          </w:tcPr>
+          <w:p>
+            <w:pPr>
+              <w:spacing w:after="0"/>
+            </w:pPr>
+            <w:r>
+              <w:rPr>
+                <w:sz w:val="17"/>
+                <w:szCs w:val="17"/>
+              </w:rPr>
+              <w:t xml:space="preserve">Push</w:t>
+            </w:r>
+          </w:p>
+        </w:tc>
+        <w:tc>
+          <w:tcPr>
+            <w:tcW w:type="dxa" w:w="700"/>
+            <w:shd w:fill="F2F5F9" w:color="auto" w:val="clear"/>
+            <w:tcMar>
+              <w:top w:type="dxa" w:w="40"/>
+              <w:left w:type="dxa" w:w="70"/>
+              <w:bottom w:type="dxa" w:w="40"/>
+              <w:right w:type="dxa" w:w="70"/>
+            </w:tcMar>
+          </w:tcPr>
+          <w:p>
+            <w:pPr>
+              <w:spacing w:after="0"/>
+            </w:pPr>
+            <w:r>
+              <w:rPr>
+                <w:sz w:val="17"/>
+                <w:szCs w:val="17"/>
+              </w:rPr>
+              <w:t xml:space="preserve">35</w:t>
+            </w:r>
+          </w:p>
+        </w:tc>
+        <w:tc>
+          <w:tcPr>
+            <w:tcW w:type="dxa" w:w="650"/>
+            <w:shd w:fill="F2F5F9" w:color="auto" w:val="clear"/>
+            <w:tcMar>
+              <w:top w:type="dxa" w:w="40"/>
+              <w:left w:type="dxa" w:w="70"/>
+              <w:bottom w:type="dxa" w:w="40"/>
+              <w:right w:type="dxa" w:w="70"/>
+            </w:tcMar>
+          </w:tcPr>
+          <w:p>
+            <w:pPr>
+              <w:spacing w:after="0"/>
+            </w:pPr>
+            <w:r>
+              <w:rPr>
+                <w:sz w:val="17"/>
+                <w:szCs w:val="17"/>
+              </w:rPr>
+              <w:t xml:space="preserve">5</w:t>
+            </w:r>
+          </w:p>
+        </w:tc>
+        <w:tc>
+          <w:tcPr>
+            <w:tcW w:type="dxa" w:w="2622"/>
+            <w:shd w:fill="F2F5F9" w:color="auto" w:val="clear"/>
+            <w:tcMar>
+              <w:top w:type="dxa" w:w="40"/>
+              <w:left w:type="dxa" w:w="70"/>
+              <w:bottom w:type="dxa" w:w="40"/>
+              <w:right w:type="dxa" w:w="70"/>
+            </w:tcMar>
+          </w:tcPr>
+          <w:p>
+            <w:pPr>
+              <w:spacing w:after="0"/>
+            </w:pPr>
+            <w:r>
+              <w:rPr>
+                <w:sz w:val="17"/>
+                <w:szCs w:val="17"/>
+              </w:rPr>
+              <w:t xml:space="preserve">Bedsure (cooling) #4, Pure Bamboo #12, KRIMANO #13</w:t>
+            </w:r>
+          </w:p>
+        </w:tc>
+        <w:tc>
+          <w:tcPr>
+            <w:tcW w:type="dxa" w:w="1400"/>
+            <w:shd w:fill="F2F5F9" w:color="auto" w:val="clear"/>
+            <w:tcMar>
+              <w:top w:type="dxa" w:w="40"/>
+              <w:left w:type="dxa" w:w="70"/>
+              <w:bottom w:type="dxa" w:w="40"/>
+              <w:right w:type="dxa" w:w="70"/>
+            </w:tcMar>
+          </w:tcPr>
+          <w:p>
+            <w:pPr>
+              <w:spacing w:after="0"/>
+            </w:pPr>
+            <w:r>
+              <w:rPr>
+                <w:sz w:val="17"/>
+                <w:szCs w:val="17"/>
+              </w:rPr>
+              <w:t xml:space="preserve">BAMPURE #31</w:t>
+            </w:r>
+          </w:p>
+        </w:tc>
+        <w:tc>
+          <w:tcPr>
+            <w:tcW w:type="dxa" w:w="1700"/>
+            <w:shd w:fill="F2F5F9" w:color="auto" w:val="clear"/>
+            <w:tcMar>
+              <w:top w:type="dxa" w:w="40"/>
+              <w:left w:type="dxa" w:w="70"/>
+              <w:bottom w:type="dxa" w:w="40"/>
+              <w:right w:type="dxa" w:w="70"/>
+            </w:tcMar>
+          </w:tcPr>
+          <w:p>
+            <w:pPr>
+              <w:spacing w:after="0"/>
+            </w:pPr>
+            <w:r>
+              <w:rPr>
+                <w:sz w:val="17"/>
+                <w:szCs w:val="17"/>
+              </w:rPr>
+              <w:t xml:space="preserve">Stretch: only Bedsure / Pure Bamboo at or above the target</w:t>
+            </w:r>
+          </w:p>
+        </w:tc>
+      </w:tr>
+      <w:tr>
+        <w:tc>
+          <w:tcPr>
+            <w:tcW w:type="dxa" w:w="2100"/>
+            <w:shd w:fill="FFFFFF" w:color="auto" w:val="clear"/>
+            <w:tcMar>
+              <w:top w:type="dxa" w:w="40"/>
+              <w:left w:type="dxa" w:w="70"/>
+              <w:bottom w:type="dxa" w:w="40"/>
+              <w:right w:type="dxa" w:w="70"/>
+            </w:tcMar>
+          </w:tcPr>
+          <w:p>
+            <w:pPr>
+              <w:spacing w:after="0"/>
+            </w:pPr>
+            <w:r>
+              <w:rPr>
+                <w:sz w:val="17"/>
+                <w:szCs w:val="17"/>
+              </w:rPr>
+              <w:t xml:space="preserve">bamboo sheets king size</w:t>
+            </w:r>
+          </w:p>
+        </w:tc>
+        <w:tc>
+          <w:tcPr>
+            <w:tcW w:type="dxa" w:w="800"/>
+            <w:shd w:fill="FFFFFF" w:color="auto" w:val="clear"/>
+            <w:tcMar>
+              <w:top w:type="dxa" w:w="40"/>
+              <w:left w:type="dxa" w:w="70"/>
+              <w:bottom w:type="dxa" w:w="40"/>
+              <w:right w:type="dxa" w:w="70"/>
+            </w:tcMar>
+          </w:tcPr>
+          <w:p>
+            <w:pPr>
+              <w:spacing w:after="0"/>
+            </w:pPr>
+            <w:r>
+              <w:rPr>
+                <w:sz w:val="17"/>
+                <w:szCs w:val="17"/>
+              </w:rPr>
+              <w:t xml:space="preserve">Wait</w:t>
+            </w:r>
+          </w:p>
+        </w:tc>
+        <w:tc>
+          <w:tcPr>
+            <w:tcW w:type="dxa" w:w="700"/>
+            <w:shd w:fill="FFFFFF" w:color="auto" w:val="clear"/>
+            <w:tcMar>
+              <w:top w:type="dxa" w:w="40"/>
+              <w:left w:type="dxa" w:w="70"/>
+              <w:bottom w:type="dxa" w:w="40"/>
+              <w:right w:type="dxa" w:w="70"/>
+            </w:tcMar>
+          </w:tcPr>
+          <w:p>
+            <w:pPr>
+              <w:spacing w:after="0"/>
+            </w:pPr>
+            <w:r>
+              <w:rPr>
+                <w:sz w:val="17"/>
+                <w:szCs w:val="17"/>
+              </w:rPr>
+              <w:t xml:space="preserve">26</w:t>
+            </w:r>
+          </w:p>
+        </w:tc>
+        <w:tc>
+          <w:tcPr>
+            <w:tcW w:type="dxa" w:w="650"/>
+            <w:shd w:fill="FFFFFF" w:color="auto" w:val="clear"/>
+            <w:tcMar>
+              <w:top w:type="dxa" w:w="40"/>
+              <w:left w:type="dxa" w:w="70"/>
+              <w:bottom w:type="dxa" w:w="40"/>
+              <w:right w:type="dxa" w:w="70"/>
+            </w:tcMar>
+          </w:tcPr>
+          <w:p>
+            <w:pPr>
+              <w:spacing w:after="0"/>
+            </w:pPr>
+            <w:r>
+              <w:rPr>
+                <w:sz w:val="17"/>
+                <w:szCs w:val="17"/>
+              </w:rPr>
+              <w:t xml:space="preserve">10</w:t>
+            </w:r>
+          </w:p>
+        </w:tc>
+        <w:tc>
+          <w:tcPr>
+            <w:tcW w:type="dxa" w:w="2622"/>
+            <w:shd w:fill="FFFFFF" w:color="auto" w:val="clear"/>
+            <w:tcMar>
+              <w:top w:type="dxa" w:w="40"/>
+              <w:left w:type="dxa" w:w="70"/>
+              <w:bottom w:type="dxa" w:w="40"/>
+              <w:right w:type="dxa" w:w="70"/>
+            </w:tcMar>
+          </w:tcPr>
+          <w:p>
+            <w:pPr>
+              <w:spacing w:after="0"/>
+            </w:pPr>
+            <w:r>
+              <w:rPr>
+                <w:sz w:val="17"/>
+                <w:szCs w:val="17"/>
+              </w:rPr>
+              <w:t xml:space="preserve">Bedsure (cooling) #4, KRIMANO #6, Pure Bamboo #11</w:t>
+            </w:r>
+          </w:p>
+        </w:tc>
+        <w:tc>
+          <w:tcPr>
+            <w:tcW w:type="dxa" w:w="1400"/>
+            <w:shd w:fill="FFFFFF" w:color="auto" w:val="clear"/>
+            <w:tcMar>
+              <w:top w:type="dxa" w:w="40"/>
+              <w:left w:type="dxa" w:w="70"/>
+              <w:bottom w:type="dxa" w:w="40"/>
+              <w:right w:type="dxa" w:w="70"/>
+            </w:tcMar>
+          </w:tcPr>
+          <w:p>
+            <w:pPr>
+              <w:spacing w:after="0"/>
+            </w:pPr>
+            <w:r>
+              <w:rPr>
+                <w:sz w:val="17"/>
+                <w:szCs w:val="17"/>
+              </w:rPr>
+              <w:t xml:space="preserve">KRIMANO #6</w:t>
+            </w:r>
+          </w:p>
+        </w:tc>
+        <w:tc>
+          <w:tcPr>
+            <w:tcW w:type="dxa" w:w="1700"/>
+            <w:shd w:fill="FFFFFF" w:color="auto" w:val="clear"/>
+            <w:tcMar>
+              <w:top w:type="dxa" w:w="40"/>
+              <w:left w:type="dxa" w:w="70"/>
+              <w:bottom w:type="dxa" w:w="40"/>
+              <w:right w:type="dxa" w:w="70"/>
+            </w:tcMar>
+          </w:tcPr>
+          <w:p>
+            <w:pPr>
+              <w:spacing w:after="0"/>
+            </w:pPr>
+            <w:r>
+              <w:rPr>
+                <w:sz w:val="17"/>
+                <w:szCs w:val="17"/>
+              </w:rPr>
+              <w:t xml:space="preserve">Reachable: a Beatable rival already holds the target</w:t>
+            </w:r>
+          </w:p>
+        </w:tc>
+      </w:tr>
+      <w:tr>
+        <w:tc>
+          <w:tcPr>
+            <w:tcW w:type="dxa" w:w="2100"/>
+            <w:shd w:fill="F2F5F9" w:color="auto" w:val="clear"/>
+            <w:tcMar>
+              <w:top w:type="dxa" w:w="40"/>
+              <w:left w:type="dxa" w:w="70"/>
+              <w:bottom w:type="dxa" w:w="40"/>
+              <w:right w:type="dxa" w:w="70"/>
+            </w:tcMar>
+          </w:tcPr>
+          <w:p>
+            <w:pPr>
+              <w:spacing w:after="0"/>
+            </w:pPr>
+            <w:r>
+              <w:rPr>
+                <w:sz w:val="17"/>
+                <w:szCs w:val="17"/>
+              </w:rPr>
+              <w:t xml:space="preserve">bamboo sheets king</w:t>
+            </w:r>
+          </w:p>
+        </w:tc>
+        <w:tc>
+          <w:tcPr>
+            <w:tcW w:type="dxa" w:w="800"/>
+            <w:shd w:fill="F2F5F9" w:color="auto" w:val="clear"/>
+            <w:tcMar>
+              <w:top w:type="dxa" w:w="40"/>
+              <w:left w:type="dxa" w:w="70"/>
+              <w:bottom w:type="dxa" w:w="40"/>
+              <w:right w:type="dxa" w:w="70"/>
+            </w:tcMar>
+          </w:tcPr>
+          <w:p>
+            <w:pPr>
+              <w:spacing w:after="0"/>
+            </w:pPr>
+            <w:r>
+              <w:rPr>
+                <w:sz w:val="17"/>
+                <w:szCs w:val="17"/>
+              </w:rPr>
+              <w:t xml:space="preserve">Wait</w:t>
+            </w:r>
+          </w:p>
+        </w:tc>
+        <w:tc>
+          <w:tcPr>
+            <w:tcW w:type="dxa" w:w="700"/>
+            <w:shd w:fill="F2F5F9" w:color="auto" w:val="clear"/>
+            <w:tcMar>
+              <w:top w:type="dxa" w:w="40"/>
+              <w:left w:type="dxa" w:w="70"/>
+              <w:bottom w:type="dxa" w:w="40"/>
+              <w:right w:type="dxa" w:w="70"/>
+            </w:tcMar>
+          </w:tcPr>
+          <w:p>
+            <w:pPr>
+              <w:spacing w:after="0"/>
+            </w:pPr>
+            <w:r>
+              <w:rPr>
+                <w:sz w:val="17"/>
+                <w:szCs w:val="17"/>
+              </w:rPr>
+              <w:t xml:space="preserve">24</w:t>
+            </w:r>
+          </w:p>
+        </w:tc>
+        <w:tc>
+          <w:tcPr>
+            <w:tcW w:type="dxa" w:w="650"/>
+            <w:shd w:fill="F2F5F9" w:color="auto" w:val="clear"/>
+            <w:tcMar>
+              <w:top w:type="dxa" w:w="40"/>
+              <w:left w:type="dxa" w:w="70"/>
+              <w:bottom w:type="dxa" w:w="40"/>
+              <w:right w:type="dxa" w:w="70"/>
+            </w:tcMar>
+          </w:tcPr>
+          <w:p>
+            <w:pPr>
+              <w:spacing w:after="0"/>
+            </w:pPr>
+            <w:r>
+              <w:rPr>
+                <w:sz w:val="17"/>
+                <w:szCs w:val="17"/>
+              </w:rPr>
+              <w:t xml:space="preserve">9</w:t>
+            </w:r>
+          </w:p>
+        </w:tc>
+        <w:tc>
+          <w:tcPr>
+            <w:tcW w:type="dxa" w:w="2622"/>
+            <w:shd w:fill="F2F5F9" w:color="auto" w:val="clear"/>
+            <w:tcMar>
+              <w:top w:type="dxa" w:w="40"/>
+              <w:left w:type="dxa" w:w="70"/>
+              <w:bottom w:type="dxa" w:w="40"/>
+              <w:right w:type="dxa" w:w="70"/>
+            </w:tcMar>
+          </w:tcPr>
+          <w:p>
+            <w:pPr>
+              <w:spacing w:after="0"/>
+            </w:pPr>
+            <w:r>
+              <w:rPr>
+                <w:sz w:val="17"/>
+                <w:szCs w:val="17"/>
+              </w:rPr>
+              <w:t xml:space="preserve">Pure Bamboo #4, KRIMANO #9, SONORO KATE (deep) #20</w:t>
+            </w:r>
+          </w:p>
+        </w:tc>
+        <w:tc>
+          <w:tcPr>
+            <w:tcW w:type="dxa" w:w="1400"/>
+            <w:shd w:fill="F2F5F9" w:color="auto" w:val="clear"/>
+            <w:tcMar>
+              <w:top w:type="dxa" w:w="40"/>
+              <w:left w:type="dxa" w:w="70"/>
+              <w:bottom w:type="dxa" w:w="40"/>
+              <w:right w:type="dxa" w:w="70"/>
+            </w:tcMar>
+          </w:tcPr>
+          <w:p>
+            <w:pPr>
+              <w:spacing w:after="0"/>
+            </w:pPr>
+            <w:r>
+              <w:rPr>
+                <w:sz w:val="17"/>
+                <w:szCs w:val="17"/>
+              </w:rPr>
+              <w:t xml:space="preserve">BC Bella Coterie #22</w:t>
+            </w:r>
+          </w:p>
+        </w:tc>
+        <w:tc>
+          <w:tcPr>
+            <w:tcW w:type="dxa" w:w="1700"/>
+            <w:shd w:fill="F2F5F9" w:color="auto" w:val="clear"/>
+            <w:tcMar>
+              <w:top w:type="dxa" w:w="40"/>
+              <w:left w:type="dxa" w:w="70"/>
+              <w:bottom w:type="dxa" w:w="40"/>
+              <w:right w:type="dxa" w:w="70"/>
+            </w:tcMar>
+          </w:tcPr>
+          <w:p>
+            <w:pPr>
+              <w:spacing w:after="0"/>
+            </w:pPr>
+            <w:r>
+              <w:rPr>
+                <w:sz w:val="17"/>
+                <w:szCs w:val="17"/>
+              </w:rPr>
+              <w:t xml:space="preserve">Reachable: a Beatable rival already holds the target</w:t>
+            </w:r>
+          </w:p>
+        </w:tc>
+      </w:tr>
+      <w:tr>
+        <w:tc>
+          <w:tcPr>
+            <w:tcW w:type="dxa" w:w="2100"/>
+            <w:shd w:fill="FFFFFF" w:color="auto" w:val="clear"/>
+            <w:tcMar>
+              <w:top w:type="dxa" w:w="40"/>
+              <w:left w:type="dxa" w:w="70"/>
+              <w:bottom w:type="dxa" w:w="40"/>
+              <w:right w:type="dxa" w:w="70"/>
+            </w:tcMar>
+          </w:tcPr>
+          <w:p>
+            <w:pPr>
+              <w:spacing w:after="0"/>
+            </w:pPr>
+            <w:r>
+              <w:rPr>
+                <w:sz w:val="17"/>
+                <w:szCs w:val="17"/>
+              </w:rPr>
+              <w:t xml:space="preserve">bamboo cooling sheets</w:t>
+            </w:r>
+          </w:p>
+        </w:tc>
+        <w:tc>
+          <w:tcPr>
+            <w:tcW w:type="dxa" w:w="800"/>
+            <w:shd w:fill="FFFFFF" w:color="auto" w:val="clear"/>
+            <w:tcMar>
+              <w:top w:type="dxa" w:w="40"/>
+              <w:left w:type="dxa" w:w="70"/>
+              <w:bottom w:type="dxa" w:w="40"/>
+              <w:right w:type="dxa" w:w="70"/>
+            </w:tcMar>
+          </w:tcPr>
+          <w:p>
+            <w:pPr>
+              <w:spacing w:after="0"/>
+            </w:pPr>
+            <w:r>
+              <w:rPr>
+                <w:sz w:val="17"/>
+                <w:szCs w:val="17"/>
+              </w:rPr>
+              <w:t xml:space="preserve">Push</w:t>
+            </w:r>
+          </w:p>
+        </w:tc>
+        <w:tc>
+          <w:tcPr>
+            <w:tcW w:type="dxa" w:w="700"/>
+            <w:shd w:fill="FFFFFF" w:color="auto" w:val="clear"/>
+            <w:tcMar>
+              <w:top w:type="dxa" w:w="40"/>
+              <w:left w:type="dxa" w:w="70"/>
+              <w:bottom w:type="dxa" w:w="40"/>
+              <w:right w:type="dxa" w:w="70"/>
+            </w:tcMar>
+          </w:tcPr>
+          <w:p>
+            <w:pPr>
+              <w:spacing w:after="0"/>
+            </w:pPr>
+            <w:r>
+              <w:rPr>
+                <w:sz w:val="17"/>
+                <w:szCs w:val="17"/>
+              </w:rPr>
+              <w:t xml:space="preserve">22</w:t>
+            </w:r>
+          </w:p>
+        </w:tc>
+        <w:tc>
+          <w:tcPr>
+            <w:tcW w:type="dxa" w:w="650"/>
+            <w:shd w:fill="FFFFFF" w:color="auto" w:val="clear"/>
+            <w:tcMar>
+              <w:top w:type="dxa" w:w="40"/>
+              <w:left w:type="dxa" w:w="70"/>
+              <w:bottom w:type="dxa" w:w="40"/>
+              <w:right w:type="dxa" w:w="70"/>
+            </w:tcMar>
+          </w:tcPr>
+          <w:p>
+            <w:pPr>
+              <w:spacing w:after="0"/>
+            </w:pPr>
+            <w:r>
+              <w:rPr>
+                <w:sz w:val="17"/>
+                <w:szCs w:val="17"/>
+              </w:rPr>
+              <w:t xml:space="preserve">5</w:t>
+            </w:r>
+          </w:p>
+        </w:tc>
+        <w:tc>
+          <w:tcPr>
+            <w:tcW w:type="dxa" w:w="2622"/>
+            <w:shd w:fill="FFFFFF" w:color="auto" w:val="clear"/>
+            <w:tcMar>
+              <w:top w:type="dxa" w:w="40"/>
+              <w:left w:type="dxa" w:w="70"/>
+              <w:bottom w:type="dxa" w:w="40"/>
+              <w:right w:type="dxa" w:w="70"/>
+            </w:tcMar>
+          </w:tcPr>
+          <w:p>
+            <w:pPr>
+              <w:spacing w:after="0"/>
+            </w:pPr>
+            <w:r>
+              <w:rPr>
+                <w:sz w:val="17"/>
+                <w:szCs w:val="17"/>
+              </w:rPr>
+              <w:t xml:space="preserve">Bedsure (cooling) #2, Pure Bamboo #8, Bambaw #11</w:t>
+            </w:r>
+          </w:p>
+        </w:tc>
+        <w:tc>
+          <w:tcPr>
+            <w:tcW w:type="dxa" w:w="1400"/>
+            <w:shd w:fill="FFFFFF" w:color="auto" w:val="clear"/>
+            <w:tcMar>
+              <w:top w:type="dxa" w:w="40"/>
+              <w:left w:type="dxa" w:w="70"/>
+              <w:bottom w:type="dxa" w:w="40"/>
+              <w:right w:type="dxa" w:w="70"/>
+            </w:tcMar>
+          </w:tcPr>
+          <w:p>
+            <w:pPr>
+              <w:spacing w:after="0"/>
+            </w:pPr>
+            <w:r>
+              <w:rPr>
+                <w:sz w:val="17"/>
+                <w:szCs w:val="17"/>
+              </w:rPr>
+              <w:t xml:space="preserve">KRIMANO #19</w:t>
+            </w:r>
+          </w:p>
+        </w:tc>
+        <w:tc>
+          <w:tcPr>
+            <w:tcW w:type="dxa" w:w="1700"/>
+            <w:shd w:fill="FFFFFF" w:color="auto" w:val="clear"/>
+            <w:tcMar>
+              <w:top w:type="dxa" w:w="40"/>
+              <w:left w:type="dxa" w:w="70"/>
+              <w:bottom w:type="dxa" w:w="40"/>
+              <w:right w:type="dxa" w:w="70"/>
+            </w:tcMar>
+          </w:tcPr>
+          <w:p>
+            <w:pPr>
+              <w:spacing w:after="0"/>
+            </w:pPr>
+            <w:r>
+              <w:rPr>
+                <w:sz w:val="17"/>
+                <w:szCs w:val="17"/>
+              </w:rPr>
+              <w:t xml:space="preserve">Stretch: only Bedsure / Pure Bamboo at or above the target</w:t>
+            </w:r>
+          </w:p>
+        </w:tc>
+      </w:tr>
+      <w:tr>
+        <w:tc>
+          <w:tcPr>
+            <w:tcW w:type="dxa" w:w="2100"/>
+            <w:shd w:fill="F2F5F9" w:color="auto" w:val="clear"/>
+            <w:tcMar>
+              <w:top w:type="dxa" w:w="40"/>
+              <w:left w:type="dxa" w:w="70"/>
+              <w:bottom w:type="dxa" w:w="40"/>
+              <w:right w:type="dxa" w:w="70"/>
+            </w:tcMar>
+          </w:tcPr>
+          <w:p>
+            <w:pPr>
+              <w:spacing w:after="0"/>
+            </w:pPr>
+            <w:r>
+              <w:rPr>
+                <w:sz w:val="17"/>
+                <w:szCs w:val="17"/>
+              </w:rPr>
+              <w:t xml:space="preserve">bamboo bed sheets</w:t>
+            </w:r>
+          </w:p>
+        </w:tc>
+        <w:tc>
+          <w:tcPr>
+            <w:tcW w:type="dxa" w:w="800"/>
+            <w:shd w:fill="F2F5F9" w:color="auto" w:val="clear"/>
+            <w:tcMar>
+              <w:top w:type="dxa" w:w="40"/>
+              <w:left w:type="dxa" w:w="70"/>
+              <w:bottom w:type="dxa" w:w="40"/>
+              <w:right w:type="dxa" w:w="70"/>
+            </w:tcMar>
+          </w:tcPr>
+          <w:p>
+            <w:pPr>
+              <w:spacing w:after="0"/>
+            </w:pPr>
+            <w:r>
+              <w:rPr>
+                <w:sz w:val="17"/>
+                <w:szCs w:val="17"/>
+              </w:rPr>
+              <w:t xml:space="preserve">Wait</w:t>
+            </w:r>
+          </w:p>
+        </w:tc>
+        <w:tc>
+          <w:tcPr>
+            <w:tcW w:type="dxa" w:w="700"/>
+            <w:shd w:fill="F2F5F9" w:color="auto" w:val="clear"/>
+            <w:tcMar>
+              <w:top w:type="dxa" w:w="40"/>
+              <w:left w:type="dxa" w:w="70"/>
+              <w:bottom w:type="dxa" w:w="40"/>
+              <w:right w:type="dxa" w:w="70"/>
+            </w:tcMar>
+          </w:tcPr>
+          <w:p>
+            <w:pPr>
+              <w:spacing w:after="0"/>
+            </w:pPr>
+            <w:r>
+              <w:rPr>
+                <w:sz w:val="17"/>
+                <w:szCs w:val="17"/>
+              </w:rPr>
+              <w:t xml:space="preserve">23</w:t>
+            </w:r>
+          </w:p>
+        </w:tc>
+        <w:tc>
+          <w:tcPr>
+            <w:tcW w:type="dxa" w:w="650"/>
+            <w:shd w:fill="F2F5F9" w:color="auto" w:val="clear"/>
+            <w:tcMar>
+              <w:top w:type="dxa" w:w="40"/>
+              <w:left w:type="dxa" w:w="70"/>
+              <w:bottom w:type="dxa" w:w="40"/>
+              <w:right w:type="dxa" w:w="70"/>
+            </w:tcMar>
+          </w:tcPr>
+          <w:p>
+            <w:pPr>
+              <w:spacing w:after="0"/>
+            </w:pPr>
+            <w:r>
+              <w:rPr>
+                <w:sz w:val="17"/>
+                <w:szCs w:val="17"/>
+              </w:rPr>
+              <w:t xml:space="preserve">6</w:t>
+            </w:r>
+          </w:p>
+        </w:tc>
+        <w:tc>
+          <w:tcPr>
+            <w:tcW w:type="dxa" w:w="2622"/>
+            <w:shd w:fill="F2F5F9" w:color="auto" w:val="clear"/>
+            <w:tcMar>
+              <w:top w:type="dxa" w:w="40"/>
+              <w:left w:type="dxa" w:w="70"/>
+              <w:bottom w:type="dxa" w:w="40"/>
+              <w:right w:type="dxa" w:w="70"/>
+            </w:tcMar>
+          </w:tcPr>
+          <w:p>
+            <w:pPr>
+              <w:spacing w:after="0"/>
+            </w:pPr>
+            <w:r>
+              <w:rPr>
+                <w:sz w:val="17"/>
+                <w:szCs w:val="17"/>
+              </w:rPr>
+              <w:t xml:space="preserve">Bedsure (cooling) #2, Pure Bamboo #5, Bambaw #8</w:t>
+            </w:r>
+          </w:p>
+        </w:tc>
+        <w:tc>
+          <w:tcPr>
+            <w:tcW w:type="dxa" w:w="1400"/>
+            <w:shd w:fill="F2F5F9" w:color="auto" w:val="clear"/>
+            <w:tcMar>
+              <w:top w:type="dxa" w:w="40"/>
+              <w:left w:type="dxa" w:w="70"/>
+              <w:bottom w:type="dxa" w:w="40"/>
+              <w:right w:type="dxa" w:w="70"/>
+            </w:tcMar>
+          </w:tcPr>
+          <w:p>
+            <w:pPr>
+              <w:spacing w:after="0"/>
+            </w:pPr>
+            <w:r>
+              <w:rPr>
+                <w:sz w:val="17"/>
+                <w:szCs w:val="17"/>
+              </w:rPr>
+              <w:t xml:space="preserve">SONORO KATE (16in) #22</w:t>
+            </w:r>
+          </w:p>
+        </w:tc>
+        <w:tc>
+          <w:tcPr>
+            <w:tcW w:type="dxa" w:w="1700"/>
+            <w:shd w:fill="F2F5F9" w:color="auto" w:val="clear"/>
+            <w:tcMar>
+              <w:top w:type="dxa" w:w="40"/>
+              <w:left w:type="dxa" w:w="70"/>
+              <w:bottom w:type="dxa" w:w="40"/>
+              <w:right w:type="dxa" w:w="70"/>
+            </w:tcMar>
+          </w:tcPr>
+          <w:p>
+            <w:pPr>
+              <w:spacing w:after="0"/>
+            </w:pPr>
+            <w:r>
+              <w:rPr>
+                <w:sz w:val="17"/>
+                <w:szCs w:val="17"/>
+              </w:rPr>
+              <w:t xml:space="preserve">Stretch: only Bedsure / Pure Bamboo at or above the target</w:t>
+            </w:r>
+          </w:p>
+        </w:tc>
+      </w:tr>
+      <w:tr>
+        <w:tc>
+          <w:tcPr>
+            <w:tcW w:type="dxa" w:w="2100"/>
+            <w:shd w:fill="FFFFFF" w:color="auto" w:val="clear"/>
+            <w:tcMar>
+              <w:top w:type="dxa" w:w="40"/>
+              <w:left w:type="dxa" w:w="70"/>
+              <w:bottom w:type="dxa" w:w="40"/>
+              <w:right w:type="dxa" w:w="70"/>
+            </w:tcMar>
+          </w:tcPr>
+          <w:p>
+            <w:pPr>
+              <w:spacing w:after="0"/>
+            </w:pPr>
+            <w:r>
+              <w:rPr>
+                <w:sz w:val="17"/>
+                <w:szCs w:val="17"/>
+              </w:rPr>
+              <w:t xml:space="preserve">king bamboo sheets</w:t>
+            </w:r>
+          </w:p>
+        </w:tc>
+        <w:tc>
+          <w:tcPr>
+            <w:tcW w:type="dxa" w:w="800"/>
+            <w:shd w:fill="FFFFFF" w:color="auto" w:val="clear"/>
+            <w:tcMar>
+              <w:top w:type="dxa" w:w="40"/>
+              <w:left w:type="dxa" w:w="70"/>
+              <w:bottom w:type="dxa" w:w="40"/>
+              <w:right w:type="dxa" w:w="70"/>
+            </w:tcMar>
+          </w:tcPr>
+          <w:p>
+            <w:pPr>
+              <w:spacing w:after="0"/>
+            </w:pPr>
+            <w:r>
+              <w:rPr>
+                <w:sz w:val="17"/>
+                <w:szCs w:val="17"/>
+              </w:rPr>
+              <w:t xml:space="preserve">Hold Rank</w:t>
+            </w:r>
+          </w:p>
+        </w:tc>
+        <w:tc>
+          <w:tcPr>
+            <w:tcW w:type="dxa" w:w="700"/>
+            <w:shd w:fill="FFFFFF" w:color="auto" w:val="clear"/>
+            <w:tcMar>
+              <w:top w:type="dxa" w:w="40"/>
+              <w:left w:type="dxa" w:w="70"/>
+              <w:bottom w:type="dxa" w:w="40"/>
+              <w:right w:type="dxa" w:w="70"/>
+            </w:tcMar>
+          </w:tcPr>
+          <w:p>
+            <w:pPr>
+              <w:spacing w:after="0"/>
+            </w:pPr>
+            <w:r>
+              <w:rPr>
+                <w:sz w:val="17"/>
+                <w:szCs w:val="17"/>
+              </w:rPr>
+              <w:t xml:space="preserve">20</w:t>
+            </w:r>
+          </w:p>
+        </w:tc>
+        <w:tc>
+          <w:tcPr>
+            <w:tcW w:type="dxa" w:w="650"/>
+            <w:shd w:fill="FFFFFF" w:color="auto" w:val="clear"/>
+            <w:tcMar>
+              <w:top w:type="dxa" w:w="40"/>
+              <w:left w:type="dxa" w:w="70"/>
+              <w:bottom w:type="dxa" w:w="40"/>
+              <w:right w:type="dxa" w:w="70"/>
+            </w:tcMar>
+          </w:tcPr>
+          <w:p>
+            <w:pPr>
+              <w:spacing w:after="0"/>
+            </w:pPr>
+            <w:r>
+              <w:rPr>
+                <w:sz w:val="17"/>
+                <w:szCs w:val="17"/>
+              </w:rPr>
+              <w:t xml:space="preserve">10</w:t>
+            </w:r>
+          </w:p>
+        </w:tc>
+        <w:tc>
+          <w:tcPr>
+            <w:tcW w:type="dxa" w:w="2622"/>
+            <w:shd w:fill="FFFFFF" w:color="auto" w:val="clear"/>
+            <w:tcMar>
+              <w:top w:type="dxa" w:w="40"/>
+              <w:left w:type="dxa" w:w="70"/>
+              <w:bottom w:type="dxa" w:w="40"/>
+              <w:right w:type="dxa" w:w="70"/>
+            </w:tcMar>
+          </w:tcPr>
+          <w:p>
+            <w:pPr>
+              <w:spacing w:after="0"/>
+            </w:pPr>
+            <w:r>
+              <w:rPr>
+                <w:sz w:val="17"/>
+                <w:szCs w:val="17"/>
+              </w:rPr>
+              <w:t xml:space="preserve">Bedsure (cooling) #3, Pure Bamboo #8, KRIMANO #11</w:t>
+            </w:r>
+          </w:p>
+        </w:tc>
+        <w:tc>
+          <w:tcPr>
+            <w:tcW w:type="dxa" w:w="1400"/>
+            <w:shd w:fill="FFFFFF" w:color="auto" w:val="clear"/>
+            <w:tcMar>
+              <w:top w:type="dxa" w:w="40"/>
+              <w:left w:type="dxa" w:w="70"/>
+              <w:bottom w:type="dxa" w:w="40"/>
+              <w:right w:type="dxa" w:w="70"/>
+            </w:tcMar>
+          </w:tcPr>
+          <w:p>
+            <w:pPr>
+              <w:spacing w:after="0"/>
+            </w:pPr>
+            <w:r>
+              <w:rPr>
+                <w:sz w:val="17"/>
+                <w:szCs w:val="17"/>
+              </w:rPr>
+              <w:t xml:space="preserve">SONORO KATE (deep) #19</w:t>
+            </w:r>
+          </w:p>
+        </w:tc>
+        <w:tc>
+          <w:tcPr>
+            <w:tcW w:type="dxa" w:w="1700"/>
+            <w:shd w:fill="FFFFFF" w:color="auto" w:val="clear"/>
+            <w:tcMar>
+              <w:top w:type="dxa" w:w="40"/>
+              <w:left w:type="dxa" w:w="70"/>
+              <w:bottom w:type="dxa" w:w="40"/>
+              <w:right w:type="dxa" w:w="70"/>
+            </w:tcMar>
+          </w:tcPr>
+          <w:p>
+            <w:pPr>
+              <w:spacing w:after="0"/>
+            </w:pPr>
+            <w:r>
+              <w:rPr>
+                <w:sz w:val="17"/>
+                <w:szCs w:val="17"/>
+              </w:rPr>
+              <w:t xml:space="preserve">Stretch: only Bedsure / Pure Bamboo at or above the target</w:t>
+            </w:r>
+          </w:p>
+        </w:tc>
+      </w:tr>
+      <w:tr>
+        <w:tc>
+          <w:tcPr>
+            <w:tcW w:type="dxa" w:w="2100"/>
+            <w:shd w:fill="F2F5F9" w:color="auto" w:val="clear"/>
+            <w:tcMar>
+              <w:top w:type="dxa" w:w="40"/>
+              <w:left w:type="dxa" w:w="70"/>
+              <w:bottom w:type="dxa" w:w="40"/>
+              <w:right w:type="dxa" w:w="70"/>
+            </w:tcMar>
+          </w:tcPr>
+          <w:p>
+            <w:pPr>
+              <w:spacing w:after="0"/>
+            </w:pPr>
+            <w:r>
+              <w:rPr>
+                <w:sz w:val="17"/>
+                <w:szCs w:val="17"/>
+              </w:rPr>
+              <w:t xml:space="preserve">bamboo sheets full</w:t>
+            </w:r>
+          </w:p>
+        </w:tc>
+        <w:tc>
+          <w:tcPr>
+            <w:tcW w:type="dxa" w:w="800"/>
+            <w:shd w:fill="F2F5F9" w:color="auto" w:val="clear"/>
+            <w:tcMar>
+              <w:top w:type="dxa" w:w="40"/>
+              <w:left w:type="dxa" w:w="70"/>
+              <w:bottom w:type="dxa" w:w="40"/>
+              <w:right w:type="dxa" w:w="70"/>
+            </w:tcMar>
+          </w:tcPr>
+          <w:p>
+            <w:pPr>
+              <w:spacing w:after="0"/>
+            </w:pPr>
+            <w:r>
+              <w:rPr>
+                <w:sz w:val="17"/>
+                <w:szCs w:val="17"/>
+              </w:rPr>
+              <w:t xml:space="preserve">Push</w:t>
+            </w:r>
+          </w:p>
+        </w:tc>
+        <w:tc>
+          <w:tcPr>
+            <w:tcW w:type="dxa" w:w="700"/>
+            <w:shd w:fill="F2F5F9" w:color="auto" w:val="clear"/>
+            <w:tcMar>
+              <w:top w:type="dxa" w:w="40"/>
+              <w:left w:type="dxa" w:w="70"/>
+              <w:bottom w:type="dxa" w:w="40"/>
+              <w:right w:type="dxa" w:w="70"/>
+            </w:tcMar>
+          </w:tcPr>
+          <w:p>
+            <w:pPr>
+              <w:spacing w:after="0"/>
+            </w:pPr>
+            <w:r>
+              <w:rPr>
+                <w:sz w:val="17"/>
+                <w:szCs w:val="17"/>
+              </w:rPr>
+              <w:t xml:space="preserve">11</w:t>
+            </w:r>
+          </w:p>
+        </w:tc>
+        <w:tc>
+          <w:tcPr>
+            <w:tcW w:type="dxa" w:w="650"/>
+            <w:shd w:fill="F2F5F9" w:color="auto" w:val="clear"/>
+            <w:tcMar>
+              <w:top w:type="dxa" w:w="40"/>
+              <w:left w:type="dxa" w:w="70"/>
+              <w:bottom w:type="dxa" w:w="40"/>
+              <w:right w:type="dxa" w:w="70"/>
+            </w:tcMar>
+          </w:tcPr>
+          <w:p>
+            <w:pPr>
+              <w:spacing w:after="0"/>
+            </w:pPr>
+            <w:r>
+              <w:rPr>
+                <w:sz w:val="17"/>
+                <w:szCs w:val="17"/>
+              </w:rPr>
+              <w:t xml:space="preserve">2</w:t>
+            </w:r>
+          </w:p>
+        </w:tc>
+        <w:tc>
+          <w:tcPr>
+            <w:tcW w:type="dxa" w:w="2622"/>
+            <w:shd w:fill="F2F5F9" w:color="auto" w:val="clear"/>
+            <w:tcMar>
+              <w:top w:type="dxa" w:w="40"/>
+              <w:left w:type="dxa" w:w="70"/>
+              <w:bottom w:type="dxa" w:w="40"/>
+              <w:right w:type="dxa" w:w="70"/>
+            </w:tcMar>
+          </w:tcPr>
+          <w:p>
+            <w:pPr>
+              <w:spacing w:after="0"/>
+            </w:pPr>
+            <w:r>
+              <w:rPr>
+                <w:sz w:val="17"/>
+                <w:szCs w:val="17"/>
+              </w:rPr>
+              <w:t xml:space="preserve">Hotel Sheets Direct #12, Bedsure (cooling) #13, Bedsure (organic) #16</w:t>
+            </w:r>
+          </w:p>
+        </w:tc>
+        <w:tc>
+          <w:tcPr>
+            <w:tcW w:type="dxa" w:w="1400"/>
+            <w:shd w:fill="F2F5F9" w:color="auto" w:val="clear"/>
+            <w:tcMar>
+              <w:top w:type="dxa" w:w="40"/>
+              <w:left w:type="dxa" w:w="70"/>
+              <w:bottom w:type="dxa" w:w="40"/>
+              <w:right w:type="dxa" w:w="70"/>
+            </w:tcMar>
+          </w:tcPr>
+          <w:p>
+            <w:pPr>
+              <w:spacing w:after="0"/>
+            </w:pPr>
+            <w:r>
+              <w:rPr>
+                <w:sz w:val="17"/>
+                <w:szCs w:val="17"/>
+              </w:rPr>
+              <w:t xml:space="preserve">—</w:t>
+            </w:r>
+          </w:p>
+        </w:tc>
+        <w:tc>
+          <w:tcPr>
+            <w:tcW w:type="dxa" w:w="1700"/>
+            <w:shd w:fill="F2F5F9" w:color="auto" w:val="clear"/>
+            <w:tcMar>
+              <w:top w:type="dxa" w:w="40"/>
+              <w:left w:type="dxa" w:w="70"/>
+              <w:bottom w:type="dxa" w:w="40"/>
+              <w:right w:type="dxa" w:w="70"/>
+            </w:tcMar>
+          </w:tcPr>
+          <w:p>
+            <w:pPr>
+              <w:spacing w:after="0"/>
+            </w:pPr>
+            <w:r>
+              <w:rPr>
+                <w:sz w:val="17"/>
+                <w:szCs w:val="17"/>
+              </w:rPr>
+              <w:t xml:space="preserve">We already lead every tracked rival</w:t>
+            </w:r>
+          </w:p>
+        </w:tc>
+      </w:tr>
+      <w:tr>
+        <w:tc>
+          <w:tcPr>
+            <w:tcW w:type="dxa" w:w="2100"/>
+            <w:shd w:fill="FFFFFF" w:color="auto" w:val="clear"/>
+            <w:tcMar>
+              <w:top w:type="dxa" w:w="40"/>
+              <w:left w:type="dxa" w:w="70"/>
+              <w:bottom w:type="dxa" w:w="40"/>
+              <w:right w:type="dxa" w:w="70"/>
+            </w:tcMar>
+          </w:tcPr>
+          <w:p>
+            <w:pPr>
+              <w:spacing w:after="0"/>
+            </w:pPr>
+            <w:r>
+              <w:rPr>
+                <w:sz w:val="17"/>
+                <w:szCs w:val="17"/>
+              </w:rPr>
+              <w:t xml:space="preserve">queen bamboo sheet set</w:t>
+            </w:r>
+          </w:p>
+        </w:tc>
+        <w:tc>
+          <w:tcPr>
+            <w:tcW w:type="dxa" w:w="800"/>
+            <w:shd w:fill="FFFFFF" w:color="auto" w:val="clear"/>
+            <w:tcMar>
+              <w:top w:type="dxa" w:w="40"/>
+              <w:left w:type="dxa" w:w="70"/>
+              <w:bottom w:type="dxa" w:w="40"/>
+              <w:right w:type="dxa" w:w="70"/>
+            </w:tcMar>
+          </w:tcPr>
+          <w:p>
+            <w:pPr>
+              <w:spacing w:after="0"/>
+            </w:pPr>
+            <w:r>
+              <w:rPr>
+                <w:sz w:val="17"/>
+                <w:szCs w:val="17"/>
+              </w:rPr>
+              <w:t xml:space="preserve">Push</w:t>
+            </w:r>
+          </w:p>
+        </w:tc>
+        <w:tc>
+          <w:tcPr>
+            <w:tcW w:type="dxa" w:w="700"/>
+            <w:shd w:fill="FFFFFF" w:color="auto" w:val="clear"/>
+            <w:tcMar>
+              <w:top w:type="dxa" w:w="40"/>
+              <w:left w:type="dxa" w:w="70"/>
+              <w:bottom w:type="dxa" w:w="40"/>
+              <w:right w:type="dxa" w:w="70"/>
+            </w:tcMar>
+          </w:tcPr>
+          <w:p>
+            <w:pPr>
+              <w:spacing w:after="0"/>
+            </w:pPr>
+            <w:r>
+              <w:rPr>
+                <w:sz w:val="17"/>
+                <w:szCs w:val="17"/>
+              </w:rPr>
+              <w:t xml:space="preserve">25</w:t>
+            </w:r>
+          </w:p>
+        </w:tc>
+        <w:tc>
+          <w:tcPr>
+            <w:tcW w:type="dxa" w:w="650"/>
+            <w:shd w:fill="FFFFFF" w:color="auto" w:val="clear"/>
+            <w:tcMar>
+              <w:top w:type="dxa" w:w="40"/>
+              <w:left w:type="dxa" w:w="70"/>
+              <w:bottom w:type="dxa" w:w="40"/>
+              <w:right w:type="dxa" w:w="70"/>
+            </w:tcMar>
+          </w:tcPr>
+          <w:p>
+            <w:pPr>
+              <w:spacing w:after="0"/>
+            </w:pPr>
+            <w:r>
+              <w:rPr>
+                <w:sz w:val="17"/>
+                <w:szCs w:val="17"/>
+              </w:rPr>
+              <w:t xml:space="preserve">6</w:t>
+            </w:r>
+          </w:p>
+        </w:tc>
+        <w:tc>
+          <w:tcPr>
+            <w:tcW w:type="dxa" w:w="2622"/>
+            <w:shd w:fill="FFFFFF" w:color="auto" w:val="clear"/>
+            <w:tcMar>
+              <w:top w:type="dxa" w:w="40"/>
+              <w:left w:type="dxa" w:w="70"/>
+              <w:bottom w:type="dxa" w:w="40"/>
+              <w:right w:type="dxa" w:w="70"/>
+            </w:tcMar>
+          </w:tcPr>
+          <w:p>
+            <w:pPr>
+              <w:spacing w:after="0"/>
+            </w:pPr>
+            <w:r>
+              <w:rPr>
+                <w:sz w:val="17"/>
+                <w:szCs w:val="17"/>
+              </w:rPr>
+              <w:t xml:space="preserve">Bedsure (cooling) #4, Bambaw #10, KRIMANO #11</w:t>
+            </w:r>
+          </w:p>
+        </w:tc>
+        <w:tc>
+          <w:tcPr>
+            <w:tcW w:type="dxa" w:w="1400"/>
+            <w:shd w:fill="FFFFFF" w:color="auto" w:val="clear"/>
+            <w:tcMar>
+              <w:top w:type="dxa" w:w="40"/>
+              <w:left w:type="dxa" w:w="70"/>
+              <w:bottom w:type="dxa" w:w="40"/>
+              <w:right w:type="dxa" w:w="70"/>
+            </w:tcMar>
+          </w:tcPr>
+          <w:p>
+            <w:pPr>
+              <w:spacing w:after="0"/>
+            </w:pPr>
+            <w:r>
+              <w:rPr>
+                <w:sz w:val="17"/>
+                <w:szCs w:val="17"/>
+              </w:rPr>
+              <w:t xml:space="preserve">BC Bella Coterie #18</w:t>
+            </w:r>
+          </w:p>
+        </w:tc>
+        <w:tc>
+          <w:tcPr>
+            <w:tcW w:type="dxa" w:w="1700"/>
+            <w:shd w:fill="FFFFFF" w:color="auto" w:val="clear"/>
+            <w:tcMar>
+              <w:top w:type="dxa" w:w="40"/>
+              <w:left w:type="dxa" w:w="70"/>
+              <w:bottom w:type="dxa" w:w="40"/>
+              <w:right w:type="dxa" w:w="70"/>
+            </w:tcMar>
+          </w:tcPr>
+          <w:p>
+            <w:pPr>
+              <w:spacing w:after="0"/>
+            </w:pPr>
+            <w:r>
+              <w:rPr>
+                <w:sz w:val="17"/>
+                <w:szCs w:val="17"/>
+              </w:rPr>
+              <w:t xml:space="preserve">Stretch: only Bedsure / Pure Bamboo at or above the target</w:t>
+            </w:r>
+          </w:p>
+        </w:tc>
+      </w:tr>
+      <w:tr>
+        <w:tc>
+          <w:tcPr>
+            <w:tcW w:type="dxa" w:w="2100"/>
+            <w:shd w:fill="F2F5F9" w:color="auto" w:val="clear"/>
+            <w:tcMar>
+              <w:top w:type="dxa" w:w="40"/>
+              <w:left w:type="dxa" w:w="70"/>
+              <w:bottom w:type="dxa" w:w="40"/>
+              <w:right w:type="dxa" w:w="70"/>
+            </w:tcMar>
+          </w:tcPr>
+          <w:p>
+            <w:pPr>
+              <w:spacing w:after="0"/>
+            </w:pPr>
+            <w:r>
+              <w:rPr>
+                <w:sz w:val="17"/>
+                <w:szCs w:val="17"/>
+              </w:rPr>
+              <w:t xml:space="preserve">bamboo king sheets</w:t>
+            </w:r>
+          </w:p>
+        </w:tc>
+        <w:tc>
+          <w:tcPr>
+            <w:tcW w:type="dxa" w:w="800"/>
+            <w:shd w:fill="F2F5F9" w:color="auto" w:val="clear"/>
+            <w:tcMar>
+              <w:top w:type="dxa" w:w="40"/>
+              <w:left w:type="dxa" w:w="70"/>
+              <w:bottom w:type="dxa" w:w="40"/>
+              <w:right w:type="dxa" w:w="70"/>
+            </w:tcMar>
+          </w:tcPr>
+          <w:p>
+            <w:pPr>
+              <w:spacing w:after="0"/>
+            </w:pPr>
+            <w:r>
+              <w:rPr>
+                <w:sz w:val="17"/>
+                <w:szCs w:val="17"/>
+              </w:rPr>
+              <w:t xml:space="preserve">Wait</w:t>
+            </w:r>
+          </w:p>
+        </w:tc>
+        <w:tc>
+          <w:tcPr>
+            <w:tcW w:type="dxa" w:w="700"/>
+            <w:shd w:fill="F2F5F9" w:color="auto" w:val="clear"/>
+            <w:tcMar>
+              <w:top w:type="dxa" w:w="40"/>
+              <w:left w:type="dxa" w:w="70"/>
+              <w:bottom w:type="dxa" w:w="40"/>
+              <w:right w:type="dxa" w:w="70"/>
+            </w:tcMar>
+          </w:tcPr>
+          <w:p>
+            <w:pPr>
+              <w:spacing w:after="0"/>
+            </w:pPr>
+            <w:r>
+              <w:rPr>
+                <w:sz w:val="17"/>
+                <w:szCs w:val="17"/>
+              </w:rPr>
+              <w:t xml:space="preserve">21</w:t>
+            </w:r>
+          </w:p>
+        </w:tc>
+        <w:tc>
+          <w:tcPr>
+            <w:tcW w:type="dxa" w:w="650"/>
+            <w:shd w:fill="F2F5F9" w:color="auto" w:val="clear"/>
+            <w:tcMar>
+              <w:top w:type="dxa" w:w="40"/>
+              <w:left w:type="dxa" w:w="70"/>
+              <w:bottom w:type="dxa" w:w="40"/>
+              <w:right w:type="dxa" w:w="70"/>
+            </w:tcMar>
+          </w:tcPr>
+          <w:p>
+            <w:pPr>
+              <w:spacing w:after="0"/>
+            </w:pPr>
+            <w:r>
+              <w:rPr>
+                <w:sz w:val="17"/>
+                <w:szCs w:val="17"/>
+              </w:rPr>
+              <w:t xml:space="preserve">9</w:t>
+            </w:r>
+          </w:p>
+        </w:tc>
+        <w:tc>
+          <w:tcPr>
+            <w:tcW w:type="dxa" w:w="2622"/>
+            <w:shd w:fill="F2F5F9" w:color="auto" w:val="clear"/>
+            <w:tcMar>
+              <w:top w:type="dxa" w:w="40"/>
+              <w:left w:type="dxa" w:w="70"/>
+              <w:bottom w:type="dxa" w:w="40"/>
+              <w:right w:type="dxa" w:w="70"/>
+            </w:tcMar>
+          </w:tcPr>
+          <w:p>
+            <w:pPr>
+              <w:spacing w:after="0"/>
+            </w:pPr>
+            <w:r>
+              <w:rPr>
+                <w:sz w:val="17"/>
+                <w:szCs w:val="17"/>
+              </w:rPr>
+              <w:t xml:space="preserve">Bedsure (cooling) #4, KRIMANO #6, Pure Bamboo #9</w:t>
+            </w:r>
+          </w:p>
+        </w:tc>
+        <w:tc>
+          <w:tcPr>
+            <w:tcW w:type="dxa" w:w="1400"/>
+            <w:shd w:fill="F2F5F9" w:color="auto" w:val="clear"/>
+            <w:tcMar>
+              <w:top w:type="dxa" w:w="40"/>
+              <w:left w:type="dxa" w:w="70"/>
+              <w:bottom w:type="dxa" w:w="40"/>
+              <w:right w:type="dxa" w:w="70"/>
+            </w:tcMar>
+          </w:tcPr>
+          <w:p>
+            <w:pPr>
+              <w:spacing w:after="0"/>
+            </w:pPr>
+            <w:r>
+              <w:rPr>
+                <w:sz w:val="17"/>
+                <w:szCs w:val="17"/>
+              </w:rPr>
+              <w:t xml:space="preserve">KRIMANO #6</w:t>
+            </w:r>
+          </w:p>
+        </w:tc>
+        <w:tc>
+          <w:tcPr>
+            <w:tcW w:type="dxa" w:w="1700"/>
+            <w:shd w:fill="F2F5F9" w:color="auto" w:val="clear"/>
+            <w:tcMar>
+              <w:top w:type="dxa" w:w="40"/>
+              <w:left w:type="dxa" w:w="70"/>
+              <w:bottom w:type="dxa" w:w="40"/>
+              <w:right w:type="dxa" w:w="70"/>
+            </w:tcMar>
+          </w:tcPr>
+          <w:p>
+            <w:pPr>
+              <w:spacing w:after="0"/>
+            </w:pPr>
+            <w:r>
+              <w:rPr>
+                <w:sz w:val="17"/>
+                <w:szCs w:val="17"/>
+              </w:rPr>
+              <w:t xml:space="preserve">Reachable: a Beatable rival already holds the target</w:t>
+            </w:r>
+          </w:p>
+        </w:tc>
+      </w:tr>
+      <w:tr>
+        <w:tc>
+          <w:tcPr>
+            <w:tcW w:type="dxa" w:w="2100"/>
+            <w:shd w:fill="FFFFFF" w:color="auto" w:val="clear"/>
+            <w:tcMar>
+              <w:top w:type="dxa" w:w="40"/>
+              <w:left w:type="dxa" w:w="70"/>
+              <w:bottom w:type="dxa" w:w="40"/>
+              <w:right w:type="dxa" w:w="70"/>
+            </w:tcMar>
+          </w:tcPr>
+          <w:p>
+            <w:pPr>
+              <w:spacing w:after="0"/>
+            </w:pPr>
+            <w:r>
+              <w:rPr>
+                <w:sz w:val="17"/>
+                <w:szCs w:val="17"/>
+              </w:rPr>
+              <w:t xml:space="preserve">bamboo sheets queen</w:t>
+            </w:r>
+          </w:p>
+        </w:tc>
+        <w:tc>
+          <w:tcPr>
+            <w:tcW w:type="dxa" w:w="800"/>
+            <w:shd w:fill="FFFFFF" w:color="auto" w:val="clear"/>
+            <w:tcMar>
+              <w:top w:type="dxa" w:w="40"/>
+              <w:left w:type="dxa" w:w="70"/>
+              <w:bottom w:type="dxa" w:w="40"/>
+              <w:right w:type="dxa" w:w="70"/>
+            </w:tcMar>
+          </w:tcPr>
+          <w:p>
+            <w:pPr>
+              <w:spacing w:after="0"/>
+            </w:pPr>
+            <w:r>
+              <w:rPr>
+                <w:sz w:val="17"/>
+                <w:szCs w:val="17"/>
+              </w:rPr>
+              <w:t xml:space="preserve">Push</w:t>
+            </w:r>
+          </w:p>
+        </w:tc>
+        <w:tc>
+          <w:tcPr>
+            <w:tcW w:type="dxa" w:w="700"/>
+            <w:shd w:fill="FFFFFF" w:color="auto" w:val="clear"/>
+            <w:tcMar>
+              <w:top w:type="dxa" w:w="40"/>
+              <w:left w:type="dxa" w:w="70"/>
+              <w:bottom w:type="dxa" w:w="40"/>
+              <w:right w:type="dxa" w:w="70"/>
+            </w:tcMar>
+          </w:tcPr>
+          <w:p>
+            <w:pPr>
+              <w:spacing w:after="0"/>
+            </w:pPr>
+            <w:r>
+              <w:rPr>
+                <w:sz w:val="17"/>
+                <w:szCs w:val="17"/>
+              </w:rPr>
+              <w:t xml:space="preserve">54</w:t>
+            </w:r>
+          </w:p>
+        </w:tc>
+        <w:tc>
+          <w:tcPr>
+            <w:tcW w:type="dxa" w:w="650"/>
+            <w:shd w:fill="FFFFFF" w:color="auto" w:val="clear"/>
+            <w:tcMar>
+              <w:top w:type="dxa" w:w="40"/>
+              <w:left w:type="dxa" w:w="70"/>
+              <w:bottom w:type="dxa" w:w="40"/>
+              <w:right w:type="dxa" w:w="70"/>
+            </w:tcMar>
+          </w:tcPr>
+          <w:p>
+            <w:pPr>
+              <w:spacing w:after="0"/>
+            </w:pPr>
+            <w:r>
+              <w:rPr>
+                <w:sz w:val="17"/>
+                <w:szCs w:val="17"/>
+              </w:rPr>
+              <w:t xml:space="preserve">5</w:t>
+            </w:r>
+          </w:p>
+        </w:tc>
+        <w:tc>
+          <w:tcPr>
+            <w:tcW w:type="dxa" w:w="2622"/>
+            <w:shd w:fill="FFFFFF" w:color="auto" w:val="clear"/>
+            <w:tcMar>
+              <w:top w:type="dxa" w:w="40"/>
+              <w:left w:type="dxa" w:w="70"/>
+              <w:bottom w:type="dxa" w:w="40"/>
+              <w:right w:type="dxa" w:w="70"/>
+            </w:tcMar>
+          </w:tcPr>
+          <w:p>
+            <w:pPr>
+              <w:spacing w:after="0"/>
+            </w:pPr>
+            <w:r>
+              <w:rPr>
+                <w:sz w:val="17"/>
+                <w:szCs w:val="17"/>
+              </w:rPr>
+              <w:t xml:space="preserve">Bedsure (cooling) #2, Bambaw #12, Pure Bamboo #13</w:t>
+            </w:r>
+          </w:p>
+        </w:tc>
+        <w:tc>
+          <w:tcPr>
+            <w:tcW w:type="dxa" w:w="1400"/>
+            <w:shd w:fill="FFFFFF" w:color="auto" w:val="clear"/>
+            <w:tcMar>
+              <w:top w:type="dxa" w:w="40"/>
+              <w:left w:type="dxa" w:w="70"/>
+              <w:bottom w:type="dxa" w:w="40"/>
+              <w:right w:type="dxa" w:w="70"/>
+            </w:tcMar>
+          </w:tcPr>
+          <w:p>
+            <w:pPr>
+              <w:spacing w:after="0"/>
+            </w:pPr>
+            <w:r>
+              <w:rPr>
+                <w:sz w:val="17"/>
+                <w:szCs w:val="17"/>
+              </w:rPr>
+              <w:t xml:space="preserve">BC Bella Coterie #53</w:t>
+            </w:r>
+          </w:p>
+        </w:tc>
+        <w:tc>
+          <w:tcPr>
+            <w:tcW w:type="dxa" w:w="1700"/>
+            <w:shd w:fill="FFFFFF" w:color="auto" w:val="clear"/>
+            <w:tcMar>
+              <w:top w:type="dxa" w:w="40"/>
+              <w:left w:type="dxa" w:w="70"/>
+              <w:bottom w:type="dxa" w:w="40"/>
+              <w:right w:type="dxa" w:w="70"/>
+            </w:tcMar>
+          </w:tcPr>
+          <w:p>
+            <w:pPr>
+              <w:spacing w:after="0"/>
+            </w:pPr>
+            <w:r>
+              <w:rPr>
+                <w:sz w:val="17"/>
+                <w:szCs w:val="17"/>
+              </w:rPr>
+              <w:t xml:space="preserve">Stretch: only Bedsure / Pure Bamboo at or above the target</w:t>
+            </w:r>
+          </w:p>
+        </w:tc>
+      </w:tr>
+      <w:tr>
+        <w:tc>
+          <w:tcPr>
+            <w:tcW w:type="dxa" w:w="2100"/>
+            <w:shd w:fill="F2F5F9" w:color="auto" w:val="clear"/>
+            <w:tcMar>
+              <w:top w:type="dxa" w:w="40"/>
+              <w:left w:type="dxa" w:w="70"/>
+              <w:bottom w:type="dxa" w:w="40"/>
+              <w:right w:type="dxa" w:w="70"/>
+            </w:tcMar>
+          </w:tcPr>
+          <w:p>
+            <w:pPr>
+              <w:spacing w:after="0"/>
+            </w:pPr>
+            <w:r>
+              <w:rPr>
+                <w:sz w:val="17"/>
+                <w:szCs w:val="17"/>
+              </w:rPr>
+              <w:t xml:space="preserve">king sheets bamboo</w:t>
+            </w:r>
+          </w:p>
+        </w:tc>
+        <w:tc>
+          <w:tcPr>
+            <w:tcW w:type="dxa" w:w="800"/>
+            <w:shd w:fill="F2F5F9" w:color="auto" w:val="clear"/>
+            <w:tcMar>
+              <w:top w:type="dxa" w:w="40"/>
+              <w:left w:type="dxa" w:w="70"/>
+              <w:bottom w:type="dxa" w:w="40"/>
+              <w:right w:type="dxa" w:w="70"/>
+            </w:tcMar>
+          </w:tcPr>
+          <w:p>
+            <w:pPr>
+              <w:spacing w:after="0"/>
+            </w:pPr>
+            <w:r>
+              <w:rPr>
+                <w:sz w:val="17"/>
+                <w:szCs w:val="17"/>
+              </w:rPr>
+              <w:t xml:space="preserve">Push</w:t>
+            </w:r>
+          </w:p>
+        </w:tc>
+        <w:tc>
+          <w:tcPr>
+            <w:tcW w:type="dxa" w:w="700"/>
+            <w:shd w:fill="F2F5F9" w:color="auto" w:val="clear"/>
+            <w:tcMar>
+              <w:top w:type="dxa" w:w="40"/>
+              <w:left w:type="dxa" w:w="70"/>
+              <w:bottom w:type="dxa" w:w="40"/>
+              <w:right w:type="dxa" w:w="70"/>
+            </w:tcMar>
+          </w:tcPr>
+          <w:p>
+            <w:pPr>
+              <w:spacing w:after="0"/>
+            </w:pPr>
+            <w:r>
+              <w:rPr>
+                <w:sz w:val="17"/>
+                <w:szCs w:val="17"/>
+              </w:rPr>
+              <w:t xml:space="preserve">25</w:t>
+            </w:r>
+          </w:p>
+        </w:tc>
+        <w:tc>
+          <w:tcPr>
+            <w:tcW w:type="dxa" w:w="650"/>
+            <w:shd w:fill="F2F5F9" w:color="auto" w:val="clear"/>
+            <w:tcMar>
+              <w:top w:type="dxa" w:w="40"/>
+              <w:left w:type="dxa" w:w="70"/>
+              <w:bottom w:type="dxa" w:w="40"/>
+              <w:right w:type="dxa" w:w="70"/>
+            </w:tcMar>
+          </w:tcPr>
+          <w:p>
+            <w:pPr>
+              <w:spacing w:after="0"/>
+            </w:pPr>
+            <w:r>
+              <w:rPr>
+                <w:sz w:val="17"/>
+                <w:szCs w:val="17"/>
+              </w:rPr>
+              <w:t xml:space="preserve">10</w:t>
+            </w:r>
+          </w:p>
+        </w:tc>
+        <w:tc>
+          <w:tcPr>
+            <w:tcW w:type="dxa" w:w="2622"/>
+            <w:shd w:fill="F2F5F9" w:color="auto" w:val="clear"/>
+            <w:tcMar>
+              <w:top w:type="dxa" w:w="40"/>
+              <w:left w:type="dxa" w:w="70"/>
+              <w:bottom w:type="dxa" w:w="40"/>
+              <w:right w:type="dxa" w:w="70"/>
+            </w:tcMar>
+          </w:tcPr>
+          <w:p>
+            <w:pPr>
+              <w:spacing w:after="0"/>
+            </w:pPr>
+            <w:r>
+              <w:rPr>
+                <w:sz w:val="17"/>
+                <w:szCs w:val="17"/>
+              </w:rPr>
+              <w:t xml:space="preserve">KRIMANO #7, Pure Bamboo #10, SONORO KATE (deep) #15</w:t>
+            </w:r>
+          </w:p>
+        </w:tc>
+        <w:tc>
+          <w:tcPr>
+            <w:tcW w:type="dxa" w:w="1400"/>
+            <w:shd w:fill="F2F5F9" w:color="auto" w:val="clear"/>
+            <w:tcMar>
+              <w:top w:type="dxa" w:w="40"/>
+              <w:left w:type="dxa" w:w="70"/>
+              <w:bottom w:type="dxa" w:w="40"/>
+              <w:right w:type="dxa" w:w="70"/>
+            </w:tcMar>
+          </w:tcPr>
+          <w:p>
+            <w:pPr>
+              <w:spacing w:after="0"/>
+            </w:pPr>
+            <w:r>
+              <w:rPr>
+                <w:sz w:val="17"/>
+                <w:szCs w:val="17"/>
+              </w:rPr>
+              <w:t xml:space="preserve">SONORO KATE (deep) #15</w:t>
+            </w:r>
+          </w:p>
+        </w:tc>
+        <w:tc>
+          <w:tcPr>
+            <w:tcW w:type="dxa" w:w="1700"/>
+            <w:shd w:fill="F2F5F9" w:color="auto" w:val="clear"/>
+            <w:tcMar>
+              <w:top w:type="dxa" w:w="40"/>
+              <w:left w:type="dxa" w:w="70"/>
+              <w:bottom w:type="dxa" w:w="40"/>
+              <w:right w:type="dxa" w:w="70"/>
+            </w:tcMar>
+          </w:tcPr>
+          <w:p>
+            <w:pPr>
+              <w:spacing w:after="0"/>
+            </w:pPr>
+            <w:r>
+              <w:rPr>
+                <w:sz w:val="17"/>
+                <w:szCs w:val="17"/>
+              </w:rPr>
+              <w:t xml:space="preserve">Reachable: a Beatable rival already holds the target</w:t>
+            </w:r>
+          </w:p>
+        </w:tc>
+      </w:tr>
+      <w:tr>
+        <w:tc>
+          <w:tcPr>
+            <w:tcW w:type="dxa" w:w="2100"/>
+            <w:shd w:fill="FFFFFF" w:color="auto" w:val="clear"/>
+            <w:tcMar>
+              <w:top w:type="dxa" w:w="40"/>
+              <w:left w:type="dxa" w:w="70"/>
+              <w:bottom w:type="dxa" w:w="40"/>
+              <w:right w:type="dxa" w:w="70"/>
+            </w:tcMar>
+          </w:tcPr>
+          <w:p>
+            <w:pPr>
+              <w:spacing w:after="0"/>
+            </w:pPr>
+            <w:r>
+              <w:rPr>
+                <w:sz w:val="17"/>
+                <w:szCs w:val="17"/>
+              </w:rPr>
+              <w:t xml:space="preserve">viscose bamboo sheets</w:t>
+            </w:r>
+          </w:p>
+        </w:tc>
+        <w:tc>
+          <w:tcPr>
+            <w:tcW w:type="dxa" w:w="800"/>
+            <w:shd w:fill="FFFFFF" w:color="auto" w:val="clear"/>
+            <w:tcMar>
+              <w:top w:type="dxa" w:w="40"/>
+              <w:left w:type="dxa" w:w="70"/>
+              <w:bottom w:type="dxa" w:w="40"/>
+              <w:right w:type="dxa" w:w="70"/>
+            </w:tcMar>
+          </w:tcPr>
+          <w:p>
+            <w:pPr>
+              <w:spacing w:after="0"/>
+            </w:pPr>
+            <w:r>
+              <w:rPr>
+                <w:sz w:val="17"/>
+                <w:szCs w:val="17"/>
+              </w:rPr>
+              <w:t xml:space="preserve">Push</w:t>
+            </w:r>
+          </w:p>
+        </w:tc>
+        <w:tc>
+          <w:tcPr>
+            <w:tcW w:type="dxa" w:w="700"/>
+            <w:shd w:fill="FFFFFF" w:color="auto" w:val="clear"/>
+            <w:tcMar>
+              <w:top w:type="dxa" w:w="40"/>
+              <w:left w:type="dxa" w:w="70"/>
+              <w:bottom w:type="dxa" w:w="40"/>
+              <w:right w:type="dxa" w:w="70"/>
+            </w:tcMar>
+          </w:tcPr>
+          <w:p>
+            <w:pPr>
+              <w:spacing w:after="0"/>
+            </w:pPr>
+            <w:r>
+              <w:rPr>
+                <w:sz w:val="17"/>
+                <w:szCs w:val="17"/>
+              </w:rPr>
+              <w:t xml:space="preserve">45</w:t>
+            </w:r>
+          </w:p>
+        </w:tc>
+        <w:tc>
+          <w:tcPr>
+            <w:tcW w:type="dxa" w:w="650"/>
+            <w:shd w:fill="FFFFFF" w:color="auto" w:val="clear"/>
+            <w:tcMar>
+              <w:top w:type="dxa" w:w="40"/>
+              <w:left w:type="dxa" w:w="70"/>
+              <w:bottom w:type="dxa" w:w="40"/>
+              <w:right w:type="dxa" w:w="70"/>
+            </w:tcMar>
+          </w:tcPr>
+          <w:p>
+            <w:pPr>
+              <w:spacing w:after="0"/>
+            </w:pPr>
+            <w:r>
+              <w:rPr>
+                <w:sz w:val="17"/>
+                <w:szCs w:val="17"/>
+              </w:rPr>
+              <w:t xml:space="preserve">1</w:t>
+            </w:r>
+          </w:p>
+        </w:tc>
+        <w:tc>
+          <w:tcPr>
+            <w:tcW w:type="dxa" w:w="2622"/>
+            <w:shd w:fill="FFFFFF" w:color="auto" w:val="clear"/>
+            <w:tcMar>
+              <w:top w:type="dxa" w:w="40"/>
+              <w:left w:type="dxa" w:w="70"/>
+              <w:bottom w:type="dxa" w:w="40"/>
+              <w:right w:type="dxa" w:w="70"/>
+            </w:tcMar>
+          </w:tcPr>
+          <w:p>
+            <w:pPr>
+              <w:spacing w:after="0"/>
+            </w:pPr>
+            <w:r>
+              <w:rPr>
+                <w:sz w:val="17"/>
+                <w:szCs w:val="17"/>
+              </w:rPr>
+              <w:t xml:space="preserve">SONORO KATE (16in) #1, Pure Bamboo #5, KRIMANO #9</w:t>
+            </w:r>
+          </w:p>
+        </w:tc>
+        <w:tc>
+          <w:tcPr>
+            <w:tcW w:type="dxa" w:w="1400"/>
+            <w:shd w:fill="FFFFFF" w:color="auto" w:val="clear"/>
+            <w:tcMar>
+              <w:top w:type="dxa" w:w="40"/>
+              <w:left w:type="dxa" w:w="70"/>
+              <w:bottom w:type="dxa" w:w="40"/>
+              <w:right w:type="dxa" w:w="70"/>
+            </w:tcMar>
+          </w:tcPr>
+          <w:p>
+            <w:pPr>
+              <w:spacing w:after="0"/>
+            </w:pPr>
+            <w:r>
+              <w:rPr>
+                <w:sz w:val="17"/>
+                <w:szCs w:val="17"/>
+              </w:rPr>
+              <w:t xml:space="preserve">BAMPURE #36</w:t>
+            </w:r>
+          </w:p>
+        </w:tc>
+        <w:tc>
+          <w:tcPr>
+            <w:tcW w:type="dxa" w:w="1700"/>
+            <w:shd w:fill="FFFFFF" w:color="auto" w:val="clear"/>
+            <w:tcMar>
+              <w:top w:type="dxa" w:w="40"/>
+              <w:left w:type="dxa" w:w="70"/>
+              <w:bottom w:type="dxa" w:w="40"/>
+              <w:right w:type="dxa" w:w="70"/>
+            </w:tcMar>
+          </w:tcPr>
+          <w:p>
+            <w:pPr>
+              <w:spacing w:after="0"/>
+            </w:pPr>
+            <w:r>
+              <w:rPr>
+                <w:sz w:val="17"/>
+                <w:szCs w:val="17"/>
+              </w:rPr>
+              <w:t xml:space="preserve">Reachable: a Beatable rival already holds the target</w:t>
+            </w:r>
+          </w:p>
+        </w:tc>
+      </w:tr>
+      <w:tr>
+        <w:tc>
+          <w:tcPr>
+            <w:tcW w:type="dxa" w:w="2100"/>
+            <w:shd w:fill="F2F5F9" w:color="auto" w:val="clear"/>
+            <w:tcMar>
+              <w:top w:type="dxa" w:w="40"/>
+              <w:left w:type="dxa" w:w="70"/>
+              <w:bottom w:type="dxa" w:w="40"/>
+              <w:right w:type="dxa" w:w="70"/>
+            </w:tcMar>
+          </w:tcPr>
+          <w:p>
+            <w:pPr>
+              <w:spacing w:after="0"/>
+            </w:pPr>
+            <w:r>
+              <w:rPr>
+                <w:sz w:val="17"/>
+                <w:szCs w:val="17"/>
+              </w:rPr>
+              <w:t xml:space="preserve">king bed bamboo sheets</w:t>
+            </w:r>
+          </w:p>
+        </w:tc>
+        <w:tc>
+          <w:tcPr>
+            <w:tcW w:type="dxa" w:w="800"/>
+            <w:shd w:fill="F2F5F9" w:color="auto" w:val="clear"/>
+            <w:tcMar>
+              <w:top w:type="dxa" w:w="40"/>
+              <w:left w:type="dxa" w:w="70"/>
+              <w:bottom w:type="dxa" w:w="40"/>
+              <w:right w:type="dxa" w:w="70"/>
+            </w:tcMar>
+          </w:tcPr>
+          <w:p>
+            <w:pPr>
+              <w:spacing w:after="0"/>
+            </w:pPr>
+            <w:r>
+              <w:rPr>
+                <w:sz w:val="17"/>
+                <w:szCs w:val="17"/>
+              </w:rPr>
+              <w:t xml:space="preserve">Push</w:t>
+            </w:r>
+          </w:p>
+        </w:tc>
+        <w:tc>
+          <w:tcPr>
+            <w:tcW w:type="dxa" w:w="700"/>
+            <w:shd w:fill="F2F5F9" w:color="auto" w:val="clear"/>
+            <w:tcMar>
+              <w:top w:type="dxa" w:w="40"/>
+              <w:left w:type="dxa" w:w="70"/>
+              <w:bottom w:type="dxa" w:w="40"/>
+              <w:right w:type="dxa" w:w="70"/>
+            </w:tcMar>
+          </w:tcPr>
+          <w:p>
+            <w:pPr>
+              <w:spacing w:after="0"/>
+            </w:pPr>
+            <w:r>
+              <w:rPr>
+                <w:sz w:val="17"/>
+                <w:szCs w:val="17"/>
+              </w:rPr>
+              <w:t xml:space="preserve">19</w:t>
+            </w:r>
+          </w:p>
+        </w:tc>
+        <w:tc>
+          <w:tcPr>
+            <w:tcW w:type="dxa" w:w="650"/>
+            <w:shd w:fill="F2F5F9" w:color="auto" w:val="clear"/>
+            <w:tcMar>
+              <w:top w:type="dxa" w:w="40"/>
+              <w:left w:type="dxa" w:w="70"/>
+              <w:bottom w:type="dxa" w:w="40"/>
+              <w:right w:type="dxa" w:w="70"/>
+            </w:tcMar>
+          </w:tcPr>
+          <w:p>
+            <w:pPr>
+              <w:spacing w:after="0"/>
+            </w:pPr>
+            <w:r>
+              <w:rPr>
+                <w:sz w:val="17"/>
+                <w:szCs w:val="17"/>
+              </w:rPr>
+              <w:t xml:space="preserve">10</w:t>
+            </w:r>
+          </w:p>
+        </w:tc>
+        <w:tc>
+          <w:tcPr>
+            <w:tcW w:type="dxa" w:w="2622"/>
+            <w:shd w:fill="F2F5F9" w:color="auto" w:val="clear"/>
+            <w:tcMar>
+              <w:top w:type="dxa" w:w="40"/>
+              <w:left w:type="dxa" w:w="70"/>
+              <w:bottom w:type="dxa" w:w="40"/>
+              <w:right w:type="dxa" w:w="70"/>
+            </w:tcMar>
+          </w:tcPr>
+          <w:p>
+            <w:pPr>
+              <w:spacing w:after="0"/>
+            </w:pPr>
+            <w:r>
+              <w:rPr>
+                <w:sz w:val="17"/>
+                <w:szCs w:val="17"/>
+              </w:rPr>
+              <w:t xml:space="preserve">Pure Bamboo #6, SONORO KATE (deep) #21, Hotel Sheets Direct #24</w:t>
+            </w:r>
+          </w:p>
+        </w:tc>
+        <w:tc>
+          <w:tcPr>
+            <w:tcW w:type="dxa" w:w="1400"/>
+            <w:shd w:fill="F2F5F9" w:color="auto" w:val="clear"/>
+            <w:tcMar>
+              <w:top w:type="dxa" w:w="40"/>
+              <w:left w:type="dxa" w:w="70"/>
+              <w:bottom w:type="dxa" w:w="40"/>
+              <w:right w:type="dxa" w:w="70"/>
+            </w:tcMar>
+          </w:tcPr>
+          <w:p>
+            <w:pPr>
+              <w:spacing w:after="0"/>
+            </w:pPr>
+            <w:r>
+              <w:rPr>
+                <w:sz w:val="17"/>
+                <w:szCs w:val="17"/>
+              </w:rPr>
+              <w:t xml:space="preserve">none tracked</w:t>
+            </w:r>
+          </w:p>
+        </w:tc>
+        <w:tc>
+          <w:tcPr>
+            <w:tcW w:type="dxa" w:w="1700"/>
+            <w:shd w:fill="F2F5F9" w:color="auto" w:val="clear"/>
+            <w:tcMar>
+              <w:top w:type="dxa" w:w="40"/>
+              <w:left w:type="dxa" w:w="70"/>
+              <w:bottom w:type="dxa" w:w="40"/>
+              <w:right w:type="dxa" w:w="70"/>
+            </w:tcMar>
+          </w:tcPr>
+          <w:p>
+            <w:pPr>
+              <w:spacing w:after="0"/>
+            </w:pPr>
+            <w:r>
+              <w:rPr>
+                <w:sz w:val="17"/>
+                <w:szCs w:val="17"/>
+              </w:rPr>
+              <w:t xml:space="preserve">Stretch: only Bedsure / Pure Bamboo at or above the target</w:t>
+            </w:r>
+          </w:p>
+        </w:tc>
+      </w:tr>
+      <w:tr>
+        <w:tc>
+          <w:tcPr>
+            <w:tcW w:type="dxa" w:w="2100"/>
+            <w:shd w:fill="FFFFFF" w:color="auto" w:val="clear"/>
+            <w:tcMar>
+              <w:top w:type="dxa" w:w="40"/>
+              <w:left w:type="dxa" w:w="70"/>
+              <w:bottom w:type="dxa" w:w="40"/>
+              <w:right w:type="dxa" w:w="70"/>
+            </w:tcMar>
+          </w:tcPr>
+          <w:p>
+            <w:pPr>
+              <w:spacing w:after="0"/>
+            </w:pPr>
+            <w:r>
+              <w:rPr>
+                <w:sz w:val="17"/>
+                <w:szCs w:val="17"/>
+              </w:rPr>
+              <w:t xml:space="preserve">full size bamboo sheets</w:t>
+            </w:r>
+          </w:p>
+        </w:tc>
+        <w:tc>
+          <w:tcPr>
+            <w:tcW w:type="dxa" w:w="800"/>
+            <w:shd w:fill="FFFFFF" w:color="auto" w:val="clear"/>
+            <w:tcMar>
+              <w:top w:type="dxa" w:w="40"/>
+              <w:left w:type="dxa" w:w="70"/>
+              <w:bottom w:type="dxa" w:w="40"/>
+              <w:right w:type="dxa" w:w="70"/>
+            </w:tcMar>
+          </w:tcPr>
+          <w:p>
+            <w:pPr>
+              <w:spacing w:after="0"/>
+            </w:pPr>
+            <w:r>
+              <w:rPr>
+                <w:sz w:val="17"/>
+                <w:szCs w:val="17"/>
+              </w:rPr>
+              <w:t xml:space="preserve">Push</w:t>
+            </w:r>
+          </w:p>
+        </w:tc>
+        <w:tc>
+          <w:tcPr>
+            <w:tcW w:type="dxa" w:w="700"/>
+            <w:shd w:fill="FFFFFF" w:color="auto" w:val="clear"/>
+            <w:tcMar>
+              <w:top w:type="dxa" w:w="40"/>
+              <w:left w:type="dxa" w:w="70"/>
+              <w:bottom w:type="dxa" w:w="40"/>
+              <w:right w:type="dxa" w:w="70"/>
+            </w:tcMar>
+          </w:tcPr>
+          <w:p>
+            <w:pPr>
+              <w:spacing w:after="0"/>
+            </w:pPr>
+            <w:r>
+              <w:rPr>
+                <w:sz w:val="17"/>
+                <w:szCs w:val="17"/>
+              </w:rPr>
+              <w:t xml:space="preserve">29</w:t>
+            </w:r>
+          </w:p>
+        </w:tc>
+        <w:tc>
+          <w:tcPr>
+            <w:tcW w:type="dxa" w:w="650"/>
+            <w:shd w:fill="FFFFFF" w:color="auto" w:val="clear"/>
+            <w:tcMar>
+              <w:top w:type="dxa" w:w="40"/>
+              <w:left w:type="dxa" w:w="70"/>
+              <w:bottom w:type="dxa" w:w="40"/>
+              <w:right w:type="dxa" w:w="70"/>
+            </w:tcMar>
+          </w:tcPr>
+          <w:p>
+            <w:pPr>
+              <w:spacing w:after="0"/>
+            </w:pPr>
+            <w:r>
+              <w:rPr>
+                <w:sz w:val="17"/>
+                <w:szCs w:val="17"/>
+              </w:rPr>
+              <w:t xml:space="preserve">10</w:t>
+            </w:r>
+          </w:p>
+        </w:tc>
+        <w:tc>
+          <w:tcPr>
+            <w:tcW w:type="dxa" w:w="2622"/>
+            <w:shd w:fill="FFFFFF" w:color="auto" w:val="clear"/>
+            <w:tcMar>
+              <w:top w:type="dxa" w:w="40"/>
+              <w:left w:type="dxa" w:w="70"/>
+              <w:bottom w:type="dxa" w:w="40"/>
+              <w:right w:type="dxa" w:w="70"/>
+            </w:tcMar>
+          </w:tcPr>
+          <w:p>
+            <w:pPr>
+              <w:spacing w:after="0"/>
+            </w:pPr>
+            <w:r>
+              <w:rPr>
+                <w:sz w:val="17"/>
+                <w:szCs w:val="17"/>
+              </w:rPr>
+              <w:t xml:space="preserve">KRIMANO #11, Pure Bamboo #13, Bedsure (cooling) #15</w:t>
+            </w:r>
+          </w:p>
+        </w:tc>
+        <w:tc>
+          <w:tcPr>
+            <w:tcW w:type="dxa" w:w="1400"/>
+            <w:shd w:fill="FFFFFF" w:color="auto" w:val="clear"/>
+            <w:tcMar>
+              <w:top w:type="dxa" w:w="40"/>
+              <w:left w:type="dxa" w:w="70"/>
+              <w:bottom w:type="dxa" w:w="40"/>
+              <w:right w:type="dxa" w:w="70"/>
+            </w:tcMar>
+          </w:tcPr>
+          <w:p>
+            <w:pPr>
+              <w:spacing w:after="0"/>
+            </w:pPr>
+            <w:r>
+              <w:rPr>
+                <w:sz w:val="17"/>
+                <w:szCs w:val="17"/>
+              </w:rPr>
+              <w:t xml:space="preserve">KRIMANO #11</w:t>
+            </w:r>
+          </w:p>
+        </w:tc>
+        <w:tc>
+          <w:tcPr>
+            <w:tcW w:type="dxa" w:w="1700"/>
+            <w:shd w:fill="FFFFFF" w:color="auto" w:val="clear"/>
+            <w:tcMar>
+              <w:top w:type="dxa" w:w="40"/>
+              <w:left w:type="dxa" w:w="70"/>
+              <w:bottom w:type="dxa" w:w="40"/>
+              <w:right w:type="dxa" w:w="70"/>
+            </w:tcMar>
+          </w:tcPr>
+          <w:p>
+            <w:pPr>
+              <w:spacing w:after="0"/>
+            </w:pPr>
+            <w:r>
+              <w:rPr>
+                <w:sz w:val="17"/>
+                <w:szCs w:val="17"/>
+              </w:rPr>
+              <w:t xml:space="preserve">Winnable: only Beatable rivals between us and the target</w:t>
+            </w:r>
+          </w:p>
+        </w:tc>
+      </w:tr>
+      <w:tr>
+        <w:tc>
+          <w:tcPr>
+            <w:tcW w:type="dxa" w:w="2100"/>
+            <w:shd w:fill="F2F5F9" w:color="auto" w:val="clear"/>
+            <w:tcMar>
+              <w:top w:type="dxa" w:w="40"/>
+              <w:left w:type="dxa" w:w="70"/>
+              <w:bottom w:type="dxa" w:w="40"/>
+              <w:right w:type="dxa" w:w="70"/>
+            </w:tcMar>
+          </w:tcPr>
+          <w:p>
+            <w:pPr>
+              <w:spacing w:after="0"/>
+            </w:pPr>
+            <w:r>
+              <w:rPr>
+                <w:sz w:val="17"/>
+                <w:szCs w:val="17"/>
+              </w:rPr>
+              <w:t xml:space="preserve">king bed sheets bamboo</w:t>
+            </w:r>
+          </w:p>
+        </w:tc>
+        <w:tc>
+          <w:tcPr>
+            <w:tcW w:type="dxa" w:w="800"/>
+            <w:shd w:fill="F2F5F9" w:color="auto" w:val="clear"/>
+            <w:tcMar>
+              <w:top w:type="dxa" w:w="40"/>
+              <w:left w:type="dxa" w:w="70"/>
+              <w:bottom w:type="dxa" w:w="40"/>
+              <w:right w:type="dxa" w:w="70"/>
+            </w:tcMar>
+          </w:tcPr>
+          <w:p>
+            <w:pPr>
+              <w:spacing w:after="0"/>
+            </w:pPr>
+            <w:r>
+              <w:rPr>
+                <w:sz w:val="17"/>
+                <w:szCs w:val="17"/>
+              </w:rPr>
+              <w:t xml:space="preserve">Push</w:t>
+            </w:r>
+          </w:p>
+        </w:tc>
+        <w:tc>
+          <w:tcPr>
+            <w:tcW w:type="dxa" w:w="700"/>
+            <w:shd w:fill="F2F5F9" w:color="auto" w:val="clear"/>
+            <w:tcMar>
+              <w:top w:type="dxa" w:w="40"/>
+              <w:left w:type="dxa" w:w="70"/>
+              <w:bottom w:type="dxa" w:w="40"/>
+              <w:right w:type="dxa" w:w="70"/>
+            </w:tcMar>
+          </w:tcPr>
+          <w:p>
+            <w:pPr>
+              <w:spacing w:after="0"/>
+            </w:pPr>
+            <w:r>
+              <w:rPr>
+                <w:sz w:val="17"/>
+                <w:szCs w:val="17"/>
+              </w:rPr>
+              <w:t xml:space="preserve">23</w:t>
+            </w:r>
+          </w:p>
+        </w:tc>
+        <w:tc>
+          <w:tcPr>
+            <w:tcW w:type="dxa" w:w="650"/>
+            <w:shd w:fill="F2F5F9" w:color="auto" w:val="clear"/>
+            <w:tcMar>
+              <w:top w:type="dxa" w:w="40"/>
+              <w:left w:type="dxa" w:w="70"/>
+              <w:bottom w:type="dxa" w:w="40"/>
+              <w:right w:type="dxa" w:w="70"/>
+            </w:tcMar>
+          </w:tcPr>
+          <w:p>
+            <w:pPr>
+              <w:spacing w:after="0"/>
+            </w:pPr>
+            <w:r>
+              <w:rPr>
+                <w:sz w:val="17"/>
+                <w:szCs w:val="17"/>
+              </w:rPr>
+              <w:t xml:space="preserve">10</w:t>
+            </w:r>
+          </w:p>
+        </w:tc>
+        <w:tc>
+          <w:tcPr>
+            <w:tcW w:type="dxa" w:w="2622"/>
+            <w:shd w:fill="F2F5F9" w:color="auto" w:val="clear"/>
+            <w:tcMar>
+              <w:top w:type="dxa" w:w="40"/>
+              <w:left w:type="dxa" w:w="70"/>
+              <w:bottom w:type="dxa" w:w="40"/>
+              <w:right w:type="dxa" w:w="70"/>
+            </w:tcMar>
+          </w:tcPr>
+          <w:p>
+            <w:pPr>
+              <w:spacing w:after="0"/>
+            </w:pPr>
+            <w:r>
+              <w:rPr>
+                <w:sz w:val="17"/>
+                <w:szCs w:val="17"/>
+              </w:rPr>
+              <w:t xml:space="preserve">Pure Bamboo #5, KRIMANO #6, Hotel Sheets Direct #18</w:t>
+            </w:r>
+          </w:p>
+        </w:tc>
+        <w:tc>
+          <w:tcPr>
+            <w:tcW w:type="dxa" w:w="1400"/>
+            <w:shd w:fill="F2F5F9" w:color="auto" w:val="clear"/>
+            <w:tcMar>
+              <w:top w:type="dxa" w:w="40"/>
+              <w:left w:type="dxa" w:w="70"/>
+              <w:bottom w:type="dxa" w:w="40"/>
+              <w:right w:type="dxa" w:w="70"/>
+            </w:tcMar>
+          </w:tcPr>
+          <w:p>
+            <w:pPr>
+              <w:spacing w:after="0"/>
+            </w:pPr>
+            <w:r>
+              <w:rPr>
+                <w:sz w:val="17"/>
+                <w:szCs w:val="17"/>
+              </w:rPr>
+              <w:t xml:space="preserve">SONORO KATE (deep) #19</w:t>
+            </w:r>
+          </w:p>
+        </w:tc>
+        <w:tc>
+          <w:tcPr>
+            <w:tcW w:type="dxa" w:w="1700"/>
+            <w:shd w:fill="F2F5F9" w:color="auto" w:val="clear"/>
+            <w:tcMar>
+              <w:top w:type="dxa" w:w="40"/>
+              <w:left w:type="dxa" w:w="70"/>
+              <w:bottom w:type="dxa" w:w="40"/>
+              <w:right w:type="dxa" w:w="70"/>
+            </w:tcMar>
+          </w:tcPr>
+          <w:p>
+            <w:pPr>
+              <w:spacing w:after="0"/>
+            </w:pPr>
+            <w:r>
+              <w:rPr>
+                <w:sz w:val="17"/>
+                <w:szCs w:val="17"/>
+              </w:rPr>
+              <w:t xml:space="preserve">Reachable: a Beatable rival already holds the target</w:t>
+            </w:r>
+          </w:p>
+        </w:tc>
+      </w:tr>
+      <w:tr>
+        <w:tc>
+          <w:tcPr>
+            <w:tcW w:type="dxa" w:w="2100"/>
+            <w:shd w:fill="FFFFFF" w:color="auto" w:val="clear"/>
+            <w:tcMar>
+              <w:top w:type="dxa" w:w="40"/>
+              <w:left w:type="dxa" w:w="70"/>
+              <w:bottom w:type="dxa" w:w="40"/>
+              <w:right w:type="dxa" w:w="70"/>
+            </w:tcMar>
+          </w:tcPr>
+          <w:p>
+            <w:pPr>
+              <w:spacing w:after="0"/>
+            </w:pPr>
+            <w:r>
+              <w:rPr>
+                <w:sz w:val="17"/>
+                <w:szCs w:val="17"/>
+              </w:rPr>
+              <w:t xml:space="preserve">bamboo sheets with corner straps</w:t>
+            </w:r>
+          </w:p>
+        </w:tc>
+        <w:tc>
+          <w:tcPr>
+            <w:tcW w:type="dxa" w:w="800"/>
+            <w:shd w:fill="FFFFFF" w:color="auto" w:val="clear"/>
+            <w:tcMar>
+              <w:top w:type="dxa" w:w="40"/>
+              <w:left w:type="dxa" w:w="70"/>
+              <w:bottom w:type="dxa" w:w="40"/>
+              <w:right w:type="dxa" w:w="70"/>
+            </w:tcMar>
+          </w:tcPr>
+          <w:p>
+            <w:pPr>
+              <w:spacing w:after="0"/>
+            </w:pPr>
+            <w:r>
+              <w:rPr>
+                <w:sz w:val="17"/>
+                <w:szCs w:val="17"/>
+              </w:rPr>
+              <w:t xml:space="preserve">Push</w:t>
+            </w:r>
+          </w:p>
+        </w:tc>
+        <w:tc>
+          <w:tcPr>
+            <w:tcW w:type="dxa" w:w="700"/>
+            <w:shd w:fill="FFFFFF" w:color="auto" w:val="clear"/>
+            <w:tcMar>
+              <w:top w:type="dxa" w:w="40"/>
+              <w:left w:type="dxa" w:w="70"/>
+              <w:bottom w:type="dxa" w:w="40"/>
+              <w:right w:type="dxa" w:w="70"/>
+            </w:tcMar>
+          </w:tcPr>
+          <w:p>
+            <w:pPr>
+              <w:spacing w:after="0"/>
+            </w:pPr>
+            <w:r>
+              <w:rPr>
+                <w:sz w:val="17"/>
+                <w:szCs w:val="17"/>
+              </w:rPr>
+              <w:t xml:space="preserve">12</w:t>
+            </w:r>
+          </w:p>
+        </w:tc>
+        <w:tc>
+          <w:tcPr>
+            <w:tcW w:type="dxa" w:w="650"/>
+            <w:shd w:fill="FFFFFF" w:color="auto" w:val="clear"/>
+            <w:tcMar>
+              <w:top w:type="dxa" w:w="40"/>
+              <w:left w:type="dxa" w:w="70"/>
+              <w:bottom w:type="dxa" w:w="40"/>
+              <w:right w:type="dxa" w:w="70"/>
+            </w:tcMar>
+          </w:tcPr>
+          <w:p>
+            <w:pPr>
+              <w:spacing w:after="0"/>
+            </w:pPr>
+            <w:r>
+              <w:rPr>
+                <w:sz w:val="17"/>
+                <w:szCs w:val="17"/>
+              </w:rPr>
+              <w:t xml:space="preserve">1</w:t>
+            </w:r>
+          </w:p>
+        </w:tc>
+        <w:tc>
+          <w:tcPr>
+            <w:tcW w:type="dxa" w:w="2622"/>
+            <w:shd w:fill="FFFFFF" w:color="auto" w:val="clear"/>
+            <w:tcMar>
+              <w:top w:type="dxa" w:w="40"/>
+              <w:left w:type="dxa" w:w="70"/>
+              <w:bottom w:type="dxa" w:w="40"/>
+              <w:right w:type="dxa" w:w="70"/>
+            </w:tcMar>
+          </w:tcPr>
+          <w:p>
+            <w:pPr>
+              <w:spacing w:after="0"/>
+            </w:pPr>
+            <w:r>
+              <w:rPr>
+                <w:sz w:val="17"/>
+                <w:szCs w:val="17"/>
+              </w:rPr>
+              <w:t xml:space="preserve">Bambaw #4, KRIMANO #7, BC Bella Coterie #15</w:t>
+            </w:r>
+          </w:p>
+        </w:tc>
+        <w:tc>
+          <w:tcPr>
+            <w:tcW w:type="dxa" w:w="1400"/>
+            <w:shd w:fill="FFFFFF" w:color="auto" w:val="clear"/>
+            <w:tcMar>
+              <w:top w:type="dxa" w:w="40"/>
+              <w:left w:type="dxa" w:w="70"/>
+              <w:bottom w:type="dxa" w:w="40"/>
+              <w:right w:type="dxa" w:w="70"/>
+            </w:tcMar>
+          </w:tcPr>
+          <w:p>
+            <w:pPr>
+              <w:spacing w:after="0"/>
+            </w:pPr>
+            <w:r>
+              <w:rPr>
+                <w:sz w:val="17"/>
+                <w:szCs w:val="17"/>
+              </w:rPr>
+              <w:t xml:space="preserve">KRIMANO #7</w:t>
+            </w:r>
+          </w:p>
+        </w:tc>
+        <w:tc>
+          <w:tcPr>
+            <w:tcW w:type="dxa" w:w="1700"/>
+            <w:shd w:fill="FFFFFF" w:color="auto" w:val="clear"/>
+            <w:tcMar>
+              <w:top w:type="dxa" w:w="40"/>
+              <w:left w:type="dxa" w:w="70"/>
+              <w:bottom w:type="dxa" w:w="40"/>
+              <w:right w:type="dxa" w:w="70"/>
+            </w:tcMar>
+          </w:tcPr>
+          <w:p>
+            <w:pPr>
+              <w:spacing w:after="0"/>
+            </w:pPr>
+            <w:r>
+              <w:rPr>
+                <w:sz w:val="17"/>
+                <w:szCs w:val="17"/>
+              </w:rPr>
+              <w:t xml:space="preserve">Winnable: only Beatable rivals between us and the target</w:t>
+            </w:r>
+          </w:p>
+        </w:tc>
+      </w:tr>
+      <w:tr>
+        <w:tc>
+          <w:tcPr>
+            <w:tcW w:type="dxa" w:w="2100"/>
+            <w:shd w:fill="F2F5F9" w:color="auto" w:val="clear"/>
+            <w:tcMar>
+              <w:top w:type="dxa" w:w="40"/>
+              <w:left w:type="dxa" w:w="70"/>
+              <w:bottom w:type="dxa" w:w="40"/>
+              <w:right w:type="dxa" w:w="70"/>
+            </w:tcMar>
+          </w:tcPr>
+          <w:p>
+            <w:pPr>
+              <w:spacing w:after="0"/>
+            </w:pPr>
+            <w:r>
+              <w:rPr>
+                <w:sz w:val="17"/>
+                <w:szCs w:val="17"/>
+              </w:rPr>
+              <w:t xml:space="preserve">bamboo full size bed sheets</w:t>
+            </w:r>
+          </w:p>
+        </w:tc>
+        <w:tc>
+          <w:tcPr>
+            <w:tcW w:type="dxa" w:w="800"/>
+            <w:shd w:fill="F2F5F9" w:color="auto" w:val="clear"/>
+            <w:tcMar>
+              <w:top w:type="dxa" w:w="40"/>
+              <w:left w:type="dxa" w:w="70"/>
+              <w:bottom w:type="dxa" w:w="40"/>
+              <w:right w:type="dxa" w:w="70"/>
+            </w:tcMar>
+          </w:tcPr>
+          <w:p>
+            <w:pPr>
+              <w:spacing w:after="0"/>
+            </w:pPr>
+            <w:r>
+              <w:rPr>
+                <w:sz w:val="17"/>
+                <w:szCs w:val="17"/>
+              </w:rPr>
+              <w:t xml:space="preserve">Push</w:t>
+            </w:r>
+          </w:p>
+        </w:tc>
+        <w:tc>
+          <w:tcPr>
+            <w:tcW w:type="dxa" w:w="700"/>
+            <w:shd w:fill="F2F5F9" w:color="auto" w:val="clear"/>
+            <w:tcMar>
+              <w:top w:type="dxa" w:w="40"/>
+              <w:left w:type="dxa" w:w="70"/>
+              <w:bottom w:type="dxa" w:w="40"/>
+              <w:right w:type="dxa" w:w="70"/>
+            </w:tcMar>
+          </w:tcPr>
+          <w:p>
+            <w:pPr>
+              <w:spacing w:after="0"/>
+            </w:pPr>
+            <w:r>
+              <w:rPr>
+                <w:sz w:val="17"/>
+                <w:szCs w:val="17"/>
+              </w:rPr>
+              <w:t xml:space="preserve">27</w:t>
+            </w:r>
+          </w:p>
+        </w:tc>
+        <w:tc>
+          <w:tcPr>
+            <w:tcW w:type="dxa" w:w="650"/>
+            <w:shd w:fill="F2F5F9" w:color="auto" w:val="clear"/>
+            <w:tcMar>
+              <w:top w:type="dxa" w:w="40"/>
+              <w:left w:type="dxa" w:w="70"/>
+              <w:bottom w:type="dxa" w:w="40"/>
+              <w:right w:type="dxa" w:w="70"/>
+            </w:tcMar>
+          </w:tcPr>
+          <w:p>
+            <w:pPr>
+              <w:spacing w:after="0"/>
+            </w:pPr>
+            <w:r>
+              <w:rPr>
+                <w:sz w:val="17"/>
+                <w:szCs w:val="17"/>
+              </w:rPr>
+              <w:t xml:space="preserve">5</w:t>
+            </w:r>
+          </w:p>
+        </w:tc>
+        <w:tc>
+          <w:tcPr>
+            <w:tcW w:type="dxa" w:w="2622"/>
+            <w:shd w:fill="F2F5F9" w:color="auto" w:val="clear"/>
+            <w:tcMar>
+              <w:top w:type="dxa" w:w="40"/>
+              <w:left w:type="dxa" w:w="70"/>
+              <w:bottom w:type="dxa" w:w="40"/>
+              <w:right w:type="dxa" w:w="70"/>
+            </w:tcMar>
+          </w:tcPr>
+          <w:p>
+            <w:pPr>
+              <w:spacing w:after="0"/>
+            </w:pPr>
+            <w:r>
+              <w:rPr>
+                <w:sz w:val="17"/>
+                <w:szCs w:val="17"/>
+              </w:rPr>
+              <w:t xml:space="preserve">Bedsure (cooling) #5, Pure Bamboo #8, KRIMANO #12</w:t>
+            </w:r>
+          </w:p>
+        </w:tc>
+        <w:tc>
+          <w:tcPr>
+            <w:tcW w:type="dxa" w:w="1400"/>
+            <w:shd w:fill="F2F5F9" w:color="auto" w:val="clear"/>
+            <w:tcMar>
+              <w:top w:type="dxa" w:w="40"/>
+              <w:left w:type="dxa" w:w="70"/>
+              <w:bottom w:type="dxa" w:w="40"/>
+              <w:right w:type="dxa" w:w="70"/>
+            </w:tcMar>
+          </w:tcPr>
+          <w:p>
+            <w:pPr>
+              <w:spacing w:after="0"/>
+            </w:pPr>
+            <w:r>
+              <w:rPr>
+                <w:sz w:val="17"/>
+                <w:szCs w:val="17"/>
+              </w:rPr>
+              <w:t xml:space="preserve">KRIMANO #12</w:t>
+            </w:r>
+          </w:p>
+        </w:tc>
+        <w:tc>
+          <w:tcPr>
+            <w:tcW w:type="dxa" w:w="1700"/>
+            <w:shd w:fill="F2F5F9" w:color="auto" w:val="clear"/>
+            <w:tcMar>
+              <w:top w:type="dxa" w:w="40"/>
+              <w:left w:type="dxa" w:w="70"/>
+              <w:bottom w:type="dxa" w:w="40"/>
+              <w:right w:type="dxa" w:w="70"/>
+            </w:tcMar>
+          </w:tcPr>
+          <w:p>
+            <w:pPr>
+              <w:spacing w:after="0"/>
+            </w:pPr>
+            <w:r>
+              <w:rPr>
+                <w:sz w:val="17"/>
+                <w:szCs w:val="17"/>
+              </w:rPr>
+              <w:t xml:space="preserve">Stretch: only Bedsure / Pure Bamboo at or above the target</w:t>
+            </w:r>
+          </w:p>
+        </w:tc>
+      </w:tr>
+    </w:tbl>
+    <w:p>
+      <w:pPr>
+        <w:spacing w:after="40"/>
+      </w:pPr>
+    </w:p>
+    <w:p>
+      <w:pPr>
+        <w:spacing w:after="120"/>
+      </w:pPr>
+      <w:r>
+        <w:rPr>
+          <w:i/>
+          <w:iCs/>
+          <w:color w:val="555555"/>
+          <w:sz w:val="17"/>
+          <w:szCs w:val="17"/>
+        </w:rPr>
+        <w:t xml:space="preserve">Organic ranks from ASINsight (28–29 Sep); they can differ by a few places from our own crawl. Tier: Aspirational = Pure Bamboo, Bedsure (cooling), Hotel Sheets Direct; Beatable = the rest.</w:t>
+      </w:r>
+    </w:p>
+    <w:p>
+      <w:pPr>
+        <w:pStyle w:val="Heading2"/>
+      </w:pPr>
+      <w:r>
+        <w:t xml:space="preserve">15.2 What it changes (prices don’t change)</w:t>
+      </w:r>
+    </w:p>
+    <w:p>
+      <w:pPr>
+        <w:pStyle w:val="ListParagraph"/>
+        <w:numPr>
+          <w:ilvl w:val="0"/>
+          <w:numId w:val="3"/>
+        </w:numPr>
+        <w:spacing w:after="60"/>
+      </w:pPr>
+      <w:r>
+        <w:rPr>
+          <w:b/>
+          <w:bCs/>
+        </w:rPr>
+        <w:t xml:space="preserve">No price from competitors. </w:t>
+      </w:r>
+      <w:r>
+        <w:t xml:space="preserve">Competitor data never sets a price. Break-even, the twice-break-even ceiling and the +30% daily step stay as they are.</w:t>
+      </w:r>
+    </w:p>
+    <w:p>
+      <w:pPr>
+        <w:pStyle w:val="ListParagraph"/>
+        <w:numPr>
+          <w:ilvl w:val="0"/>
+          <w:numId w:val="3"/>
+        </w:numPr>
+        <w:spacing w:after="60"/>
+      </w:pPr>
+      <w:r>
+        <w:rPr>
+          <w:b/>
+          <w:bCs/>
+        </w:rPr>
+        <w:t xml:space="preserve">Judge stretch terms on rivals passed. </w:t>
+      </w:r>
+      <w:r>
+        <w:t xml:space="preserve">On the nine stretch terms, progress is judged on rivals passed (the “next rival to pass” column), not only on distance to target, so a slow climb is not read as failure after 7 days. After 14 days at the ceiling with no rival passed, the term comes to you.</w:t>
+      </w:r>
+    </w:p>
+    <w:p>
+      <w:pPr>
+        <w:pStyle w:val="ListParagraph"/>
+        <w:numPr>
+          <w:ilvl w:val="0"/>
+          <w:numId w:val="3"/>
+        </w:numPr>
+        <w:spacing w:after="60"/>
+      </w:pPr>
+      <w:r>
+        <w:rPr>
+          <w:b/>
+          <w:bCs/>
+        </w:rPr>
+        <w:t xml:space="preserve">Read on rank and orders. </w:t>
+      </w:r>
+      <w:r>
+        <w:t xml:space="preserve">Every push term has 5–9 rivals with a Sponsored Brands banner above the top-of-search slot. Read the push on rank and orders, not on top-of-search impression share alone.</w:t>
+      </w:r>
+    </w:p>
+    <w:p>
+      <w:pPr>
+        <w:pStyle w:val="ListParagraph"/>
+        <w:numPr>
+          <w:ilvl w:val="0"/>
+          <w:numId w:val="3"/>
+        </w:numPr>
+        <w:spacing w:after="60"/>
+      </w:pPr>
+      <w:r>
+        <w:rPr>
+          <w:b/>
+          <w:bCs/>
+        </w:rPr>
+        <w:t xml:space="preserve">Defend the brand. </w:t>
+      </w:r>
+      <w:r>
+        <w:t xml:space="preserve">10 rivals advertise on “decolure bamboo sheets” and we rank #9 organically on it. Keep the brand exact campaigns funded at the top on White; add the brand banner and the own-page defence (Section 16).</w:t>
+      </w:r>
+    </w:p>
+    <w:p>
+      <w:pPr>
+        <w:pStyle w:val="ListParagraph"/>
+        <w:numPr>
+          <w:ilvl w:val="0"/>
+          <w:numId w:val="3"/>
+        </w:numPr>
+        <w:spacing w:after="60"/>
+      </w:pPr>
+      <w:r>
+        <w:rPr>
+          <w:b/>
+          <w:bCs/>
+        </w:rPr>
+        <w:t xml:space="preserve">Seed cooling wording. </w:t>
+      </w:r>
+      <w:r>
+        <w:t xml:space="preserve">Add the cooling terms rivals advertise on and we don’t (“cooling sheets king size”, “king sheets cooling”, “queen bed sheets cooling”, “cooling bed sheets queen”, “king cooling sheets”) as exact targets inside the King and Queen discovery campaigns, at break-even, on the clearance colour. They are judged by the keyword rules after 15 clicks.</w:t>
+      </w:r>
+    </w:p>
+    <w:p>
+      <w:pPr>
+        <w:pStyle w:val="ListParagraph"/>
+        <w:numPr>
+          <w:ilvl w:val="0"/>
+          <w:numId w:val="3"/>
+        </w:numPr>
+        <w:spacing w:after="60"/>
+      </w:pPr>
+      <w:r>
+        <w:rPr>
+          <w:b/>
+          <w:bCs/>
+        </w:rPr>
+        <w:t xml:space="preserve">Reduce, don’t block, what sells. </w:t>
+      </w:r>
+      <w:r>
+        <w:t xml:space="preserve">A term that still sells and that rivals buy is reduced to break-even, never blocked: “king size bamboo sheets set” (61 orders in 90 days at 29.8% ACoS, 11 rivals advertising) and “queen sheet set bamboo” (104 orders).</w:t>
+      </w:r>
+    </w:p>
+    <w:p>
+      <w:pPr>
+        <w:pStyle w:val="ListParagraph"/>
+        <w:numPr>
+          <w:ilvl w:val="0"/>
+          <w:numId w:val="3"/>
+        </w:numPr>
+        <w:spacing w:after="60"/>
+      </w:pPr>
+      <w:r>
+        <w:rPr>
+          <w:b/>
+          <w:bCs/>
+        </w:rPr>
+        <w:t xml:space="preserve">Conquest where we win the comparison. </w:t>
+      </w:r>
+      <w:r>
+        <w:t xml:space="preserve">Target competitor pages where we are the cheaper, bigger set: Bella, Pure Bamboo King, Bambaw, Hotel Sheets Direct King, BAMPURE, GOKOTTA, Cariloha, and KRIMANO (our price, a tenth of our reviews). Not Bedsure ($60–70, 65k reviews), Love’s cabin ($40–43) or microfiber sets; the Bedsure and CGK pages we already target stay only while they sell at break-even. Build 1958 is limited to the first group.</w:t>
+      </w:r>
+    </w:p>
+    <w:p>
+      <w:pPr>
+        <w:pStyle w:val="ListParagraph"/>
+        <w:numPr>
+          <w:ilvl w:val="0"/>
+          <w:numId w:val="3"/>
+        </w:numPr>
+        <w:spacing w:after="60"/>
+      </w:pPr>
+      <w:r>
+        <w:rPr>
+          <w:b/>
+          <w:bCs/>
+        </w:rPr>
+        <w:t xml:space="preserve">Leave generic terms to discovery. </w:t>
+      </w:r>
+      <w:r>
+        <w:t xml:space="preserve">Generic sheets terms (“queen sheet set”, “king size sheets set”, “bed sheets”) are led by $15–50 microfiber sets. They stay in discovery and are never pushed.</w:t>
+      </w:r>
+    </w:p>
+    <w:p>
+      <w:pPr>
+        <w:pStyle w:val="ListParagraph"/>
+        <w:numPr>
+          <w:ilvl w:val="0"/>
+          <w:numId w:val="3"/>
+        </w:numPr>
+        <w:spacing w:after="60"/>
+      </w:pPr>
+      <w:r>
+        <w:rPr>
+          <w:b/>
+          <w:bCs/>
+        </w:rPr>
+        <w:t xml:space="preserve">Protect Full and Twin. </w:t>
+      </w:r>
+      <w:r>
+        <w:t xml:space="preserve">We out-rank every tracked rival on “bamboo sheets full” and the main Twin bamboo terms, but Full White has 68 units. Keep the Full push to the stock plan and reorder Full White.</w:t>
+      </w:r>
+    </w:p>
+    <w:p>
+      <w:pPr>
+        <w:pStyle w:val="ListParagraph"/>
+        <w:numPr>
+          <w:ilvl w:val="0"/>
+          <w:numId w:val="3"/>
+        </w:numPr>
+        <w:spacing w:after="60"/>
+      </w:pPr>
+      <w:r>
+        <w:rPr>
+          <w:b/>
+          <w:bCs/>
+        </w:rPr>
+        <w:t xml:space="preserve">Watch rival moves. </w:t>
+      </w:r>
+      <w:r>
+        <w:t xml:space="preserve">When a rival in a push term’s top 10 cuts price by more than 15% or starts a discount (11 of 32 are on discount now), hold our price for 3 days instead of reading the conversion drop as a price problem.</w:t>
+      </w:r>
+    </w:p>
+    <w:p>
+      <w:pPr>
+        <w:pStyle w:val="Heading2"/>
+      </w:pPr>
+      <w:r>
+        <w:t xml:space="preserve">15.3 What the data can’t show</w:t>
+      </w:r>
+    </w:p>
+    <w:p>
+      <w:pPr>
+        <w:pStyle w:val="ListParagraph"/>
+        <w:numPr>
+          <w:ilvl w:val="0"/>
+          <w:numId w:val="3"/>
+        </w:numPr>
+        <w:spacing w:after="60"/>
+      </w:pPr>
+      <w:r>
+        <w:t xml:space="preserve">Review themes (what buyers praise or complain about) are not in any source we have; that needs a read of the reviews.</w:t>
+      </w:r>
+    </w:p>
+    <w:p>
+      <w:pPr>
+        <w:pStyle w:val="ListParagraph"/>
+        <w:numPr>
+          <w:ilvl w:val="0"/>
+          <w:numId w:val="3"/>
+        </w:numPr>
+        <w:spacing w:after="60"/>
+      </w:pPr>
+      <w:r>
+        <w:t xml:space="preserve">Competitors’ bids and conversion rates aren’t visible, and none is used.</w:t>
+      </w:r>
+    </w:p>
+    <w:p>
+      <w:pPr>
+        <w:pStyle w:val="ListParagraph"/>
+        <w:numPr>
+          <w:ilvl w:val="0"/>
+          <w:numId w:val="3"/>
+        </w:numPr>
+        <w:spacing w:after="60"/>
+      </w:pPr>
+      <w:r>
+        <w:t xml:space="preserve">19 of 32 mapped competitors have no ASINsight export, and some large sellers aren’t mapped at all (Love’s cabin, CGK’s bamboo line). Market-share figures leave them out.</w:t>
+      </w:r>
+    </w:p>
+    <w:p>
+      <w:pPr>
+        <w:pStyle w:val="Heading1"/>
+      </w:pPr>
+      <w:r>
+        <w:t xml:space="preserve">16. Sponsored Brands and video test (approved)</w:t>
+      </w:r>
+    </w:p>
+    <w:p>
+      <w:pPr>
+        <w:spacing w:after="100"/>
+      </w:pPr>
+      <w:r>
+        <w:t xml:space="preserve">Rivals put a brand banner above the top-of-search slot on every push term; we have none. From 1 October, 6 campaigns built by hand test it: one format per term, bids at break-even, $85 a day for 14 days (about $1,190) as a separate budget line. It counts in B6’s spend limit from 1 October but not in the Sponsored Products push budgets.</w:t>
+      </w:r>
+    </w:p>
+    <w:tbl>
+      <w:tblPr>
+        <w:tblW w:type="dxa" w:w="9972"/>
+        <w:tblBorders>
+          <w:top w:val="single" w:color="auto" w:sz="4"/>
+          <w:left w:val="single" w:color="auto" w:sz="4"/>
+          <w:bottom w:val="single" w:color="auto" w:sz="4"/>
+          <w:right w:val="single" w:color="auto" w:sz="4"/>
+          <w:insideH w:val="single" w:color="auto" w:sz="4"/>
+          <w:insideV w:val="single" w:color="auto" w:sz="4"/>
+        </w:tblBorders>
+      </w:tblPr>
+      <w:tblGrid>
+        <w:gridCol w:w="700"/>
+        <w:gridCol w:w="2200"/>
+        <w:gridCol w:w="2672"/>
+        <w:gridCol w:w="1100"/>
+        <w:gridCol w:w="1100"/>
+        <w:gridCol w:w="1100"/>
+        <w:gridCol w:w="1100"/>
+      </w:tblGrid>
+      <w:tr>
+        <w:trPr>
+          <w:tblHeader/>
+        </w:trPr>
+        <w:tc>
+          <w:tcPr>
+            <w:tcW w:type="dxa" w:w="700"/>
+            <w:shd w:fill="1F3A5F" w:color="auto" w:val="clear"/>
+            <w:tcMar>
+              <w:top w:type="dxa" w:w="40"/>
+              <w:left w:type="dxa" w:w="70"/>
+              <w:bottom w:type="dxa" w:w="40"/>
+              <w:right w:type="dxa" w:w="70"/>
+            </w:tcMar>
+          </w:tcPr>
+          <w:p>
+            <w:pPr>
+              <w:spacing w:after="0"/>
+            </w:pPr>
+            <w:r>
+              <w:rPr>
+                <w:b/>
+                <w:bCs/>
+                <w:color w:val="FFFFFF"/>
+                <w:sz w:val="17"/>
+                <w:szCs w:val="17"/>
+              </w:rPr>
+              <w:t xml:space="preserve">Id</w:t>
+            </w:r>
+          </w:p>
+        </w:tc>
+        <w:tc>
+          <w:tcPr>
+            <w:tcW w:type="dxa" w:w="2200"/>
+            <w:shd w:fill="1F3A5F" w:color="auto" w:val="clear"/>
+            <w:tcMar>
+              <w:top w:type="dxa" w:w="40"/>
+              <w:left w:type="dxa" w:w="70"/>
+              <w:bottom w:type="dxa" w:w="40"/>
+              <w:right w:type="dxa" w:w="70"/>
+            </w:tcMar>
+          </w:tcPr>
+          <w:p>
+            <w:pPr>
+              <w:spacing w:after="0"/>
+            </w:pPr>
+            <w:r>
+              <w:rPr>
+                <w:b/>
+                <w:bCs/>
+                <w:color w:val="FFFFFF"/>
+                <w:sz w:val="17"/>
+                <w:szCs w:val="17"/>
+              </w:rPr>
+              <w:t xml:space="preserve">Format</w:t>
+            </w:r>
+          </w:p>
+        </w:tc>
+        <w:tc>
+          <w:tcPr>
+            <w:tcW w:type="dxa" w:w="2672"/>
+            <w:shd w:fill="1F3A5F" w:color="auto" w:val="clear"/>
+            <w:tcMar>
+              <w:top w:type="dxa" w:w="40"/>
+              <w:left w:type="dxa" w:w="70"/>
+              <w:bottom w:type="dxa" w:w="40"/>
+              <w:right w:type="dxa" w:w="70"/>
+            </w:tcMar>
+          </w:tcPr>
+          <w:p>
+            <w:pPr>
+              <w:spacing w:after="0"/>
+            </w:pPr>
+            <w:r>
+              <w:rPr>
+                <w:b/>
+                <w:bCs/>
+                <w:color w:val="FFFFFF"/>
+                <w:sz w:val="17"/>
+                <w:szCs w:val="17"/>
+              </w:rPr>
+              <w:t xml:space="preserve">Keyword (exact)</w:t>
+            </w:r>
+          </w:p>
+        </w:tc>
+        <w:tc>
+          <w:tcPr>
+            <w:tcW w:type="dxa" w:w="1100"/>
+            <w:shd w:fill="1F3A5F" w:color="auto" w:val="clear"/>
+            <w:tcMar>
+              <w:top w:type="dxa" w:w="40"/>
+              <w:left w:type="dxa" w:w="70"/>
+              <w:bottom w:type="dxa" w:w="40"/>
+              <w:right w:type="dxa" w:w="70"/>
+            </w:tcMar>
+          </w:tcPr>
+          <w:p>
+            <w:pPr>
+              <w:spacing w:after="0"/>
+            </w:pPr>
+            <w:r>
+              <w:rPr>
+                <w:b/>
+                <w:bCs/>
+                <w:color w:val="FFFFFF"/>
+                <w:sz w:val="17"/>
+                <w:szCs w:val="17"/>
+              </w:rPr>
+              <w:t xml:space="preserve">Advertises</w:t>
+            </w:r>
+          </w:p>
+        </w:tc>
+        <w:tc>
+          <w:tcPr>
+            <w:tcW w:type="dxa" w:w="1100"/>
+            <w:shd w:fill="1F3A5F" w:color="auto" w:val="clear"/>
+            <w:tcMar>
+              <w:top w:type="dxa" w:w="40"/>
+              <w:left w:type="dxa" w:w="70"/>
+              <w:bottom w:type="dxa" w:w="40"/>
+              <w:right w:type="dxa" w:w="70"/>
+            </w:tcMar>
+          </w:tcPr>
+          <w:p>
+            <w:pPr>
+              <w:spacing w:after="0"/>
+            </w:pPr>
+            <w:r>
+              <w:rPr>
+                <w:b/>
+                <w:bCs/>
+                <w:color w:val="FFFFFF"/>
+                <w:sz w:val="17"/>
+                <w:szCs w:val="17"/>
+              </w:rPr>
+              <w:t xml:space="preserve">Start bid</w:t>
+            </w:r>
+          </w:p>
+        </w:tc>
+        <w:tc>
+          <w:tcPr>
+            <w:tcW w:type="dxa" w:w="1100"/>
+            <w:shd w:fill="1F3A5F" w:color="auto" w:val="clear"/>
+            <w:tcMar>
+              <w:top w:type="dxa" w:w="40"/>
+              <w:left w:type="dxa" w:w="70"/>
+              <w:bottom w:type="dxa" w:w="40"/>
+              <w:right w:type="dxa" w:w="70"/>
+            </w:tcMar>
+          </w:tcPr>
+          <w:p>
+            <w:pPr>
+              <w:spacing w:after="0"/>
+            </w:pPr>
+            <w:r>
+              <w:rPr>
+                <w:b/>
+                <w:bCs/>
+                <w:color w:val="FFFFFF"/>
+                <w:sz w:val="17"/>
+                <w:szCs w:val="17"/>
+              </w:rPr>
+              <w:t xml:space="preserve">Ceiling</w:t>
+            </w:r>
+          </w:p>
+        </w:tc>
+        <w:tc>
+          <w:tcPr>
+            <w:tcW w:type="dxa" w:w="1100"/>
+            <w:shd w:fill="1F3A5F" w:color="auto" w:val="clear"/>
+            <w:tcMar>
+              <w:top w:type="dxa" w:w="40"/>
+              <w:left w:type="dxa" w:w="70"/>
+              <w:bottom w:type="dxa" w:w="40"/>
+              <w:right w:type="dxa" w:w="70"/>
+            </w:tcMar>
+          </w:tcPr>
+          <w:p>
+            <w:pPr>
+              <w:spacing w:after="0"/>
+            </w:pPr>
+            <w:r>
+              <w:rPr>
+                <w:b/>
+                <w:bCs/>
+                <w:color w:val="FFFFFF"/>
+                <w:sz w:val="17"/>
+                <w:szCs w:val="17"/>
+              </w:rPr>
+              <w:t xml:space="preserve">Budget / day</w:t>
+            </w:r>
+          </w:p>
+        </w:tc>
+      </w:tr>
+      <w:tr>
+        <w:tc>
+          <w:tcPr>
+            <w:tcW w:type="dxa" w:w="700"/>
+            <w:shd w:fill="FFFFFF" w:color="auto" w:val="clear"/>
+            <w:tcMar>
+              <w:top w:type="dxa" w:w="40"/>
+              <w:left w:type="dxa" w:w="70"/>
+              <w:bottom w:type="dxa" w:w="40"/>
+              <w:right w:type="dxa" w:w="70"/>
+            </w:tcMar>
+          </w:tcPr>
+          <w:p>
+            <w:pPr>
+              <w:spacing w:after="0"/>
+            </w:pPr>
+            <w:r>
+              <w:rPr>
+                <w:sz w:val="17"/>
+                <w:szCs w:val="17"/>
+              </w:rPr>
+              <w:t xml:space="preserve">SB-1</w:t>
+            </w:r>
+          </w:p>
+        </w:tc>
+        <w:tc>
+          <w:tcPr>
+            <w:tcW w:type="dxa" w:w="2200"/>
+            <w:shd w:fill="FFFFFF" w:color="auto" w:val="clear"/>
+            <w:tcMar>
+              <w:top w:type="dxa" w:w="40"/>
+              <w:left w:type="dxa" w:w="70"/>
+              <w:bottom w:type="dxa" w:w="40"/>
+              <w:right w:type="dxa" w:w="70"/>
+            </w:tcMar>
+          </w:tcPr>
+          <w:p>
+            <w:pPr>
+              <w:spacing w:after="0"/>
+            </w:pPr>
+            <w:r>
+              <w:rPr>
+                <w:sz w:val="17"/>
+                <w:szCs w:val="17"/>
+              </w:rPr>
+              <w:t xml:space="preserve">Sponsored Brands — product collection (headline)</w:t>
+            </w:r>
+          </w:p>
+        </w:tc>
+        <w:tc>
+          <w:tcPr>
+            <w:tcW w:type="dxa" w:w="2672"/>
+            <w:shd w:fill="FFFFFF" w:color="auto" w:val="clear"/>
+            <w:tcMar>
+              <w:top w:type="dxa" w:w="40"/>
+              <w:left w:type="dxa" w:w="70"/>
+              <w:bottom w:type="dxa" w:w="40"/>
+              <w:right w:type="dxa" w:w="70"/>
+            </w:tcMar>
+          </w:tcPr>
+          <w:p>
+            <w:pPr>
+              <w:spacing w:after="0"/>
+            </w:pPr>
+            <w:r>
+              <w:rPr>
+                <w:sz w:val="17"/>
+                <w:szCs w:val="17"/>
+              </w:rPr>
+              <w:t xml:space="preserve">bamboo sheets</w:t>
+            </w:r>
+          </w:p>
+        </w:tc>
+        <w:tc>
+          <w:tcPr>
+            <w:tcW w:type="dxa" w:w="1100"/>
+            <w:shd w:fill="FFFFFF" w:color="auto" w:val="clear"/>
+            <w:tcMar>
+              <w:top w:type="dxa" w:w="40"/>
+              <w:left w:type="dxa" w:w="70"/>
+              <w:bottom w:type="dxa" w:w="40"/>
+              <w:right w:type="dxa" w:w="70"/>
+            </w:tcMar>
+          </w:tcPr>
+          <w:p>
+            <w:pPr>
+              <w:spacing w:after="0"/>
+            </w:pPr>
+            <w:r>
+              <w:rPr>
+                <w:sz w:val="17"/>
+                <w:szCs w:val="17"/>
+              </w:rPr>
+              <w:t xml:space="preserve">King White</w:t>
+            </w:r>
+          </w:p>
+        </w:tc>
+        <w:tc>
+          <w:tcPr>
+            <w:tcW w:type="dxa" w:w="1100"/>
+            <w:shd w:fill="FFFFFF" w:color="auto" w:val="clear"/>
+            <w:tcMar>
+              <w:top w:type="dxa" w:w="40"/>
+              <w:left w:type="dxa" w:w="70"/>
+              <w:bottom w:type="dxa" w:w="40"/>
+              <w:right w:type="dxa" w:w="70"/>
+            </w:tcMar>
+          </w:tcPr>
+          <w:p>
+            <w:pPr>
+              <w:spacing w:after="0"/>
+            </w:pPr>
+            <w:r>
+              <w:rPr>
+                <w:sz w:val="17"/>
+                <w:szCs w:val="17"/>
+              </w:rPr>
+              <w:t xml:space="preserve">$3.19</w:t>
+            </w:r>
+          </w:p>
+        </w:tc>
+        <w:tc>
+          <w:tcPr>
+            <w:tcW w:type="dxa" w:w="1100"/>
+            <w:shd w:fill="FFFFFF" w:color="auto" w:val="clear"/>
+            <w:tcMar>
+              <w:top w:type="dxa" w:w="40"/>
+              <w:left w:type="dxa" w:w="70"/>
+              <w:bottom w:type="dxa" w:w="40"/>
+              <w:right w:type="dxa" w:w="70"/>
+            </w:tcMar>
+          </w:tcPr>
+          <w:p>
+            <w:pPr>
+              <w:spacing w:after="0"/>
+            </w:pPr>
+            <w:r>
+              <w:rPr>
+                <w:sz w:val="17"/>
+                <w:szCs w:val="17"/>
+              </w:rPr>
+              <w:t xml:space="preserve">$6.38</w:t>
+            </w:r>
+          </w:p>
+        </w:tc>
+        <w:tc>
+          <w:tcPr>
+            <w:tcW w:type="dxa" w:w="1100"/>
+            <w:shd w:fill="FFFFFF" w:color="auto" w:val="clear"/>
+            <w:tcMar>
+              <w:top w:type="dxa" w:w="40"/>
+              <w:left w:type="dxa" w:w="70"/>
+              <w:bottom w:type="dxa" w:w="40"/>
+              <w:right w:type="dxa" w:w="70"/>
+            </w:tcMar>
+          </w:tcPr>
+          <w:p>
+            <w:pPr>
+              <w:spacing w:after="0"/>
+            </w:pPr>
+            <w:r>
+              <w:rPr>
+                <w:sz w:val="17"/>
+                <w:szCs w:val="17"/>
+              </w:rPr>
+              <w:t xml:space="preserve">$25</w:t>
+            </w:r>
+          </w:p>
+        </w:tc>
+      </w:tr>
+      <w:tr>
+        <w:tc>
+          <w:tcPr>
+            <w:tcW w:type="dxa" w:w="700"/>
+            <w:shd w:fill="F2F5F9" w:color="auto" w:val="clear"/>
+            <w:tcMar>
+              <w:top w:type="dxa" w:w="40"/>
+              <w:left w:type="dxa" w:w="70"/>
+              <w:bottom w:type="dxa" w:w="40"/>
+              <w:right w:type="dxa" w:w="70"/>
+            </w:tcMar>
+          </w:tcPr>
+          <w:p>
+            <w:pPr>
+              <w:spacing w:after="0"/>
+            </w:pPr>
+            <w:r>
+              <w:rPr>
+                <w:sz w:val="17"/>
+                <w:szCs w:val="17"/>
+              </w:rPr>
+              <w:t xml:space="preserve">SBV-2</w:t>
+            </w:r>
+          </w:p>
+        </w:tc>
+        <w:tc>
+          <w:tcPr>
+            <w:tcW w:type="dxa" w:w="2200"/>
+            <w:shd w:fill="F2F5F9" w:color="auto" w:val="clear"/>
+            <w:tcMar>
+              <w:top w:type="dxa" w:w="40"/>
+              <w:left w:type="dxa" w:w="70"/>
+              <w:bottom w:type="dxa" w:w="40"/>
+              <w:right w:type="dxa" w:w="70"/>
+            </w:tcMar>
+          </w:tcPr>
+          <w:p>
+            <w:pPr>
+              <w:spacing w:after="0"/>
+            </w:pPr>
+            <w:r>
+              <w:rPr>
+                <w:sz w:val="17"/>
+                <w:szCs w:val="17"/>
+              </w:rPr>
+              <w:t xml:space="preserve">Sponsored Brands video</w:t>
+            </w:r>
+          </w:p>
+        </w:tc>
+        <w:tc>
+          <w:tcPr>
+            <w:tcW w:type="dxa" w:w="2672"/>
+            <w:shd w:fill="F2F5F9" w:color="auto" w:val="clear"/>
+            <w:tcMar>
+              <w:top w:type="dxa" w:w="40"/>
+              <w:left w:type="dxa" w:w="70"/>
+              <w:bottom w:type="dxa" w:w="40"/>
+              <w:right w:type="dxa" w:w="70"/>
+            </w:tcMar>
+          </w:tcPr>
+          <w:p>
+            <w:pPr>
+              <w:spacing w:after="0"/>
+            </w:pPr>
+            <w:r>
+              <w:rPr>
+                <w:sz w:val="17"/>
+                <w:szCs w:val="17"/>
+              </w:rPr>
+              <w:t xml:space="preserve">bamboo sheets queen size</w:t>
+            </w:r>
+          </w:p>
+        </w:tc>
+        <w:tc>
+          <w:tcPr>
+            <w:tcW w:type="dxa" w:w="1100"/>
+            <w:shd w:fill="F2F5F9" w:color="auto" w:val="clear"/>
+            <w:tcMar>
+              <w:top w:type="dxa" w:w="40"/>
+              <w:left w:type="dxa" w:w="70"/>
+              <w:bottom w:type="dxa" w:w="40"/>
+              <w:right w:type="dxa" w:w="70"/>
+            </w:tcMar>
+          </w:tcPr>
+          <w:p>
+            <w:pPr>
+              <w:spacing w:after="0"/>
+            </w:pPr>
+            <w:r>
+              <w:rPr>
+                <w:sz w:val="17"/>
+                <w:szCs w:val="17"/>
+              </w:rPr>
+              <w:t xml:space="preserve">Queen White</w:t>
+            </w:r>
+          </w:p>
+        </w:tc>
+        <w:tc>
+          <w:tcPr>
+            <w:tcW w:type="dxa" w:w="1100"/>
+            <w:shd w:fill="F2F5F9" w:color="auto" w:val="clear"/>
+            <w:tcMar>
+              <w:top w:type="dxa" w:w="40"/>
+              <w:left w:type="dxa" w:w="70"/>
+              <w:bottom w:type="dxa" w:w="40"/>
+              <w:right w:type="dxa" w:w="70"/>
+            </w:tcMar>
+          </w:tcPr>
+          <w:p>
+            <w:pPr>
+              <w:spacing w:after="0"/>
+            </w:pPr>
+            <w:r>
+              <w:rPr>
+                <w:sz w:val="17"/>
+                <w:szCs w:val="17"/>
+              </w:rPr>
+              <w:t xml:space="preserve">$3.17</w:t>
+            </w:r>
+          </w:p>
+        </w:tc>
+        <w:tc>
+          <w:tcPr>
+            <w:tcW w:type="dxa" w:w="1100"/>
+            <w:shd w:fill="F2F5F9" w:color="auto" w:val="clear"/>
+            <w:tcMar>
+              <w:top w:type="dxa" w:w="40"/>
+              <w:left w:type="dxa" w:w="70"/>
+              <w:bottom w:type="dxa" w:w="40"/>
+              <w:right w:type="dxa" w:w="70"/>
+            </w:tcMar>
+          </w:tcPr>
+          <w:p>
+            <w:pPr>
+              <w:spacing w:after="0"/>
+            </w:pPr>
+            <w:r>
+              <w:rPr>
+                <w:sz w:val="17"/>
+                <w:szCs w:val="17"/>
+              </w:rPr>
+              <w:t xml:space="preserve">$6.34</w:t>
+            </w:r>
+          </w:p>
+        </w:tc>
+        <w:tc>
+          <w:tcPr>
+            <w:tcW w:type="dxa" w:w="1100"/>
+            <w:shd w:fill="F2F5F9" w:color="auto" w:val="clear"/>
+            <w:tcMar>
+              <w:top w:type="dxa" w:w="40"/>
+              <w:left w:type="dxa" w:w="70"/>
+              <w:bottom w:type="dxa" w:w="40"/>
+              <w:right w:type="dxa" w:w="70"/>
+            </w:tcMar>
+          </w:tcPr>
+          <w:p>
+            <w:pPr>
+              <w:spacing w:after="0"/>
+            </w:pPr>
+            <w:r>
+              <w:rPr>
+                <w:sz w:val="17"/>
+                <w:szCs w:val="17"/>
+              </w:rPr>
+              <w:t xml:space="preserve">$15</w:t>
+            </w:r>
+          </w:p>
+        </w:tc>
+      </w:tr>
+      <w:tr>
+        <w:tc>
+          <w:tcPr>
+            <w:tcW w:type="dxa" w:w="700"/>
+            <w:shd w:fill="FFFFFF" w:color="auto" w:val="clear"/>
+            <w:tcMar>
+              <w:top w:type="dxa" w:w="40"/>
+              <w:left w:type="dxa" w:w="70"/>
+              <w:bottom w:type="dxa" w:w="40"/>
+              <w:right w:type="dxa" w:w="70"/>
+            </w:tcMar>
+          </w:tcPr>
+          <w:p>
+            <w:pPr>
+              <w:spacing w:after="0"/>
+            </w:pPr>
+            <w:r>
+              <w:rPr>
+                <w:sz w:val="17"/>
+                <w:szCs w:val="17"/>
+              </w:rPr>
+              <w:t xml:space="preserve">SBV-3</w:t>
+            </w:r>
+          </w:p>
+        </w:tc>
+        <w:tc>
+          <w:tcPr>
+            <w:tcW w:type="dxa" w:w="2200"/>
+            <w:shd w:fill="FFFFFF" w:color="auto" w:val="clear"/>
+            <w:tcMar>
+              <w:top w:type="dxa" w:w="40"/>
+              <w:left w:type="dxa" w:w="70"/>
+              <w:bottom w:type="dxa" w:w="40"/>
+              <w:right w:type="dxa" w:w="70"/>
+            </w:tcMar>
+          </w:tcPr>
+          <w:p>
+            <w:pPr>
+              <w:spacing w:after="0"/>
+            </w:pPr>
+            <w:r>
+              <w:rPr>
+                <w:sz w:val="17"/>
+                <w:szCs w:val="17"/>
+              </w:rPr>
+              <w:t xml:space="preserve">Sponsored Brands video</w:t>
+            </w:r>
+          </w:p>
+        </w:tc>
+        <w:tc>
+          <w:tcPr>
+            <w:tcW w:type="dxa" w:w="2672"/>
+            <w:shd w:fill="FFFFFF" w:color="auto" w:val="clear"/>
+            <w:tcMar>
+              <w:top w:type="dxa" w:w="40"/>
+              <w:left w:type="dxa" w:w="70"/>
+              <w:bottom w:type="dxa" w:w="40"/>
+              <w:right w:type="dxa" w:w="70"/>
+            </w:tcMar>
+          </w:tcPr>
+          <w:p>
+            <w:pPr>
+              <w:spacing w:after="0"/>
+            </w:pPr>
+            <w:r>
+              <w:rPr>
+                <w:sz w:val="17"/>
+                <w:szCs w:val="17"/>
+              </w:rPr>
+              <w:t xml:space="preserve">bamboo sheets king size</w:t>
+            </w:r>
+          </w:p>
+        </w:tc>
+        <w:tc>
+          <w:tcPr>
+            <w:tcW w:type="dxa" w:w="1100"/>
+            <w:shd w:fill="FFFFFF" w:color="auto" w:val="clear"/>
+            <w:tcMar>
+              <w:top w:type="dxa" w:w="40"/>
+              <w:left w:type="dxa" w:w="70"/>
+              <w:bottom w:type="dxa" w:w="40"/>
+              <w:right w:type="dxa" w:w="70"/>
+            </w:tcMar>
+          </w:tcPr>
+          <w:p>
+            <w:pPr>
+              <w:spacing w:after="0"/>
+            </w:pPr>
+            <w:r>
+              <w:rPr>
+                <w:sz w:val="17"/>
+                <w:szCs w:val="17"/>
+              </w:rPr>
+              <w:t xml:space="preserve">King White</w:t>
+            </w:r>
+          </w:p>
+        </w:tc>
+        <w:tc>
+          <w:tcPr>
+            <w:tcW w:type="dxa" w:w="1100"/>
+            <w:shd w:fill="FFFFFF" w:color="auto" w:val="clear"/>
+            <w:tcMar>
+              <w:top w:type="dxa" w:w="40"/>
+              <w:left w:type="dxa" w:w="70"/>
+              <w:bottom w:type="dxa" w:w="40"/>
+              <w:right w:type="dxa" w:w="70"/>
+            </w:tcMar>
+          </w:tcPr>
+          <w:p>
+            <w:pPr>
+              <w:spacing w:after="0"/>
+            </w:pPr>
+            <w:r>
+              <w:rPr>
+                <w:sz w:val="17"/>
+                <w:szCs w:val="17"/>
+              </w:rPr>
+              <w:t xml:space="preserve">$3.19</w:t>
+            </w:r>
+          </w:p>
+        </w:tc>
+        <w:tc>
+          <w:tcPr>
+            <w:tcW w:type="dxa" w:w="1100"/>
+            <w:shd w:fill="FFFFFF" w:color="auto" w:val="clear"/>
+            <w:tcMar>
+              <w:top w:type="dxa" w:w="40"/>
+              <w:left w:type="dxa" w:w="70"/>
+              <w:bottom w:type="dxa" w:w="40"/>
+              <w:right w:type="dxa" w:w="70"/>
+            </w:tcMar>
+          </w:tcPr>
+          <w:p>
+            <w:pPr>
+              <w:spacing w:after="0"/>
+            </w:pPr>
+            <w:r>
+              <w:rPr>
+                <w:sz w:val="17"/>
+                <w:szCs w:val="17"/>
+              </w:rPr>
+              <w:t xml:space="preserve">$6.38</w:t>
+            </w:r>
+          </w:p>
+        </w:tc>
+        <w:tc>
+          <w:tcPr>
+            <w:tcW w:type="dxa" w:w="1100"/>
+            <w:shd w:fill="FFFFFF" w:color="auto" w:val="clear"/>
+            <w:tcMar>
+              <w:top w:type="dxa" w:w="40"/>
+              <w:left w:type="dxa" w:w="70"/>
+              <w:bottom w:type="dxa" w:w="40"/>
+              <w:right w:type="dxa" w:w="70"/>
+            </w:tcMar>
+          </w:tcPr>
+          <w:p>
+            <w:pPr>
+              <w:spacing w:after="0"/>
+            </w:pPr>
+            <w:r>
+              <w:rPr>
+                <w:sz w:val="17"/>
+                <w:szCs w:val="17"/>
+              </w:rPr>
+              <w:t xml:space="preserve">$15</w:t>
+            </w:r>
+          </w:p>
+        </w:tc>
+      </w:tr>
+      <w:tr>
+        <w:tc>
+          <w:tcPr>
+            <w:tcW w:type="dxa" w:w="700"/>
+            <w:shd w:fill="F2F5F9" w:color="auto" w:val="clear"/>
+            <w:tcMar>
+              <w:top w:type="dxa" w:w="40"/>
+              <w:left w:type="dxa" w:w="70"/>
+              <w:bottom w:type="dxa" w:w="40"/>
+              <w:right w:type="dxa" w:w="70"/>
+            </w:tcMar>
+          </w:tcPr>
+          <w:p>
+            <w:pPr>
+              <w:spacing w:after="0"/>
+            </w:pPr>
+            <w:r>
+              <w:rPr>
+                <w:sz w:val="17"/>
+                <w:szCs w:val="17"/>
+              </w:rPr>
+              <w:t xml:space="preserve">SBV-4</w:t>
+            </w:r>
+          </w:p>
+        </w:tc>
+        <w:tc>
+          <w:tcPr>
+            <w:tcW w:type="dxa" w:w="2200"/>
+            <w:shd w:fill="F2F5F9" w:color="auto" w:val="clear"/>
+            <w:tcMar>
+              <w:top w:type="dxa" w:w="40"/>
+              <w:left w:type="dxa" w:w="70"/>
+              <w:bottom w:type="dxa" w:w="40"/>
+              <w:right w:type="dxa" w:w="70"/>
+            </w:tcMar>
+          </w:tcPr>
+          <w:p>
+            <w:pPr>
+              <w:spacing w:after="0"/>
+            </w:pPr>
+            <w:r>
+              <w:rPr>
+                <w:sz w:val="17"/>
+                <w:szCs w:val="17"/>
+              </w:rPr>
+              <w:t xml:space="preserve">Sponsored Brands video</w:t>
+            </w:r>
+          </w:p>
+        </w:tc>
+        <w:tc>
+          <w:tcPr>
+            <w:tcW w:type="dxa" w:w="2672"/>
+            <w:shd w:fill="F2F5F9" w:color="auto" w:val="clear"/>
+            <w:tcMar>
+              <w:top w:type="dxa" w:w="40"/>
+              <w:left w:type="dxa" w:w="70"/>
+              <w:bottom w:type="dxa" w:w="40"/>
+              <w:right w:type="dxa" w:w="70"/>
+            </w:tcMar>
+          </w:tcPr>
+          <w:p>
+            <w:pPr>
+              <w:spacing w:after="0"/>
+            </w:pPr>
+            <w:r>
+              <w:rPr>
+                <w:sz w:val="17"/>
+                <w:szCs w:val="17"/>
+              </w:rPr>
+              <w:t xml:space="preserve">bamboo cooling sheets</w:t>
+            </w:r>
+          </w:p>
+        </w:tc>
+        <w:tc>
+          <w:tcPr>
+            <w:tcW w:type="dxa" w:w="1100"/>
+            <w:shd w:fill="F2F5F9" w:color="auto" w:val="clear"/>
+            <w:tcMar>
+              <w:top w:type="dxa" w:w="40"/>
+              <w:left w:type="dxa" w:w="70"/>
+              <w:bottom w:type="dxa" w:w="40"/>
+              <w:right w:type="dxa" w:w="70"/>
+            </w:tcMar>
+          </w:tcPr>
+          <w:p>
+            <w:pPr>
+              <w:spacing w:after="0"/>
+            </w:pPr>
+            <w:r>
+              <w:rPr>
+                <w:sz w:val="17"/>
+                <w:szCs w:val="17"/>
+              </w:rPr>
+              <w:t xml:space="preserve">Queen White</w:t>
+            </w:r>
+          </w:p>
+        </w:tc>
+        <w:tc>
+          <w:tcPr>
+            <w:tcW w:type="dxa" w:w="1100"/>
+            <w:shd w:fill="F2F5F9" w:color="auto" w:val="clear"/>
+            <w:tcMar>
+              <w:top w:type="dxa" w:w="40"/>
+              <w:left w:type="dxa" w:w="70"/>
+              <w:bottom w:type="dxa" w:w="40"/>
+              <w:right w:type="dxa" w:w="70"/>
+            </w:tcMar>
+          </w:tcPr>
+          <w:p>
+            <w:pPr>
+              <w:spacing w:after="0"/>
+            </w:pPr>
+            <w:r>
+              <w:rPr>
+                <w:sz w:val="17"/>
+                <w:szCs w:val="17"/>
+              </w:rPr>
+              <w:t xml:space="preserve">$3.17</w:t>
+            </w:r>
+          </w:p>
+        </w:tc>
+        <w:tc>
+          <w:tcPr>
+            <w:tcW w:type="dxa" w:w="1100"/>
+            <w:shd w:fill="F2F5F9" w:color="auto" w:val="clear"/>
+            <w:tcMar>
+              <w:top w:type="dxa" w:w="40"/>
+              <w:left w:type="dxa" w:w="70"/>
+              <w:bottom w:type="dxa" w:w="40"/>
+              <w:right w:type="dxa" w:w="70"/>
+            </w:tcMar>
+          </w:tcPr>
+          <w:p>
+            <w:pPr>
+              <w:spacing w:after="0"/>
+            </w:pPr>
+            <w:r>
+              <w:rPr>
+                <w:sz w:val="17"/>
+                <w:szCs w:val="17"/>
+              </w:rPr>
+              <w:t xml:space="preserve">$6.34</w:t>
+            </w:r>
+          </w:p>
+        </w:tc>
+        <w:tc>
+          <w:tcPr>
+            <w:tcW w:type="dxa" w:w="1100"/>
+            <w:shd w:fill="F2F5F9" w:color="auto" w:val="clear"/>
+            <w:tcMar>
+              <w:top w:type="dxa" w:w="40"/>
+              <w:left w:type="dxa" w:w="70"/>
+              <w:bottom w:type="dxa" w:w="40"/>
+              <w:right w:type="dxa" w:w="70"/>
+            </w:tcMar>
+          </w:tcPr>
+          <w:p>
+            <w:pPr>
+              <w:spacing w:after="0"/>
+            </w:pPr>
+            <w:r>
+              <w:rPr>
+                <w:sz w:val="17"/>
+                <w:szCs w:val="17"/>
+              </w:rPr>
+              <w:t xml:space="preserve">$12</w:t>
+            </w:r>
+          </w:p>
+        </w:tc>
+      </w:tr>
+      <w:tr>
+        <w:tc>
+          <w:tcPr>
+            <w:tcW w:type="dxa" w:w="700"/>
+            <w:shd w:fill="FFFFFF" w:color="auto" w:val="clear"/>
+            <w:tcMar>
+              <w:top w:type="dxa" w:w="40"/>
+              <w:left w:type="dxa" w:w="70"/>
+              <w:bottom w:type="dxa" w:w="40"/>
+              <w:right w:type="dxa" w:w="70"/>
+            </w:tcMar>
+          </w:tcPr>
+          <w:p>
+            <w:pPr>
+              <w:spacing w:after="0"/>
+            </w:pPr>
+            <w:r>
+              <w:rPr>
+                <w:sz w:val="17"/>
+                <w:szCs w:val="17"/>
+              </w:rPr>
+              <w:t xml:space="preserve">SB-5</w:t>
+            </w:r>
+          </w:p>
+        </w:tc>
+        <w:tc>
+          <w:tcPr>
+            <w:tcW w:type="dxa" w:w="2200"/>
+            <w:shd w:fill="FFFFFF" w:color="auto" w:val="clear"/>
+            <w:tcMar>
+              <w:top w:type="dxa" w:w="40"/>
+              <w:left w:type="dxa" w:w="70"/>
+              <w:bottom w:type="dxa" w:w="40"/>
+              <w:right w:type="dxa" w:w="70"/>
+            </w:tcMar>
+          </w:tcPr>
+          <w:p>
+            <w:pPr>
+              <w:spacing w:after="0"/>
+            </w:pPr>
+            <w:r>
+              <w:rPr>
+                <w:sz w:val="17"/>
+                <w:szCs w:val="17"/>
+              </w:rPr>
+              <w:t xml:space="preserve">Sponsored Brands — store spotlight (headline)</w:t>
+            </w:r>
+          </w:p>
+        </w:tc>
+        <w:tc>
+          <w:tcPr>
+            <w:tcW w:type="dxa" w:w="2672"/>
+            <w:shd w:fill="FFFFFF" w:color="auto" w:val="clear"/>
+            <w:tcMar>
+              <w:top w:type="dxa" w:w="40"/>
+              <w:left w:type="dxa" w:w="70"/>
+              <w:bottom w:type="dxa" w:w="40"/>
+              <w:right w:type="dxa" w:w="70"/>
+            </w:tcMar>
+          </w:tcPr>
+          <w:p>
+            <w:pPr>
+              <w:spacing w:after="0"/>
+            </w:pPr>
+            <w:r>
+              <w:rPr>
+                <w:sz w:val="17"/>
+                <w:szCs w:val="17"/>
+              </w:rPr>
+              <w:t xml:space="preserve">decolure bamboo sheets, decolure bamboo sheets king size, decolure</w:t>
+            </w:r>
+          </w:p>
+        </w:tc>
+        <w:tc>
+          <w:tcPr>
+            <w:tcW w:type="dxa" w:w="1100"/>
+            <w:shd w:fill="FFFFFF" w:color="auto" w:val="clear"/>
+            <w:tcMar>
+              <w:top w:type="dxa" w:w="40"/>
+              <w:left w:type="dxa" w:w="70"/>
+              <w:bottom w:type="dxa" w:w="40"/>
+              <w:right w:type="dxa" w:w="70"/>
+            </w:tcMar>
+          </w:tcPr>
+          <w:p>
+            <w:pPr>
+              <w:spacing w:after="0"/>
+            </w:pPr>
+            <w:r>
+              <w:rPr>
+                <w:sz w:val="17"/>
+                <w:szCs w:val="17"/>
+              </w:rPr>
+              <w:t xml:space="preserve">King White</w:t>
+            </w:r>
+          </w:p>
+        </w:tc>
+        <w:tc>
+          <w:tcPr>
+            <w:tcW w:type="dxa" w:w="1100"/>
+            <w:shd w:fill="FFFFFF" w:color="auto" w:val="clear"/>
+            <w:tcMar>
+              <w:top w:type="dxa" w:w="40"/>
+              <w:left w:type="dxa" w:w="70"/>
+              <w:bottom w:type="dxa" w:w="40"/>
+              <w:right w:type="dxa" w:w="70"/>
+            </w:tcMar>
+          </w:tcPr>
+          <w:p>
+            <w:pPr>
+              <w:spacing w:after="0"/>
+            </w:pPr>
+            <w:r>
+              <w:rPr>
+                <w:sz w:val="17"/>
+                <w:szCs w:val="17"/>
+              </w:rPr>
+              <w:t xml:space="preserve">$3.19</w:t>
+            </w:r>
+          </w:p>
+        </w:tc>
+        <w:tc>
+          <w:tcPr>
+            <w:tcW w:type="dxa" w:w="1100"/>
+            <w:shd w:fill="FFFFFF" w:color="auto" w:val="clear"/>
+            <w:tcMar>
+              <w:top w:type="dxa" w:w="40"/>
+              <w:left w:type="dxa" w:w="70"/>
+              <w:bottom w:type="dxa" w:w="40"/>
+              <w:right w:type="dxa" w:w="70"/>
+            </w:tcMar>
+          </w:tcPr>
+          <w:p>
+            <w:pPr>
+              <w:spacing w:after="0"/>
+            </w:pPr>
+            <w:r>
+              <w:rPr>
+                <w:sz w:val="17"/>
+                <w:szCs w:val="17"/>
+              </w:rPr>
+              <w:t xml:space="preserve">$6.38</w:t>
+            </w:r>
+          </w:p>
+        </w:tc>
+        <w:tc>
+          <w:tcPr>
+            <w:tcW w:type="dxa" w:w="1100"/>
+            <w:shd w:fill="FFFFFF" w:color="auto" w:val="clear"/>
+            <w:tcMar>
+              <w:top w:type="dxa" w:w="40"/>
+              <w:left w:type="dxa" w:w="70"/>
+              <w:bottom w:type="dxa" w:w="40"/>
+              <w:right w:type="dxa" w:w="70"/>
+            </w:tcMar>
+          </w:tcPr>
+          <w:p>
+            <w:pPr>
+              <w:spacing w:after="0"/>
+            </w:pPr>
+            <w:r>
+              <w:rPr>
+                <w:sz w:val="17"/>
+                <w:szCs w:val="17"/>
+              </w:rPr>
+              <w:t xml:space="preserve">$8</w:t>
+            </w:r>
+          </w:p>
+        </w:tc>
+      </w:tr>
+      <w:tr>
+        <w:tc>
+          <w:tcPr>
+            <w:tcW w:type="dxa" w:w="700"/>
+            <w:shd w:fill="F2F5F9" w:color="auto" w:val="clear"/>
+            <w:tcMar>
+              <w:top w:type="dxa" w:w="40"/>
+              <w:left w:type="dxa" w:w="70"/>
+              <w:bottom w:type="dxa" w:w="40"/>
+              <w:right w:type="dxa" w:w="70"/>
+            </w:tcMar>
+          </w:tcPr>
+          <w:p>
+            <w:pPr>
+              <w:spacing w:after="0"/>
+            </w:pPr>
+            <w:r>
+              <w:rPr>
+                <w:sz w:val="17"/>
+                <w:szCs w:val="17"/>
+              </w:rPr>
+              <w:t xml:space="preserve">SD-6</w:t>
+            </w:r>
+          </w:p>
+        </w:tc>
+        <w:tc>
+          <w:tcPr>
+            <w:tcW w:type="dxa" w:w="2200"/>
+            <w:shd w:fill="F2F5F9" w:color="auto" w:val="clear"/>
+            <w:tcMar>
+              <w:top w:type="dxa" w:w="40"/>
+              <w:left w:type="dxa" w:w="70"/>
+              <w:bottom w:type="dxa" w:w="40"/>
+              <w:right w:type="dxa" w:w="70"/>
+            </w:tcMar>
+          </w:tcPr>
+          <w:p>
+            <w:pPr>
+              <w:spacing w:after="0"/>
+            </w:pPr>
+            <w:r>
+              <w:rPr>
+                <w:sz w:val="17"/>
+                <w:szCs w:val="17"/>
+              </w:rPr>
+              <w:t xml:space="preserve">Sponsored Display — own product pages</w:t>
+            </w:r>
+          </w:p>
+        </w:tc>
+        <w:tc>
+          <w:tcPr>
+            <w:tcW w:type="dxa" w:w="2672"/>
+            <w:shd w:fill="F2F5F9" w:color="auto" w:val="clear"/>
+            <w:tcMar>
+              <w:top w:type="dxa" w:w="40"/>
+              <w:left w:type="dxa" w:w="70"/>
+              <w:bottom w:type="dxa" w:w="40"/>
+              <w:right w:type="dxa" w:w="70"/>
+            </w:tcMar>
+          </w:tcPr>
+          <w:p>
+            <w:pPr>
+              <w:spacing w:after="0"/>
+            </w:pPr>
+            <w:r>
+              <w:rPr>
+                <w:sz w:val="17"/>
+                <w:szCs w:val="17"/>
+              </w:rPr>
+              <w:t xml:space="preserve">B6 product pages (20 child ASINs)</w:t>
+            </w:r>
+          </w:p>
+        </w:tc>
+        <w:tc>
+          <w:tcPr>
+            <w:tcW w:type="dxa" w:w="1100"/>
+            <w:shd w:fill="F2F5F9" w:color="auto" w:val="clear"/>
+            <w:tcMar>
+              <w:top w:type="dxa" w:w="40"/>
+              <w:left w:type="dxa" w:w="70"/>
+              <w:bottom w:type="dxa" w:w="40"/>
+              <w:right w:type="dxa" w:w="70"/>
+            </w:tcMar>
+          </w:tcPr>
+          <w:p>
+            <w:pPr>
+              <w:spacing w:after="0"/>
+            </w:pPr>
+            <w:r>
+              <w:rPr>
+                <w:sz w:val="17"/>
+                <w:szCs w:val="17"/>
+              </w:rPr>
+              <w:t xml:space="preserve">King White</w:t>
+            </w:r>
+          </w:p>
+        </w:tc>
+        <w:tc>
+          <w:tcPr>
+            <w:tcW w:type="dxa" w:w="1100"/>
+            <w:shd w:fill="F2F5F9" w:color="auto" w:val="clear"/>
+            <w:tcMar>
+              <w:top w:type="dxa" w:w="40"/>
+              <w:left w:type="dxa" w:w="70"/>
+              <w:bottom w:type="dxa" w:w="40"/>
+              <w:right w:type="dxa" w:w="70"/>
+            </w:tcMar>
+          </w:tcPr>
+          <w:p>
+            <w:pPr>
+              <w:spacing w:after="0"/>
+            </w:pPr>
+            <w:r>
+              <w:rPr>
+                <w:sz w:val="17"/>
+                <w:szCs w:val="17"/>
+              </w:rPr>
+              <w:t xml:space="preserve">$3.19</w:t>
+            </w:r>
+          </w:p>
+        </w:tc>
+        <w:tc>
+          <w:tcPr>
+            <w:tcW w:type="dxa" w:w="1100"/>
+            <w:shd w:fill="F2F5F9" w:color="auto" w:val="clear"/>
+            <w:tcMar>
+              <w:top w:type="dxa" w:w="40"/>
+              <w:left w:type="dxa" w:w="70"/>
+              <w:bottom w:type="dxa" w:w="40"/>
+              <w:right w:type="dxa" w:w="70"/>
+            </w:tcMar>
+          </w:tcPr>
+          <w:p>
+            <w:pPr>
+              <w:spacing w:after="0"/>
+            </w:pPr>
+            <w:r>
+              <w:rPr>
+                <w:sz w:val="17"/>
+                <w:szCs w:val="17"/>
+              </w:rPr>
+              <w:t xml:space="preserve">$6.38</w:t>
+            </w:r>
+          </w:p>
+        </w:tc>
+        <w:tc>
+          <w:tcPr>
+            <w:tcW w:type="dxa" w:w="1100"/>
+            <w:shd w:fill="F2F5F9" w:color="auto" w:val="clear"/>
+            <w:tcMar>
+              <w:top w:type="dxa" w:w="40"/>
+              <w:left w:type="dxa" w:w="70"/>
+              <w:bottom w:type="dxa" w:w="40"/>
+              <w:right w:type="dxa" w:w="70"/>
+            </w:tcMar>
+          </w:tcPr>
+          <w:p>
+            <w:pPr>
+              <w:spacing w:after="0"/>
+            </w:pPr>
+            <w:r>
+              <w:rPr>
+                <w:sz w:val="17"/>
+                <w:szCs w:val="17"/>
+              </w:rPr>
+              <w:t xml:space="preserve">$10</w:t>
+            </w:r>
+          </w:p>
+        </w:tc>
+      </w:tr>
+      <w:tr>
+        <w:tc>
+          <w:tcPr>
+            <w:tcW w:type="dxa" w:w="700"/>
+            <w:shd w:fill="FFFFFF" w:color="auto" w:val="clear"/>
+            <w:tcMar>
+              <w:top w:type="dxa" w:w="40"/>
+              <w:left w:type="dxa" w:w="70"/>
+              <w:bottom w:type="dxa" w:w="40"/>
+              <w:right w:type="dxa" w:w="70"/>
+            </w:tcMar>
+          </w:tcPr>
+          <w:p>
+            <w:pPr>
+              <w:spacing w:after="0"/>
+            </w:pPr>
+            <w:r>
+              <w:rPr>
+                <w:sz w:val="17"/>
+                <w:szCs w:val="17"/>
+              </w:rPr>
+              <w:t xml:space="preserve"/>
+            </w:r>
+          </w:p>
+        </w:tc>
+        <w:tc>
+          <w:tcPr>
+            <w:tcW w:type="dxa" w:w="2200"/>
+            <w:shd w:fill="FFFFFF" w:color="auto" w:val="clear"/>
+            <w:tcMar>
+              <w:top w:type="dxa" w:w="40"/>
+              <w:left w:type="dxa" w:w="70"/>
+              <w:bottom w:type="dxa" w:w="40"/>
+              <w:right w:type="dxa" w:w="70"/>
+            </w:tcMar>
+          </w:tcPr>
+          <w:p>
+            <w:pPr>
+              <w:spacing w:after="0"/>
+            </w:pPr>
+            <w:r>
+              <w:rPr>
+                <w:sz w:val="17"/>
+                <w:szCs w:val="17"/>
+              </w:rPr>
+              <w:t xml:space="preserve">Total</w:t>
+            </w:r>
+          </w:p>
+        </w:tc>
+        <w:tc>
+          <w:tcPr>
+            <w:tcW w:type="dxa" w:w="2672"/>
+            <w:shd w:fill="FFFFFF" w:color="auto" w:val="clear"/>
+            <w:tcMar>
+              <w:top w:type="dxa" w:w="40"/>
+              <w:left w:type="dxa" w:w="70"/>
+              <w:bottom w:type="dxa" w:w="40"/>
+              <w:right w:type="dxa" w:w="70"/>
+            </w:tcMar>
+          </w:tcPr>
+          <w:p>
+            <w:pPr>
+              <w:spacing w:after="0"/>
+            </w:pPr>
+            <w:r>
+              <w:rPr>
+                <w:sz w:val="17"/>
+                <w:szCs w:val="17"/>
+              </w:rPr>
+              <w:t xml:space="preserve"/>
+            </w:r>
+          </w:p>
+        </w:tc>
+        <w:tc>
+          <w:tcPr>
+            <w:tcW w:type="dxa" w:w="1100"/>
+            <w:shd w:fill="FFFFFF" w:color="auto" w:val="clear"/>
+            <w:tcMar>
+              <w:top w:type="dxa" w:w="40"/>
+              <w:left w:type="dxa" w:w="70"/>
+              <w:bottom w:type="dxa" w:w="40"/>
+              <w:right w:type="dxa" w:w="70"/>
+            </w:tcMar>
+          </w:tcPr>
+          <w:p>
+            <w:pPr>
+              <w:spacing w:after="0"/>
+            </w:pPr>
+            <w:r>
+              <w:rPr>
+                <w:sz w:val="17"/>
+                <w:szCs w:val="17"/>
+              </w:rPr>
+              <w:t xml:space="preserve"/>
+            </w:r>
+          </w:p>
+        </w:tc>
+        <w:tc>
+          <w:tcPr>
+            <w:tcW w:type="dxa" w:w="1100"/>
+            <w:shd w:fill="FFFFFF" w:color="auto" w:val="clear"/>
+            <w:tcMar>
+              <w:top w:type="dxa" w:w="40"/>
+              <w:left w:type="dxa" w:w="70"/>
+              <w:bottom w:type="dxa" w:w="40"/>
+              <w:right w:type="dxa" w:w="70"/>
+            </w:tcMar>
+          </w:tcPr>
+          <w:p>
+            <w:pPr>
+              <w:spacing w:after="0"/>
+            </w:pPr>
+            <w:r>
+              <w:rPr>
+                <w:sz w:val="17"/>
+                <w:szCs w:val="17"/>
+              </w:rPr>
+              <w:t xml:space="preserve"/>
+            </w:r>
+          </w:p>
+        </w:tc>
+        <w:tc>
+          <w:tcPr>
+            <w:tcW w:type="dxa" w:w="1100"/>
+            <w:shd w:fill="FFFFFF" w:color="auto" w:val="clear"/>
+            <w:tcMar>
+              <w:top w:type="dxa" w:w="40"/>
+              <w:left w:type="dxa" w:w="70"/>
+              <w:bottom w:type="dxa" w:w="40"/>
+              <w:right w:type="dxa" w:w="70"/>
+            </w:tcMar>
+          </w:tcPr>
+          <w:p>
+            <w:pPr>
+              <w:spacing w:after="0"/>
+            </w:pPr>
+            <w:r>
+              <w:rPr>
+                <w:sz w:val="17"/>
+                <w:szCs w:val="17"/>
+              </w:rPr>
+              <w:t xml:space="preserve"/>
+            </w:r>
+          </w:p>
+        </w:tc>
+        <w:tc>
+          <w:tcPr>
+            <w:tcW w:type="dxa" w:w="1100"/>
+            <w:shd w:fill="FFFFFF" w:color="auto" w:val="clear"/>
+            <w:tcMar>
+              <w:top w:type="dxa" w:w="40"/>
+              <w:left w:type="dxa" w:w="70"/>
+              <w:bottom w:type="dxa" w:w="40"/>
+              <w:right w:type="dxa" w:w="70"/>
+            </w:tcMar>
+          </w:tcPr>
+          <w:p>
+            <w:pPr>
+              <w:spacing w:after="0"/>
+            </w:pPr>
+            <w:r>
+              <w:rPr>
+                <w:sz w:val="17"/>
+                <w:szCs w:val="17"/>
+              </w:rPr>
+              <w:t xml:space="preserve">$85</w:t>
+            </w:r>
+          </w:p>
+        </w:tc>
+      </w:tr>
+    </w:tbl>
+    <w:p>
+      <w:pPr>
+        <w:spacing w:after="40"/>
+      </w:pPr>
+    </w:p>
+    <w:p>
+      <w:pPr>
+        <w:spacing w:after="120"/>
+      </w:pPr>
+      <w:r>
+        <w:rPr>
+          <w:i/>
+          <w:iCs/>
+          <w:color w:val="555555"/>
+          <w:sz w:val="17"/>
+          <w:szCs w:val="17"/>
+        </w:rPr>
+        <w:t xml:space="preserve">Start bid = break-even: the advertised colour’s profit per unit × the size’s top-of-search conversion (King White $15.97 × 20.0%; Queen White $19.51 × 16.2%), the rate the engine uses before a campaign has 15 clicks of its own.</w:t>
+      </w:r>
+    </w:p>
+    <w:p>
+      <w:pPr>
+        <w:pStyle w:val="ListParagraph"/>
+        <w:numPr>
+          <w:ilvl w:val="0"/>
+          <w:numId w:val="3"/>
+        </w:numPr>
+        <w:spacing w:after="60"/>
+      </w:pPr>
+      <w:r>
+        <w:rPr>
+          <w:b/>
+          <w:bCs/>
+        </w:rPr>
+        <w:t xml:space="preserve">Start (1 Oct): </w:t>
+      </w:r>
+      <w:r>
+        <w:t xml:space="preserve">Bid = break-even of the advertised colour: margin × the size’s top-of-search conversion (King White $15.97 × 20.0% = $3.19; Queen White $19.51 × 16.2% = $3.17). Exact match only. Bidding strategy left as it is.</w:t>
+      </w:r>
+    </w:p>
+    <w:p>
+      <w:pPr>
+        <w:pStyle w:val="ListParagraph"/>
+        <w:numPr>
+          <w:ilvl w:val="0"/>
+          <w:numId w:val="3"/>
+        </w:numPr>
+        <w:spacing w:after="60"/>
+      </w:pPr>
+      <w:r>
+        <w:rPr>
+          <w:b/>
+          <w:bCs/>
+        </w:rPr>
+        <w:t xml:space="preserve">Daily while the banner isn’t showing: </w:t>
+      </w:r>
+      <w:r>
+        <w:t xml:space="preserve">Raise the bid ≤30% a day, never above twice break-even (King $6.38, Queen $6.34).</w:t>
+      </w:r>
+    </w:p>
+    <w:p>
+      <w:pPr>
+        <w:pStyle w:val="ListParagraph"/>
+        <w:numPr>
+          <w:ilvl w:val="0"/>
+          <w:numId w:val="3"/>
+        </w:numPr>
+        <w:spacing w:after="60"/>
+      </w:pPr>
+      <w:r>
+        <w:rPr>
+          <w:b/>
+          <w:bCs/>
+        </w:rPr>
+        <w:t xml:space="preserve">At 15 clicks: </w:t>
+      </w:r>
+      <w:r>
+        <w:t xml:space="preserve">Replace the size rate with the campaign’s own conversion (blended 15–50 clicks, own from 50), as for Sponsored Products; break-even and the ceiling move with it.</w:t>
+      </w:r>
+    </w:p>
+    <w:p>
+      <w:pPr>
+        <w:pStyle w:val="ListParagraph"/>
+        <w:numPr>
+          <w:ilvl w:val="0"/>
+          <w:numId w:val="3"/>
+        </w:numPr>
+        <w:spacing w:after="60"/>
+      </w:pPr>
+      <w:r>
+        <w:rPr>
+          <w:b/>
+          <w:bCs/>
+        </w:rPr>
+        <w:t xml:space="preserve">20 clicks, 0 orders on a keyword: </w:t>
+      </w:r>
+      <w:r>
+        <w:t xml:space="preserve">Pause the keyword.</w:t>
+      </w:r>
+    </w:p>
+    <w:p>
+      <w:pPr>
+        <w:pStyle w:val="ListParagraph"/>
+        <w:numPr>
+          <w:ilvl w:val="0"/>
+          <w:numId w:val="3"/>
+        </w:numPr>
+        <w:spacing w:after="60"/>
+      </w:pPr>
+      <w:r>
+        <w:rPr>
+          <w:b/>
+          <w:bCs/>
+        </w:rPr>
+        <w:t xml:space="preserve">ACoS over twice break-even on ≥30 clicks: </w:t>
+      </w:r>
+      <w:r>
+        <w:t xml:space="preserve">Back to break-even bid; pause if it stays there 7 days.</w:t>
+      </w:r>
+    </w:p>
+    <w:p>
+      <w:pPr>
+        <w:pStyle w:val="ListParagraph"/>
+        <w:numPr>
+          <w:ilvl w:val="0"/>
+          <w:numId w:val="3"/>
+        </w:numPr>
+        <w:spacing w:after="60"/>
+      </w:pPr>
+      <w:r>
+        <w:rPr>
+          <w:b/>
+          <w:bCs/>
+        </w:rPr>
+        <w:t xml:space="preserve">Read on 14 Oct (before the 15 Oct Lightning Deal): </w:t>
+      </w:r>
+      <w:r>
+        <w:t xml:space="preserve">ACoS at or below break-even ACoS (the 1 Oct audit re-sets it on the full-price margin): keep, and let the budget grow ≤30% a step. Between break-even and twice break-even: keep at the break-even bid. Above twice break-even: stop.</w:t>
+      </w:r>
+    </w:p>
+    <w:p>
+      <w:pPr>
+        <w:pStyle w:val="ListParagraph"/>
+        <w:numPr>
+          <w:ilvl w:val="0"/>
+          <w:numId w:val="3"/>
+        </w:numPr>
+        <w:spacing w:after="60"/>
+      </w:pPr>
+      <w:r>
+        <w:rPr>
+          <w:b/>
+          <w:bCs/>
+        </w:rPr>
+        <w:t xml:space="preserve">Halo check (same dates): </w:t>
+      </w:r>
+      <w:r>
+        <w:t xml:space="preserve">The Sponsored Products campaign on the same term: orders and top-of-search conversion not below the 7 days before the test; organic rank not worse. If SP orders fall by more than the SB orders add, the banner is taking our own clicks: stop.</w:t>
+      </w:r>
+    </w:p>
+    <w:p>
+      <w:pPr>
+        <w:pStyle w:val="ListParagraph"/>
+        <w:numPr>
+          <w:ilvl w:val="0"/>
+          <w:numId w:val="3"/>
+        </w:numPr>
+        <w:spacing w:after="60"/>
+      </w:pPr>
+      <w:r>
+        <w:rPr>
+          <w:b/>
+          <w:bCs/>
+        </w:rPr>
+        <w:t xml:space="preserve">Report: </w:t>
+      </w:r>
+      <w:r>
+        <w:t xml:space="preserve">Impressions, click-through, cost per click, orders, ACoS, new-to-brand share, and for SB-5 the rivals’ share of “decolure bamboo sheets” in the next ASINsight export.</w:t>
+      </w:r>
+    </w:p>
+    <w:p>
+      <w:pPr>
+        <w:pStyle w:val="ListParagraph"/>
+        <w:numPr>
+          <w:ilvl w:val="0"/>
+          <w:numId w:val="3"/>
+        </w:numPr>
+        <w:spacing w:after="60"/>
+      </w:pPr>
+      <w:r>
+        <w:rPr>
+          <w:b/>
+          <w:bCs/>
+        </w:rPr>
+        <w:t xml:space="preserve">Not built: </w:t>
+      </w:r>
+      <w:r>
+        <w:t xml:space="preserve">The audit’s headline probes on the same terms (1894, 1926, 1910) and both “bamboo sheets full” probes (1934, 1942): one format per term, and on Full we already lead with little stock.</w:t>
+      </w:r>
+    </w:p>
+    <w:p>
+      <w:pPr>
+        <w:pStyle w:val="ListParagraph"/>
+        <w:numPr>
+          <w:ilvl w:val="0"/>
+          <w:numId w:val="3"/>
+        </w:numPr>
+        <w:spacing w:after="60"/>
+      </w:pPr>
+      <w:r>
+        <w:t xml:space="preserve">Headline creative: “6-piece bamboo sheet set — 2 extra pillowcases” (the value-per-piece position against 4-piece sets at $80–135); brand logo; no price claim.</w:t>
+      </w:r>
+    </w:p>
+    <w:p>
+      <w:pPr>
+        <w:pStyle w:val="ListParagraph"/>
+        <w:numPr>
+          <w:ilvl w:val="0"/>
+          <w:numId w:val="3"/>
+        </w:numPr>
+        <w:spacing w:after="60"/>
+      </w:pPr>
+      <w:r>
+        <w:t xml:space="preserve">Video: 15–30 seconds, the set in use (softness, cooling), the 6 pieces laid out, ending on the product. If no video is ready on 1 October, SBV-2 to SBV-4 run as headline until it is.</w:t>
+      </w:r>
+    </w:p>
+    <w:p>
+      <w:pPr>
+        <w:pStyle w:val="Heading1"/>
+      </w:pPr>
+      <w:r>
+        <w:t xml:space="preserve">17. Next steps</w:t>
       </w:r>
     </w:p>
     <w:p>
@@ -11099,7 +16997,7 @@
         <w:spacing w:after="60"/>
       </w:pPr>
       <w:r>
-        <w:t xml:space="preserve">1 October: the separate post-deal audit re-prices on the full-price margin, re-evaluates the spend limit and the margin rule, decides the 17 new campaigns and the restarts, and keeps the push running.</w:t>
+        <w:t xml:space="preserve">1 October: the separate post-deal audit re-prices on the full-price margin, re-evaluates the spend limit and the margin rule, decides the other new campaigns and the restarts, and keeps the push running. Build the Sponsored Brands and video test by hand (Section 16) and add the cooling seed terms to the King and Queen discovery campaigns.</w:t>
       </w:r>
     </w:p>
     <w:p>
@@ -11151,6 +17049,19 @@
         <w:spacing w:after="60"/>
       </w:pPr>
       <w:r>
+        <w:t xml:space="preserve">14 October, before the Lightning Deal: read the Sponsored Brands test per campaign and its effect on the same Sponsored Products term; keep, hold at break-even or stop.</w:t>
+      </w:r>
+    </w:p>
+    <w:p>
+      <w:pPr>
+        <w:pStyle w:val="ListParagraph"/>
+        <w:numPr>
+          <w:ilvl w:val="0"/>
+          <w:numId w:val="5"/>
+        </w:numPr>
+        <w:spacing w:after="60"/>
+      </w:pPr>
+      <w:r>
         <w:t xml:space="preserve">At least three weeks before each event: its push sized, funded and stock-checked, running into Black Friday / Cyber Monday from early November.</w:t>
       </w:r>
     </w:p>
@@ -11316,6 +17227,32 @@
       </w:pPr>
       <w:r>
         <w:t xml:space="preserve">It plans a head term’s push without checking that the term is already at its ceiling.</w:t>
+      </w:r>
+    </w:p>
+    <w:p>
+      <w:pPr>
+        <w:pStyle w:val="ListParagraph"/>
+        <w:numPr>
+          <w:ilvl w:val="0"/>
+          <w:numId w:val="3"/>
+        </w:numPr>
+        <w:spacing w:after="60"/>
+      </w:pPr>
+      <w:r>
+        <w:t xml:space="preserve">It has no view of the competitive field: it doesn’t know which rivals hold the ranks above a target, that 10 rivals advertise on our brand term, or which addressable terms rivals buy that it never sees because we get no clicks on them.</w:t>
+      </w:r>
+    </w:p>
+    <w:p>
+      <w:pPr>
+        <w:pStyle w:val="ListParagraph"/>
+        <w:numPr>
+          <w:ilvl w:val="0"/>
+          <w:numId w:val="3"/>
+        </w:numPr>
+        <w:spacing w:after="60"/>
+      </w:pPr>
+      <w:r>
+        <w:t xml:space="preserve">It writes Sponsored Products only, so Sponsored Brands, video and Display campaigns are built by hand and sit outside its budgets.</w:t>
       </w:r>
     </w:p>
     <w:sectPr>
